--- a/courses/3/project-management/dist/reports/PM_practice-04_report-template.docx
+++ b/courses/3/project-management/dist/reports/PM_practice-04_report-template.docx
@@ -39,19 +39,6 @@
           <w:sz w:val="24"/>
         </w:rPr>
         <w:t>Бюджет и риски</w:t>
-      </w:r>
-    </w:p>
-    <w:p>
-      <w:pPr>
-        <w:jc w:val="center"/>
-      </w:pPr>
-      <w:r>
-        <w:rPr>
-          <w:b w:val="0"/>
-          <w:i/>
-          <w:sz w:val="24"/>
-        </w:rPr>
-        <w:t>Продолжительность: 180 минут</w:t>
       </w:r>
     </w:p>
     <w:p/>
@@ -107,6 +94,15 @@
       </w:r>
     </w:p>
     <w:p/>
+    <w:p>
+      <w:r>
+        <w:rPr>
+          <w:b/>
+          <w:sz w:val="24"/>
+        </w:rPr>
+        <w:t>Ход работы</w:t>
+      </w:r>
+    </w:p>
     <w:p>
       <w:r>
         <w:rPr>

--- a/courses/3/project-management/dist/reports/PM_practice-04_report-template.docx
+++ b/courses/3/project-management/dist/reports/PM_practice-04_report-template.docx
@@ -4,10 +4,13 @@
   <w:body>
     <w:p>
       <w:pPr>
+        <w:spacing w:line="360" w:lineRule="auto" w:before="0" w:after="0"/>
+        <w:ind w:firstLine="0"/>
         <w:jc w:val="center"/>
       </w:pPr>
       <w:r>
         <w:rPr>
+          <w:rFonts w:ascii="Times New Roman" w:hAnsi="Times New Roman" w:eastAsia="Times New Roman" w:cs="Times New Roman"/>
           <w:b/>
           <w:i w:val="0"/>
           <w:sz w:val="28"/>
@@ -17,98 +20,155 @@
     </w:p>
     <w:p>
       <w:pPr>
+        <w:spacing w:line="360" w:lineRule="auto" w:before="0" w:after="0"/>
+        <w:ind w:firstLine="0"/>
         <w:jc w:val="center"/>
       </w:pPr>
       <w:r>
         <w:rPr>
+          <w:rFonts w:ascii="Times New Roman" w:hAnsi="Times New Roman" w:eastAsia="Times New Roman" w:cs="Times New Roman"/>
           <w:b/>
           <w:i w:val="0"/>
-          <w:sz w:val="26"/>
+          <w:sz w:val="28"/>
         </w:rPr>
         <w:t>Практическая работа 4</w:t>
       </w:r>
     </w:p>
     <w:p>
       <w:pPr>
+        <w:spacing w:line="360" w:lineRule="auto" w:before="0" w:after="0"/>
+        <w:ind w:firstLine="0"/>
         <w:jc w:val="center"/>
       </w:pPr>
       <w:r>
         <w:rPr>
+          <w:rFonts w:ascii="Times New Roman" w:hAnsi="Times New Roman" w:eastAsia="Times New Roman" w:cs="Times New Roman"/>
           <w:b w:val="0"/>
           <w:i w:val="0"/>
-          <w:sz w:val="24"/>
+          <w:sz w:val="28"/>
         </w:rPr>
         <w:t>Бюджет и риски</w:t>
       </w:r>
     </w:p>
     <w:p/>
     <w:p>
+      <w:pPr>
+        <w:spacing w:line="360" w:lineRule="auto" w:before="0" w:after="0"/>
+        <w:ind w:firstLine="0"/>
+        <w:jc w:val="left"/>
+      </w:pPr>
       <w:r>
         <w:rPr>
+          <w:rFonts w:ascii="Times New Roman" w:hAnsi="Times New Roman" w:eastAsia="Times New Roman" w:cs="Times New Roman"/>
           <w:b w:val="0"/>
           <w:i w:val="0"/>
-          <w:sz w:val="24"/>
+          <w:sz w:val="28"/>
         </w:rPr>
         <w:t>ФИО студента: ______________________________________</w:t>
       </w:r>
     </w:p>
     <w:p>
+      <w:pPr>
+        <w:spacing w:line="360" w:lineRule="auto" w:before="0" w:after="0"/>
+        <w:ind w:firstLine="0"/>
+        <w:jc w:val="left"/>
+      </w:pPr>
       <w:r>
         <w:rPr>
+          <w:rFonts w:ascii="Times New Roman" w:hAnsi="Times New Roman" w:eastAsia="Times New Roman" w:cs="Times New Roman"/>
           <w:b w:val="0"/>
           <w:i w:val="0"/>
-          <w:sz w:val="24"/>
+          <w:sz w:val="28"/>
         </w:rPr>
         <w:t>Группа: ______________________  Дата: _______________</w:t>
       </w:r>
     </w:p>
     <w:p>
+      <w:pPr>
+        <w:spacing w:line="360" w:lineRule="auto" w:before="0" w:after="0"/>
+        <w:ind w:firstLine="0"/>
+        <w:jc w:val="left"/>
+      </w:pPr>
       <w:r>
         <w:rPr>
+          <w:rFonts w:ascii="Times New Roman" w:hAnsi="Times New Roman" w:eastAsia="Times New Roman" w:cs="Times New Roman"/>
           <w:b w:val="0"/>
           <w:i w:val="0"/>
-          <w:sz w:val="24"/>
+          <w:sz w:val="28"/>
         </w:rPr>
         <w:t>Проект: ____________________________________________</w:t>
       </w:r>
     </w:p>
     <w:p/>
     <w:p>
+      <w:pPr>
+        <w:pStyle w:val="Heading1"/>
+        <w:keepNext/>
+        <w:keepLines/>
+        <w:spacing w:line="240" w:lineRule="auto" w:before="240" w:after="0"/>
+        <w:ind w:left="0" w:firstLine="0"/>
+        <w:jc w:val="both"/>
+      </w:pPr>
       <w:r>
         <w:rPr>
-          <w:b/>
+          <w:rFonts w:ascii="Times New Roman" w:hAnsi="Times New Roman" w:eastAsia="Times New Roman" w:cs="Times New Roman"/>
+          <w:b w:val="0"/>
           <w:i w:val="0"/>
-          <w:sz w:val="24"/>
+          <w:sz w:val="28"/>
         </w:rPr>
         <w:t>Цель работы</w:t>
       </w:r>
     </w:p>
     <w:p>
+      <w:pPr>
+        <w:spacing w:line="360" w:lineRule="auto" w:before="0" w:after="0"/>
+        <w:ind w:firstLine="709"/>
+        <w:jc w:val="both"/>
+      </w:pPr>
       <w:r>
         <w:rPr>
+          <w:rFonts w:ascii="Times New Roman" w:hAnsi="Times New Roman" w:eastAsia="Times New Roman" w:cs="Times New Roman"/>
           <w:b w:val="0"/>
           <w:i w:val="0"/>
-          <w:sz w:val="24"/>
+          <w:sz w:val="28"/>
         </w:rPr>
         <w:t>Собрать и проверить проектный документ так, чтобы его мог понять новый участник команды и комиссия. Все решения должны опираться на числа и проверяемые факты.</w:t>
       </w:r>
     </w:p>
     <w:p/>
     <w:p>
+      <w:pPr>
+        <w:pStyle w:val="Heading1"/>
+        <w:keepNext/>
+        <w:keepLines/>
+        <w:spacing w:line="240" w:lineRule="auto" w:before="240" w:after="0"/>
+        <w:ind w:left="0" w:firstLine="0"/>
+        <w:jc w:val="both"/>
+      </w:pPr>
       <w:r>
         <w:rPr>
-          <w:b/>
-          <w:sz w:val="24"/>
+          <w:rFonts w:ascii="Times New Roman" w:hAnsi="Times New Roman" w:eastAsia="Times New Roman" w:cs="Times New Roman"/>
+          <w:b w:val="0"/>
+          <w:sz w:val="28"/>
         </w:rPr>
         <w:t>Ход работы</w:t>
       </w:r>
     </w:p>
     <w:p>
+      <w:pPr>
+        <w:pStyle w:val="Heading2"/>
+        <w:keepNext/>
+        <w:keepLines/>
+        <w:spacing w:line="240" w:lineRule="auto" w:before="40" w:after="0"/>
+        <w:ind w:left="0" w:firstLine="0"/>
+        <w:jc w:val="left"/>
+      </w:pPr>
       <w:r>
         <w:rPr>
+          <w:rFonts w:ascii="Times New Roman" w:hAnsi="Times New Roman" w:eastAsia="Times New Roman" w:cs="Times New Roman"/>
           <w:b/>
           <w:i w:val="0"/>
-          <w:sz w:val="24"/>
+          <w:sz w:val="28"/>
         </w:rPr>
         <w:t>1. Смета проекта</w:t>
       </w:r>
@@ -117,6 +177,7 @@
       <w:tblPr>
         <w:tblStyle w:val="TableGrid"/>
         <w:tblW w:type="auto" w:w="0"/>
+        <w:tblLayout w:type="autofit"/>
         <w:tblLook w:firstColumn="1" w:firstRow="1" w:lastColumn="0" w:lastRow="0" w:noHBand="0" w:noVBand="1" w:val="04A0"/>
       </w:tblPr>
       <w:tblGrid>
@@ -133,10 +194,16 @@
             <w:tcW w:type="dxa" w:w="1440"/>
           </w:tcPr>
           <w:p>
+            <w:pPr>
+              <w:spacing w:line="360" w:lineRule="auto" w:before="0" w:after="0"/>
+              <w:ind w:firstLine="0"/>
+              <w:jc w:val="center"/>
+            </w:pPr>
             <w:r>
               <w:rPr>
+                <w:rFonts w:ascii="Times New Roman" w:hAnsi="Times New Roman" w:eastAsia="Times New Roman" w:cs="Times New Roman"/>
                 <w:b/>
-                <w:sz w:val="18"/>
+                <w:sz w:val="22"/>
               </w:rPr>
               <w:t>Пакет работ</w:t>
             </w:r>
@@ -147,10 +214,16 @@
             <w:tcW w:type="dxa" w:w="1440"/>
           </w:tcPr>
           <w:p>
+            <w:pPr>
+              <w:spacing w:line="360" w:lineRule="auto" w:before="0" w:after="0"/>
+              <w:ind w:firstLine="0"/>
+              <w:jc w:val="center"/>
+            </w:pPr>
             <w:r>
               <w:rPr>
+                <w:rFonts w:ascii="Times New Roman" w:hAnsi="Times New Roman" w:eastAsia="Times New Roman" w:cs="Times New Roman"/>
                 <w:b/>
-                <w:sz w:val="18"/>
+                <w:sz w:val="22"/>
               </w:rPr>
               <w:t>Ресурс</w:t>
             </w:r>
@@ -161,10 +234,16 @@
             <w:tcW w:type="dxa" w:w="1440"/>
           </w:tcPr>
           <w:p>
+            <w:pPr>
+              <w:spacing w:line="360" w:lineRule="auto" w:before="0" w:after="0"/>
+              <w:ind w:firstLine="0"/>
+              <w:jc w:val="center"/>
+            </w:pPr>
             <w:r>
               <w:rPr>
+                <w:rFonts w:ascii="Times New Roman" w:hAnsi="Times New Roman" w:eastAsia="Times New Roman" w:cs="Times New Roman"/>
                 <w:b/>
-                <w:sz w:val="18"/>
+                <w:sz w:val="22"/>
               </w:rPr>
               <w:t>Единица</w:t>
             </w:r>
@@ -175,10 +254,16 @@
             <w:tcW w:type="dxa" w:w="1440"/>
           </w:tcPr>
           <w:p>
+            <w:pPr>
+              <w:spacing w:line="360" w:lineRule="auto" w:before="0" w:after="0"/>
+              <w:ind w:firstLine="0"/>
+              <w:jc w:val="center"/>
+            </w:pPr>
             <w:r>
               <w:rPr>
+                <w:rFonts w:ascii="Times New Roman" w:hAnsi="Times New Roman" w:eastAsia="Times New Roman" w:cs="Times New Roman"/>
                 <w:b/>
-                <w:sz w:val="18"/>
+                <w:sz w:val="22"/>
               </w:rPr>
               <w:t>Количество</w:t>
             </w:r>
@@ -189,10 +274,16 @@
             <w:tcW w:type="dxa" w:w="1440"/>
           </w:tcPr>
           <w:p>
+            <w:pPr>
+              <w:spacing w:line="360" w:lineRule="auto" w:before="0" w:after="0"/>
+              <w:ind w:firstLine="0"/>
+              <w:jc w:val="center"/>
+            </w:pPr>
             <w:r>
               <w:rPr>
+                <w:rFonts w:ascii="Times New Roman" w:hAnsi="Times New Roman" w:eastAsia="Times New Roman" w:cs="Times New Roman"/>
                 <w:b/>
-                <w:sz w:val="18"/>
+                <w:sz w:val="22"/>
               </w:rPr>
               <w:t>Ставка, руб.</w:t>
             </w:r>
@@ -203,10 +294,16 @@
             <w:tcW w:type="dxa" w:w="1440"/>
           </w:tcPr>
           <w:p>
+            <w:pPr>
+              <w:spacing w:line="360" w:lineRule="auto" w:before="0" w:after="0"/>
+              <w:ind w:firstLine="0"/>
+              <w:jc w:val="center"/>
+            </w:pPr>
             <w:r>
               <w:rPr>
+                <w:rFonts w:ascii="Times New Roman" w:hAnsi="Times New Roman" w:eastAsia="Times New Roman" w:cs="Times New Roman"/>
                 <w:b/>
-                <w:sz w:val="18"/>
+                <w:sz w:val="22"/>
               </w:rPr>
               <w:t>Сумма, руб.</w:t>
             </w:r>
@@ -219,9 +316,16 @@
             <w:tcW w:type="dxa" w:w="1440"/>
           </w:tcPr>
           <w:p>
+            <w:pPr>
+              <w:spacing w:line="360" w:lineRule="auto" w:before="0" w:after="0"/>
+              <w:ind w:firstLine="0"/>
+              <w:jc w:val="both"/>
+            </w:pPr>
             <w:r>
               <w:rPr>
-                <w:sz w:val="18"/>
+                <w:rFonts w:ascii="Times New Roman" w:hAnsi="Times New Roman" w:eastAsia="Times New Roman" w:cs="Times New Roman"/>
+                <w:b w:val="0"/>
+                <w:sz w:val="22"/>
               </w:rPr>
             </w:r>
           </w:p>
@@ -231,9 +335,16 @@
             <w:tcW w:type="dxa" w:w="1440"/>
           </w:tcPr>
           <w:p>
+            <w:pPr>
+              <w:spacing w:line="360" w:lineRule="auto" w:before="0" w:after="0"/>
+              <w:ind w:firstLine="0"/>
+              <w:jc w:val="both"/>
+            </w:pPr>
             <w:r>
               <w:rPr>
-                <w:sz w:val="18"/>
+                <w:rFonts w:ascii="Times New Roman" w:hAnsi="Times New Roman" w:eastAsia="Times New Roman" w:cs="Times New Roman"/>
+                <w:b w:val="0"/>
+                <w:sz w:val="22"/>
               </w:rPr>
             </w:r>
           </w:p>
@@ -243,9 +354,16 @@
             <w:tcW w:type="dxa" w:w="1440"/>
           </w:tcPr>
           <w:p>
+            <w:pPr>
+              <w:spacing w:line="360" w:lineRule="auto" w:before="0" w:after="0"/>
+              <w:ind w:firstLine="0"/>
+              <w:jc w:val="both"/>
+            </w:pPr>
             <w:r>
               <w:rPr>
-                <w:sz w:val="18"/>
+                <w:rFonts w:ascii="Times New Roman" w:hAnsi="Times New Roman" w:eastAsia="Times New Roman" w:cs="Times New Roman"/>
+                <w:b w:val="0"/>
+                <w:sz w:val="22"/>
               </w:rPr>
               <w:t>чел.-час</w:t>
             </w:r>
@@ -256,9 +374,16 @@
             <w:tcW w:type="dxa" w:w="1440"/>
           </w:tcPr>
           <w:p>
+            <w:pPr>
+              <w:spacing w:line="360" w:lineRule="auto" w:before="0" w:after="0"/>
+              <w:ind w:firstLine="0"/>
+              <w:jc w:val="both"/>
+            </w:pPr>
             <w:r>
               <w:rPr>
-                <w:sz w:val="18"/>
+                <w:rFonts w:ascii="Times New Roman" w:hAnsi="Times New Roman" w:eastAsia="Times New Roman" w:cs="Times New Roman"/>
+                <w:b w:val="0"/>
+                <w:sz w:val="22"/>
               </w:rPr>
             </w:r>
           </w:p>
@@ -268,9 +393,16 @@
             <w:tcW w:type="dxa" w:w="1440"/>
           </w:tcPr>
           <w:p>
+            <w:pPr>
+              <w:spacing w:line="360" w:lineRule="auto" w:before="0" w:after="0"/>
+              <w:ind w:firstLine="0"/>
+              <w:jc w:val="both"/>
+            </w:pPr>
             <w:r>
               <w:rPr>
-                <w:sz w:val="18"/>
+                <w:rFonts w:ascii="Times New Roman" w:hAnsi="Times New Roman" w:eastAsia="Times New Roman" w:cs="Times New Roman"/>
+                <w:b w:val="0"/>
+                <w:sz w:val="22"/>
               </w:rPr>
             </w:r>
           </w:p>
@@ -280,9 +412,16 @@
             <w:tcW w:type="dxa" w:w="1440"/>
           </w:tcPr>
           <w:p>
+            <w:pPr>
+              <w:spacing w:line="360" w:lineRule="auto" w:before="0" w:after="0"/>
+              <w:ind w:firstLine="0"/>
+              <w:jc w:val="both"/>
+            </w:pPr>
             <w:r>
               <w:rPr>
-                <w:sz w:val="18"/>
+                <w:rFonts w:ascii="Times New Roman" w:hAnsi="Times New Roman" w:eastAsia="Times New Roman" w:cs="Times New Roman"/>
+                <w:b w:val="0"/>
+                <w:sz w:val="22"/>
               </w:rPr>
             </w:r>
           </w:p>
@@ -294,9 +433,16 @@
             <w:tcW w:type="dxa" w:w="1440"/>
           </w:tcPr>
           <w:p>
+            <w:pPr>
+              <w:spacing w:line="360" w:lineRule="auto" w:before="0" w:after="0"/>
+              <w:ind w:firstLine="0"/>
+              <w:jc w:val="both"/>
+            </w:pPr>
             <w:r>
               <w:rPr>
-                <w:sz w:val="18"/>
+                <w:rFonts w:ascii="Times New Roman" w:hAnsi="Times New Roman" w:eastAsia="Times New Roman" w:cs="Times New Roman"/>
+                <w:b w:val="0"/>
+                <w:sz w:val="22"/>
               </w:rPr>
             </w:r>
           </w:p>
@@ -306,9 +452,16 @@
             <w:tcW w:type="dxa" w:w="1440"/>
           </w:tcPr>
           <w:p>
+            <w:pPr>
+              <w:spacing w:line="360" w:lineRule="auto" w:before="0" w:after="0"/>
+              <w:ind w:firstLine="0"/>
+              <w:jc w:val="both"/>
+            </w:pPr>
             <w:r>
               <w:rPr>
-                <w:sz w:val="18"/>
+                <w:rFonts w:ascii="Times New Roman" w:hAnsi="Times New Roman" w:eastAsia="Times New Roman" w:cs="Times New Roman"/>
+                <w:b w:val="0"/>
+                <w:sz w:val="22"/>
               </w:rPr>
             </w:r>
           </w:p>
@@ -318,9 +471,16 @@
             <w:tcW w:type="dxa" w:w="1440"/>
           </w:tcPr>
           <w:p>
+            <w:pPr>
+              <w:spacing w:line="360" w:lineRule="auto" w:before="0" w:after="0"/>
+              <w:ind w:firstLine="0"/>
+              <w:jc w:val="both"/>
+            </w:pPr>
             <w:r>
               <w:rPr>
-                <w:sz w:val="18"/>
+                <w:rFonts w:ascii="Times New Roman" w:hAnsi="Times New Roman" w:eastAsia="Times New Roman" w:cs="Times New Roman"/>
+                <w:b w:val="0"/>
+                <w:sz w:val="22"/>
               </w:rPr>
               <w:t>чел.-час</w:t>
             </w:r>
@@ -331,9 +491,16 @@
             <w:tcW w:type="dxa" w:w="1440"/>
           </w:tcPr>
           <w:p>
+            <w:pPr>
+              <w:spacing w:line="360" w:lineRule="auto" w:before="0" w:after="0"/>
+              <w:ind w:firstLine="0"/>
+              <w:jc w:val="both"/>
+            </w:pPr>
             <w:r>
               <w:rPr>
-                <w:sz w:val="18"/>
+                <w:rFonts w:ascii="Times New Roman" w:hAnsi="Times New Roman" w:eastAsia="Times New Roman" w:cs="Times New Roman"/>
+                <w:b w:val="0"/>
+                <w:sz w:val="22"/>
               </w:rPr>
             </w:r>
           </w:p>
@@ -343,9 +510,16 @@
             <w:tcW w:type="dxa" w:w="1440"/>
           </w:tcPr>
           <w:p>
+            <w:pPr>
+              <w:spacing w:line="360" w:lineRule="auto" w:before="0" w:after="0"/>
+              <w:ind w:firstLine="0"/>
+              <w:jc w:val="both"/>
+            </w:pPr>
             <w:r>
               <w:rPr>
-                <w:sz w:val="18"/>
+                <w:rFonts w:ascii="Times New Roman" w:hAnsi="Times New Roman" w:eastAsia="Times New Roman" w:cs="Times New Roman"/>
+                <w:b w:val="0"/>
+                <w:sz w:val="22"/>
               </w:rPr>
             </w:r>
           </w:p>
@@ -355,9 +529,16 @@
             <w:tcW w:type="dxa" w:w="1440"/>
           </w:tcPr>
           <w:p>
+            <w:pPr>
+              <w:spacing w:line="360" w:lineRule="auto" w:before="0" w:after="0"/>
+              <w:ind w:firstLine="0"/>
+              <w:jc w:val="both"/>
+            </w:pPr>
             <w:r>
               <w:rPr>
-                <w:sz w:val="18"/>
+                <w:rFonts w:ascii="Times New Roman" w:hAnsi="Times New Roman" w:eastAsia="Times New Roman" w:cs="Times New Roman"/>
+                <w:b w:val="0"/>
+                <w:sz w:val="22"/>
               </w:rPr>
             </w:r>
           </w:p>
@@ -369,9 +550,16 @@
             <w:tcW w:type="dxa" w:w="1440"/>
           </w:tcPr>
           <w:p>
+            <w:pPr>
+              <w:spacing w:line="360" w:lineRule="auto" w:before="0" w:after="0"/>
+              <w:ind w:firstLine="0"/>
+              <w:jc w:val="both"/>
+            </w:pPr>
             <w:r>
               <w:rPr>
-                <w:sz w:val="18"/>
+                <w:rFonts w:ascii="Times New Roman" w:hAnsi="Times New Roman" w:eastAsia="Times New Roman" w:cs="Times New Roman"/>
+                <w:b w:val="0"/>
+                <w:sz w:val="22"/>
               </w:rPr>
             </w:r>
           </w:p>
@@ -381,9 +569,16 @@
             <w:tcW w:type="dxa" w:w="1440"/>
           </w:tcPr>
           <w:p>
+            <w:pPr>
+              <w:spacing w:line="360" w:lineRule="auto" w:before="0" w:after="0"/>
+              <w:ind w:firstLine="0"/>
+              <w:jc w:val="both"/>
+            </w:pPr>
             <w:r>
               <w:rPr>
-                <w:sz w:val="18"/>
+                <w:rFonts w:ascii="Times New Roman" w:hAnsi="Times New Roman" w:eastAsia="Times New Roman" w:cs="Times New Roman"/>
+                <w:b w:val="0"/>
+                <w:sz w:val="22"/>
               </w:rPr>
             </w:r>
           </w:p>
@@ -393,9 +588,16 @@
             <w:tcW w:type="dxa" w:w="1440"/>
           </w:tcPr>
           <w:p>
+            <w:pPr>
+              <w:spacing w:line="360" w:lineRule="auto" w:before="0" w:after="0"/>
+              <w:ind w:firstLine="0"/>
+              <w:jc w:val="both"/>
+            </w:pPr>
             <w:r>
               <w:rPr>
-                <w:sz w:val="18"/>
+                <w:rFonts w:ascii="Times New Roman" w:hAnsi="Times New Roman" w:eastAsia="Times New Roman" w:cs="Times New Roman"/>
+                <w:b w:val="0"/>
+                <w:sz w:val="22"/>
               </w:rPr>
               <w:t>месяц</w:t>
             </w:r>
@@ -406,9 +608,16 @@
             <w:tcW w:type="dxa" w:w="1440"/>
           </w:tcPr>
           <w:p>
+            <w:pPr>
+              <w:spacing w:line="360" w:lineRule="auto" w:before="0" w:after="0"/>
+              <w:ind w:firstLine="0"/>
+              <w:jc w:val="both"/>
+            </w:pPr>
             <w:r>
               <w:rPr>
-                <w:sz w:val="18"/>
+                <w:rFonts w:ascii="Times New Roman" w:hAnsi="Times New Roman" w:eastAsia="Times New Roman" w:cs="Times New Roman"/>
+                <w:b w:val="0"/>
+                <w:sz w:val="22"/>
               </w:rPr>
             </w:r>
           </w:p>
@@ -418,9 +627,16 @@
             <w:tcW w:type="dxa" w:w="1440"/>
           </w:tcPr>
           <w:p>
+            <w:pPr>
+              <w:spacing w:line="360" w:lineRule="auto" w:before="0" w:after="0"/>
+              <w:ind w:firstLine="0"/>
+              <w:jc w:val="both"/>
+            </w:pPr>
             <w:r>
               <w:rPr>
-                <w:sz w:val="18"/>
+                <w:rFonts w:ascii="Times New Roman" w:hAnsi="Times New Roman" w:eastAsia="Times New Roman" w:cs="Times New Roman"/>
+                <w:b w:val="0"/>
+                <w:sz w:val="22"/>
               </w:rPr>
             </w:r>
           </w:p>
@@ -430,9 +646,16 @@
             <w:tcW w:type="dxa" w:w="1440"/>
           </w:tcPr>
           <w:p>
+            <w:pPr>
+              <w:spacing w:line="360" w:lineRule="auto" w:before="0" w:after="0"/>
+              <w:ind w:firstLine="0"/>
+              <w:jc w:val="both"/>
+            </w:pPr>
             <w:r>
               <w:rPr>
-                <w:sz w:val="18"/>
+                <w:rFonts w:ascii="Times New Roman" w:hAnsi="Times New Roman" w:eastAsia="Times New Roman" w:cs="Times New Roman"/>
+                <w:b w:val="0"/>
+                <w:sz w:val="22"/>
               </w:rPr>
             </w:r>
           </w:p>
@@ -444,9 +667,16 @@
             <w:tcW w:type="dxa" w:w="1440"/>
           </w:tcPr>
           <w:p>
+            <w:pPr>
+              <w:spacing w:line="360" w:lineRule="auto" w:before="0" w:after="0"/>
+              <w:ind w:firstLine="0"/>
+              <w:jc w:val="both"/>
+            </w:pPr>
             <w:r>
               <w:rPr>
-                <w:sz w:val="18"/>
+                <w:rFonts w:ascii="Times New Roman" w:hAnsi="Times New Roman" w:eastAsia="Times New Roman" w:cs="Times New Roman"/>
+                <w:b w:val="0"/>
+                <w:sz w:val="22"/>
               </w:rPr>
             </w:r>
           </w:p>
@@ -456,9 +686,16 @@
             <w:tcW w:type="dxa" w:w="1440"/>
           </w:tcPr>
           <w:p>
+            <w:pPr>
+              <w:spacing w:line="360" w:lineRule="auto" w:before="0" w:after="0"/>
+              <w:ind w:firstLine="0"/>
+              <w:jc w:val="both"/>
+            </w:pPr>
             <w:r>
               <w:rPr>
-                <w:sz w:val="18"/>
+                <w:rFonts w:ascii="Times New Roman" w:hAnsi="Times New Roman" w:eastAsia="Times New Roman" w:cs="Times New Roman"/>
+                <w:b w:val="0"/>
+                <w:sz w:val="22"/>
               </w:rPr>
             </w:r>
           </w:p>
@@ -468,9 +705,16 @@
             <w:tcW w:type="dxa" w:w="1440"/>
           </w:tcPr>
           <w:p>
+            <w:pPr>
+              <w:spacing w:line="360" w:lineRule="auto" w:before="0" w:after="0"/>
+              <w:ind w:firstLine="0"/>
+              <w:jc w:val="both"/>
+            </w:pPr>
             <w:r>
               <w:rPr>
-                <w:sz w:val="18"/>
+                <w:rFonts w:ascii="Times New Roman" w:hAnsi="Times New Roman" w:eastAsia="Times New Roman" w:cs="Times New Roman"/>
+                <w:b w:val="0"/>
+                <w:sz w:val="22"/>
               </w:rPr>
               <w:t>шт.</w:t>
             </w:r>
@@ -481,9 +725,16 @@
             <w:tcW w:type="dxa" w:w="1440"/>
           </w:tcPr>
           <w:p>
+            <w:pPr>
+              <w:spacing w:line="360" w:lineRule="auto" w:before="0" w:after="0"/>
+              <w:ind w:firstLine="0"/>
+              <w:jc w:val="both"/>
+            </w:pPr>
             <w:r>
               <w:rPr>
-                <w:sz w:val="18"/>
+                <w:rFonts w:ascii="Times New Roman" w:hAnsi="Times New Roman" w:eastAsia="Times New Roman" w:cs="Times New Roman"/>
+                <w:b w:val="0"/>
+                <w:sz w:val="22"/>
               </w:rPr>
             </w:r>
           </w:p>
@@ -493,9 +744,16 @@
             <w:tcW w:type="dxa" w:w="1440"/>
           </w:tcPr>
           <w:p>
+            <w:pPr>
+              <w:spacing w:line="360" w:lineRule="auto" w:before="0" w:after="0"/>
+              <w:ind w:firstLine="0"/>
+              <w:jc w:val="both"/>
+            </w:pPr>
             <w:r>
               <w:rPr>
-                <w:sz w:val="18"/>
+                <w:rFonts w:ascii="Times New Roman" w:hAnsi="Times New Roman" w:eastAsia="Times New Roman" w:cs="Times New Roman"/>
+                <w:b w:val="0"/>
+                <w:sz w:val="22"/>
               </w:rPr>
             </w:r>
           </w:p>
@@ -505,9 +763,16 @@
             <w:tcW w:type="dxa" w:w="1440"/>
           </w:tcPr>
           <w:p>
+            <w:pPr>
+              <w:spacing w:line="360" w:lineRule="auto" w:before="0" w:after="0"/>
+              <w:ind w:firstLine="0"/>
+              <w:jc w:val="both"/>
+            </w:pPr>
             <w:r>
               <w:rPr>
-                <w:sz w:val="18"/>
+                <w:rFonts w:ascii="Times New Roman" w:hAnsi="Times New Roman" w:eastAsia="Times New Roman" w:cs="Times New Roman"/>
+                <w:b w:val="0"/>
+                <w:sz w:val="22"/>
               </w:rPr>
             </w:r>
           </w:p>
@@ -519,9 +784,16 @@
             <w:tcW w:type="dxa" w:w="1440"/>
           </w:tcPr>
           <w:p>
+            <w:pPr>
+              <w:spacing w:line="360" w:lineRule="auto" w:before="0" w:after="0"/>
+              <w:ind w:firstLine="0"/>
+              <w:jc w:val="both"/>
+            </w:pPr>
             <w:r>
               <w:rPr>
-                <w:sz w:val="18"/>
+                <w:rFonts w:ascii="Times New Roman" w:hAnsi="Times New Roman" w:eastAsia="Times New Roman" w:cs="Times New Roman"/>
+                <w:b w:val="0"/>
+                <w:sz w:val="22"/>
               </w:rPr>
             </w:r>
           </w:p>
@@ -531,9 +803,16 @@
             <w:tcW w:type="dxa" w:w="1440"/>
           </w:tcPr>
           <w:p>
+            <w:pPr>
+              <w:spacing w:line="360" w:lineRule="auto" w:before="0" w:after="0"/>
+              <w:ind w:firstLine="0"/>
+              <w:jc w:val="both"/>
+            </w:pPr>
             <w:r>
               <w:rPr>
-                <w:sz w:val="18"/>
+                <w:rFonts w:ascii="Times New Roman" w:hAnsi="Times New Roman" w:eastAsia="Times New Roman" w:cs="Times New Roman"/>
+                <w:b w:val="0"/>
+                <w:sz w:val="22"/>
               </w:rPr>
             </w:r>
           </w:p>
@@ -543,9 +822,16 @@
             <w:tcW w:type="dxa" w:w="1440"/>
           </w:tcPr>
           <w:p>
+            <w:pPr>
+              <w:spacing w:line="360" w:lineRule="auto" w:before="0" w:after="0"/>
+              <w:ind w:firstLine="0"/>
+              <w:jc w:val="both"/>
+            </w:pPr>
             <w:r>
               <w:rPr>
-                <w:sz w:val="18"/>
+                <w:rFonts w:ascii="Times New Roman" w:hAnsi="Times New Roman" w:eastAsia="Times New Roman" w:cs="Times New Roman"/>
+                <w:b w:val="0"/>
+                <w:sz w:val="22"/>
               </w:rPr>
               <w:t>шт.</w:t>
             </w:r>
@@ -556,9 +842,16 @@
             <w:tcW w:type="dxa" w:w="1440"/>
           </w:tcPr>
           <w:p>
+            <w:pPr>
+              <w:spacing w:line="360" w:lineRule="auto" w:before="0" w:after="0"/>
+              <w:ind w:firstLine="0"/>
+              <w:jc w:val="both"/>
+            </w:pPr>
             <w:r>
               <w:rPr>
-                <w:sz w:val="18"/>
+                <w:rFonts w:ascii="Times New Roman" w:hAnsi="Times New Roman" w:eastAsia="Times New Roman" w:cs="Times New Roman"/>
+                <w:b w:val="0"/>
+                <w:sz w:val="22"/>
               </w:rPr>
             </w:r>
           </w:p>
@@ -568,9 +861,16 @@
             <w:tcW w:type="dxa" w:w="1440"/>
           </w:tcPr>
           <w:p>
+            <w:pPr>
+              <w:spacing w:line="360" w:lineRule="auto" w:before="0" w:after="0"/>
+              <w:ind w:firstLine="0"/>
+              <w:jc w:val="both"/>
+            </w:pPr>
             <w:r>
               <w:rPr>
-                <w:sz w:val="18"/>
+                <w:rFonts w:ascii="Times New Roman" w:hAnsi="Times New Roman" w:eastAsia="Times New Roman" w:cs="Times New Roman"/>
+                <w:b w:val="0"/>
+                <w:sz w:val="22"/>
               </w:rPr>
             </w:r>
           </w:p>
@@ -580,9 +880,16 @@
             <w:tcW w:type="dxa" w:w="1440"/>
           </w:tcPr>
           <w:p>
+            <w:pPr>
+              <w:spacing w:line="360" w:lineRule="auto" w:before="0" w:after="0"/>
+              <w:ind w:firstLine="0"/>
+              <w:jc w:val="both"/>
+            </w:pPr>
             <w:r>
               <w:rPr>
-                <w:sz w:val="18"/>
+                <w:rFonts w:ascii="Times New Roman" w:hAnsi="Times New Roman" w:eastAsia="Times New Roman" w:cs="Times New Roman"/>
+                <w:b w:val="0"/>
+                <w:sz w:val="22"/>
               </w:rPr>
             </w:r>
           </w:p>
@@ -594,9 +901,16 @@
             <w:tcW w:type="dxa" w:w="1440"/>
           </w:tcPr>
           <w:p>
+            <w:pPr>
+              <w:spacing w:line="360" w:lineRule="auto" w:before="0" w:after="0"/>
+              <w:ind w:firstLine="0"/>
+              <w:jc w:val="both"/>
+            </w:pPr>
             <w:r>
               <w:rPr>
-                <w:sz w:val="18"/>
+                <w:rFonts w:ascii="Times New Roman" w:hAnsi="Times New Roman" w:eastAsia="Times New Roman" w:cs="Times New Roman"/>
+                <w:b w:val="0"/>
+                <w:sz w:val="22"/>
               </w:rPr>
               <w:t>Итого</w:t>
             </w:r>
@@ -607,9 +921,16 @@
             <w:tcW w:type="dxa" w:w="1440"/>
           </w:tcPr>
           <w:p>
+            <w:pPr>
+              <w:spacing w:line="360" w:lineRule="auto" w:before="0" w:after="0"/>
+              <w:ind w:firstLine="0"/>
+              <w:jc w:val="both"/>
+            </w:pPr>
             <w:r>
               <w:rPr>
-                <w:sz w:val="18"/>
+                <w:rFonts w:ascii="Times New Roman" w:hAnsi="Times New Roman" w:eastAsia="Times New Roman" w:cs="Times New Roman"/>
+                <w:b w:val="0"/>
+                <w:sz w:val="22"/>
               </w:rPr>
             </w:r>
           </w:p>
@@ -619,9 +940,16 @@
             <w:tcW w:type="dxa" w:w="1440"/>
           </w:tcPr>
           <w:p>
+            <w:pPr>
+              <w:spacing w:line="360" w:lineRule="auto" w:before="0" w:after="0"/>
+              <w:ind w:firstLine="0"/>
+              <w:jc w:val="both"/>
+            </w:pPr>
             <w:r>
               <w:rPr>
-                <w:sz w:val="18"/>
+                <w:rFonts w:ascii="Times New Roman" w:hAnsi="Times New Roman" w:eastAsia="Times New Roman" w:cs="Times New Roman"/>
+                <w:b w:val="0"/>
+                <w:sz w:val="22"/>
               </w:rPr>
             </w:r>
           </w:p>
@@ -631,9 +959,16 @@
             <w:tcW w:type="dxa" w:w="1440"/>
           </w:tcPr>
           <w:p>
+            <w:pPr>
+              <w:spacing w:line="360" w:lineRule="auto" w:before="0" w:after="0"/>
+              <w:ind w:firstLine="0"/>
+              <w:jc w:val="both"/>
+            </w:pPr>
             <w:r>
               <w:rPr>
-                <w:sz w:val="18"/>
+                <w:rFonts w:ascii="Times New Roman" w:hAnsi="Times New Roman" w:eastAsia="Times New Roman" w:cs="Times New Roman"/>
+                <w:b w:val="0"/>
+                <w:sz w:val="22"/>
               </w:rPr>
             </w:r>
           </w:p>
@@ -643,9 +978,16 @@
             <w:tcW w:type="dxa" w:w="1440"/>
           </w:tcPr>
           <w:p>
+            <w:pPr>
+              <w:spacing w:line="360" w:lineRule="auto" w:before="0" w:after="0"/>
+              <w:ind w:firstLine="0"/>
+              <w:jc w:val="both"/>
+            </w:pPr>
             <w:r>
               <w:rPr>
-                <w:sz w:val="18"/>
+                <w:rFonts w:ascii="Times New Roman" w:hAnsi="Times New Roman" w:eastAsia="Times New Roman" w:cs="Times New Roman"/>
+                <w:b w:val="0"/>
+                <w:sz w:val="22"/>
               </w:rPr>
             </w:r>
           </w:p>
@@ -655,9 +997,16 @@
             <w:tcW w:type="dxa" w:w="1440"/>
           </w:tcPr>
           <w:p>
+            <w:pPr>
+              <w:spacing w:line="360" w:lineRule="auto" w:before="0" w:after="0"/>
+              <w:ind w:firstLine="0"/>
+              <w:jc w:val="both"/>
+            </w:pPr>
             <w:r>
               <w:rPr>
-                <w:sz w:val="18"/>
+                <w:rFonts w:ascii="Times New Roman" w:hAnsi="Times New Roman" w:eastAsia="Times New Roman" w:cs="Times New Roman"/>
+                <w:b w:val="0"/>
+                <w:sz w:val="22"/>
               </w:rPr>
             </w:r>
           </w:p>
@@ -666,11 +1015,20 @@
     </w:tbl>
     <w:p/>
     <w:p>
+      <w:pPr>
+        <w:pStyle w:val="Heading2"/>
+        <w:keepNext/>
+        <w:keepLines/>
+        <w:spacing w:line="240" w:lineRule="auto" w:before="40" w:after="0"/>
+        <w:ind w:left="0" w:firstLine="0"/>
+        <w:jc w:val="left"/>
+      </w:pPr>
       <w:r>
         <w:rPr>
+          <w:rFonts w:ascii="Times New Roman" w:hAnsi="Times New Roman" w:eastAsia="Times New Roman" w:cs="Times New Roman"/>
           <w:b/>
           <w:i w:val="0"/>
-          <w:sz w:val="24"/>
+          <w:sz w:val="28"/>
         </w:rPr>
         <w:t>2. Базовый бюджет и резервы</w:t>
       </w:r>
@@ -679,6 +1037,7 @@
       <w:tblPr>
         <w:tblStyle w:val="TableGrid"/>
         <w:tblW w:type="auto" w:w="0"/>
+        <w:tblLayout w:type="autofit"/>
         <w:tblLook w:firstColumn="1" w:firstRow="1" w:lastColumn="0" w:lastRow="0" w:noHBand="0" w:noVBand="1" w:val="04A0"/>
       </w:tblPr>
       <w:tblGrid>
@@ -692,10 +1051,16 @@
             <w:tcW w:type="dxa" w:w="2880"/>
           </w:tcPr>
           <w:p>
+            <w:pPr>
+              <w:spacing w:line="360" w:lineRule="auto" w:before="0" w:after="0"/>
+              <w:ind w:firstLine="0"/>
+              <w:jc w:val="center"/>
+            </w:pPr>
             <w:r>
               <w:rPr>
+                <w:rFonts w:ascii="Times New Roman" w:hAnsi="Times New Roman" w:eastAsia="Times New Roman" w:cs="Times New Roman"/>
                 <w:b/>
-                <w:sz w:val="18"/>
+                <w:sz w:val="22"/>
               </w:rPr>
               <w:t>Статья</w:t>
             </w:r>
@@ -706,10 +1071,16 @@
             <w:tcW w:type="dxa" w:w="2880"/>
           </w:tcPr>
           <w:p>
+            <w:pPr>
+              <w:spacing w:line="360" w:lineRule="auto" w:before="0" w:after="0"/>
+              <w:ind w:firstLine="0"/>
+              <w:jc w:val="center"/>
+            </w:pPr>
             <w:r>
               <w:rPr>
+                <w:rFonts w:ascii="Times New Roman" w:hAnsi="Times New Roman" w:eastAsia="Times New Roman" w:cs="Times New Roman"/>
                 <w:b/>
-                <w:sz w:val="18"/>
+                <w:sz w:val="22"/>
               </w:rPr>
               <w:t>Сумма, руб.</w:t>
             </w:r>
@@ -720,10 +1091,16 @@
             <w:tcW w:type="dxa" w:w="2880"/>
           </w:tcPr>
           <w:p>
+            <w:pPr>
+              <w:spacing w:line="360" w:lineRule="auto" w:before="0" w:after="0"/>
+              <w:ind w:firstLine="0"/>
+              <w:jc w:val="center"/>
+            </w:pPr>
             <w:r>
               <w:rPr>
+                <w:rFonts w:ascii="Times New Roman" w:hAnsi="Times New Roman" w:eastAsia="Times New Roman" w:cs="Times New Roman"/>
                 <w:b/>
-                <w:sz w:val="18"/>
+                <w:sz w:val="22"/>
               </w:rPr>
               <w:t>Доля, %</w:t>
             </w:r>
@@ -736,9 +1113,16 @@
             <w:tcW w:type="dxa" w:w="2880"/>
           </w:tcPr>
           <w:p>
+            <w:pPr>
+              <w:spacing w:line="360" w:lineRule="auto" w:before="0" w:after="0"/>
+              <w:ind w:firstLine="0"/>
+              <w:jc w:val="both"/>
+            </w:pPr>
             <w:r>
               <w:rPr>
-                <w:sz w:val="18"/>
+                <w:rFonts w:ascii="Times New Roman" w:hAnsi="Times New Roman" w:eastAsia="Times New Roman" w:cs="Times New Roman"/>
+                <w:b w:val="0"/>
+                <w:sz w:val="22"/>
               </w:rPr>
               <w:t>Оплата труда</w:t>
             </w:r>
@@ -749,9 +1133,16 @@
             <w:tcW w:type="dxa" w:w="2880"/>
           </w:tcPr>
           <w:p>
+            <w:pPr>
+              <w:spacing w:line="360" w:lineRule="auto" w:before="0" w:after="0"/>
+              <w:ind w:firstLine="0"/>
+              <w:jc w:val="both"/>
+            </w:pPr>
             <w:r>
               <w:rPr>
-                <w:sz w:val="18"/>
+                <w:rFonts w:ascii="Times New Roman" w:hAnsi="Times New Roman" w:eastAsia="Times New Roman" w:cs="Times New Roman"/>
+                <w:b w:val="0"/>
+                <w:sz w:val="22"/>
               </w:rPr>
             </w:r>
           </w:p>
@@ -761,9 +1152,16 @@
             <w:tcW w:type="dxa" w:w="2880"/>
           </w:tcPr>
           <w:p>
+            <w:pPr>
+              <w:spacing w:line="360" w:lineRule="auto" w:before="0" w:after="0"/>
+              <w:ind w:firstLine="0"/>
+              <w:jc w:val="both"/>
+            </w:pPr>
             <w:r>
               <w:rPr>
-                <w:sz w:val="18"/>
+                <w:rFonts w:ascii="Times New Roman" w:hAnsi="Times New Roman" w:eastAsia="Times New Roman" w:cs="Times New Roman"/>
+                <w:b w:val="0"/>
+                <w:sz w:val="22"/>
               </w:rPr>
             </w:r>
           </w:p>
@@ -775,9 +1173,16 @@
             <w:tcW w:type="dxa" w:w="2880"/>
           </w:tcPr>
           <w:p>
+            <w:pPr>
+              <w:spacing w:line="360" w:lineRule="auto" w:before="0" w:after="0"/>
+              <w:ind w:firstLine="0"/>
+              <w:jc w:val="both"/>
+            </w:pPr>
             <w:r>
               <w:rPr>
-                <w:sz w:val="18"/>
+                <w:rFonts w:ascii="Times New Roman" w:hAnsi="Times New Roman" w:eastAsia="Times New Roman" w:cs="Times New Roman"/>
+                <w:b w:val="0"/>
+                <w:sz w:val="22"/>
               </w:rPr>
               <w:t>Оборудование и лицензии</w:t>
             </w:r>
@@ -788,9 +1193,16 @@
             <w:tcW w:type="dxa" w:w="2880"/>
           </w:tcPr>
           <w:p>
+            <w:pPr>
+              <w:spacing w:line="360" w:lineRule="auto" w:before="0" w:after="0"/>
+              <w:ind w:firstLine="0"/>
+              <w:jc w:val="both"/>
+            </w:pPr>
             <w:r>
               <w:rPr>
-                <w:sz w:val="18"/>
+                <w:rFonts w:ascii="Times New Roman" w:hAnsi="Times New Roman" w:eastAsia="Times New Roman" w:cs="Times New Roman"/>
+                <w:b w:val="0"/>
+                <w:sz w:val="22"/>
               </w:rPr>
             </w:r>
           </w:p>
@@ -800,9 +1212,16 @@
             <w:tcW w:type="dxa" w:w="2880"/>
           </w:tcPr>
           <w:p>
+            <w:pPr>
+              <w:spacing w:line="360" w:lineRule="auto" w:before="0" w:after="0"/>
+              <w:ind w:firstLine="0"/>
+              <w:jc w:val="both"/>
+            </w:pPr>
             <w:r>
               <w:rPr>
-                <w:sz w:val="18"/>
+                <w:rFonts w:ascii="Times New Roman" w:hAnsi="Times New Roman" w:eastAsia="Times New Roman" w:cs="Times New Roman"/>
+                <w:b w:val="0"/>
+                <w:sz w:val="22"/>
               </w:rPr>
             </w:r>
           </w:p>
@@ -814,9 +1233,16 @@
             <w:tcW w:type="dxa" w:w="2880"/>
           </w:tcPr>
           <w:p>
+            <w:pPr>
+              <w:spacing w:line="360" w:lineRule="auto" w:before="0" w:after="0"/>
+              <w:ind w:firstLine="0"/>
+              <w:jc w:val="both"/>
+            </w:pPr>
             <w:r>
               <w:rPr>
-                <w:sz w:val="18"/>
+                <w:rFonts w:ascii="Times New Roman" w:hAnsi="Times New Roman" w:eastAsia="Times New Roman" w:cs="Times New Roman"/>
+                <w:b w:val="0"/>
+                <w:sz w:val="22"/>
               </w:rPr>
               <w:t>Накладные расходы</w:t>
             </w:r>
@@ -827,9 +1253,16 @@
             <w:tcW w:type="dxa" w:w="2880"/>
           </w:tcPr>
           <w:p>
+            <w:pPr>
+              <w:spacing w:line="360" w:lineRule="auto" w:before="0" w:after="0"/>
+              <w:ind w:firstLine="0"/>
+              <w:jc w:val="both"/>
+            </w:pPr>
             <w:r>
               <w:rPr>
-                <w:sz w:val="18"/>
+                <w:rFonts w:ascii="Times New Roman" w:hAnsi="Times New Roman" w:eastAsia="Times New Roman" w:cs="Times New Roman"/>
+                <w:b w:val="0"/>
+                <w:sz w:val="22"/>
               </w:rPr>
             </w:r>
           </w:p>
@@ -839,9 +1272,16 @@
             <w:tcW w:type="dxa" w:w="2880"/>
           </w:tcPr>
           <w:p>
+            <w:pPr>
+              <w:spacing w:line="360" w:lineRule="auto" w:before="0" w:after="0"/>
+              <w:ind w:firstLine="0"/>
+              <w:jc w:val="both"/>
+            </w:pPr>
             <w:r>
               <w:rPr>
-                <w:sz w:val="18"/>
+                <w:rFonts w:ascii="Times New Roman" w:hAnsi="Times New Roman" w:eastAsia="Times New Roman" w:cs="Times New Roman"/>
+                <w:b w:val="0"/>
+                <w:sz w:val="22"/>
               </w:rPr>
             </w:r>
           </w:p>
@@ -853,9 +1293,16 @@
             <w:tcW w:type="dxa" w:w="2880"/>
           </w:tcPr>
           <w:p>
+            <w:pPr>
+              <w:spacing w:line="360" w:lineRule="auto" w:before="0" w:after="0"/>
+              <w:ind w:firstLine="0"/>
+              <w:jc w:val="both"/>
+            </w:pPr>
             <w:r>
               <w:rPr>
-                <w:sz w:val="18"/>
+                <w:rFonts w:ascii="Times New Roman" w:hAnsi="Times New Roman" w:eastAsia="Times New Roman" w:cs="Times New Roman"/>
+                <w:b w:val="0"/>
+                <w:sz w:val="22"/>
               </w:rPr>
               <w:t>Резерв на известные риски</w:t>
             </w:r>
@@ -866,9 +1313,16 @@
             <w:tcW w:type="dxa" w:w="2880"/>
           </w:tcPr>
           <w:p>
+            <w:pPr>
+              <w:spacing w:line="360" w:lineRule="auto" w:before="0" w:after="0"/>
+              <w:ind w:firstLine="0"/>
+              <w:jc w:val="both"/>
+            </w:pPr>
             <w:r>
               <w:rPr>
-                <w:sz w:val="18"/>
+                <w:rFonts w:ascii="Times New Roman" w:hAnsi="Times New Roman" w:eastAsia="Times New Roman" w:cs="Times New Roman"/>
+                <w:b w:val="0"/>
+                <w:sz w:val="22"/>
               </w:rPr>
             </w:r>
           </w:p>
@@ -878,9 +1332,16 @@
             <w:tcW w:type="dxa" w:w="2880"/>
           </w:tcPr>
           <w:p>
+            <w:pPr>
+              <w:spacing w:line="360" w:lineRule="auto" w:before="0" w:after="0"/>
+              <w:ind w:firstLine="0"/>
+              <w:jc w:val="both"/>
+            </w:pPr>
             <w:r>
               <w:rPr>
-                <w:sz w:val="18"/>
+                <w:rFonts w:ascii="Times New Roman" w:hAnsi="Times New Roman" w:eastAsia="Times New Roman" w:cs="Times New Roman"/>
+                <w:b w:val="0"/>
+                <w:sz w:val="22"/>
               </w:rPr>
             </w:r>
           </w:p>
@@ -892,9 +1353,16 @@
             <w:tcW w:type="dxa" w:w="2880"/>
           </w:tcPr>
           <w:p>
+            <w:pPr>
+              <w:spacing w:line="360" w:lineRule="auto" w:before="0" w:after="0"/>
+              <w:ind w:firstLine="0"/>
+              <w:jc w:val="both"/>
+            </w:pPr>
             <w:r>
               <w:rPr>
-                <w:sz w:val="18"/>
+                <w:rFonts w:ascii="Times New Roman" w:hAnsi="Times New Roman" w:eastAsia="Times New Roman" w:cs="Times New Roman"/>
+                <w:b w:val="0"/>
+                <w:sz w:val="22"/>
               </w:rPr>
               <w:t>Резерв управления</w:t>
             </w:r>
@@ -905,9 +1373,16 @@
             <w:tcW w:type="dxa" w:w="2880"/>
           </w:tcPr>
           <w:p>
+            <w:pPr>
+              <w:spacing w:line="360" w:lineRule="auto" w:before="0" w:after="0"/>
+              <w:ind w:firstLine="0"/>
+              <w:jc w:val="both"/>
+            </w:pPr>
             <w:r>
               <w:rPr>
-                <w:sz w:val="18"/>
+                <w:rFonts w:ascii="Times New Roman" w:hAnsi="Times New Roman" w:eastAsia="Times New Roman" w:cs="Times New Roman"/>
+                <w:b w:val="0"/>
+                <w:sz w:val="22"/>
               </w:rPr>
             </w:r>
           </w:p>
@@ -917,9 +1392,16 @@
             <w:tcW w:type="dxa" w:w="2880"/>
           </w:tcPr>
           <w:p>
+            <w:pPr>
+              <w:spacing w:line="360" w:lineRule="auto" w:before="0" w:after="0"/>
+              <w:ind w:firstLine="0"/>
+              <w:jc w:val="both"/>
+            </w:pPr>
             <w:r>
               <w:rPr>
-                <w:sz w:val="18"/>
+                <w:rFonts w:ascii="Times New Roman" w:hAnsi="Times New Roman" w:eastAsia="Times New Roman" w:cs="Times New Roman"/>
+                <w:b w:val="0"/>
+                <w:sz w:val="22"/>
               </w:rPr>
             </w:r>
           </w:p>
@@ -931,9 +1413,16 @@
             <w:tcW w:type="dxa" w:w="2880"/>
           </w:tcPr>
           <w:p>
+            <w:pPr>
+              <w:spacing w:line="360" w:lineRule="auto" w:before="0" w:after="0"/>
+              <w:ind w:firstLine="0"/>
+              <w:jc w:val="both"/>
+            </w:pPr>
             <w:r>
               <w:rPr>
-                <w:sz w:val="18"/>
+                <w:rFonts w:ascii="Times New Roman" w:hAnsi="Times New Roman" w:eastAsia="Times New Roman" w:cs="Times New Roman"/>
+                <w:b w:val="0"/>
+                <w:sz w:val="22"/>
               </w:rPr>
               <w:t>Базовый бюджет</w:t>
             </w:r>
@@ -944,9 +1433,16 @@
             <w:tcW w:type="dxa" w:w="2880"/>
           </w:tcPr>
           <w:p>
+            <w:pPr>
+              <w:spacing w:line="360" w:lineRule="auto" w:before="0" w:after="0"/>
+              <w:ind w:firstLine="0"/>
+              <w:jc w:val="both"/>
+            </w:pPr>
             <w:r>
               <w:rPr>
-                <w:sz w:val="18"/>
+                <w:rFonts w:ascii="Times New Roman" w:hAnsi="Times New Roman" w:eastAsia="Times New Roman" w:cs="Times New Roman"/>
+                <w:b w:val="0"/>
+                <w:sz w:val="22"/>
               </w:rPr>
             </w:r>
           </w:p>
@@ -956,9 +1452,16 @@
             <w:tcW w:type="dxa" w:w="2880"/>
           </w:tcPr>
           <w:p>
+            <w:pPr>
+              <w:spacing w:line="360" w:lineRule="auto" w:before="0" w:after="0"/>
+              <w:ind w:firstLine="0"/>
+              <w:jc w:val="both"/>
+            </w:pPr>
             <w:r>
               <w:rPr>
-                <w:sz w:val="18"/>
+                <w:rFonts w:ascii="Times New Roman" w:hAnsi="Times New Roman" w:eastAsia="Times New Roman" w:cs="Times New Roman"/>
+                <w:b w:val="0"/>
+                <w:sz w:val="22"/>
               </w:rPr>
               <w:t>100</w:t>
             </w:r>
@@ -968,21 +1471,36 @@
     </w:tbl>
     <w:p/>
     <w:p>
+      <w:pPr>
+        <w:pStyle w:val="Heading2"/>
+        <w:keepNext/>
+        <w:keepLines/>
+        <w:spacing w:line="240" w:lineRule="auto" w:before="40" w:after="0"/>
+        <w:ind w:left="0" w:firstLine="0"/>
+        <w:jc w:val="left"/>
+      </w:pPr>
       <w:r>
         <w:rPr>
+          <w:rFonts w:ascii="Times New Roman" w:hAnsi="Times New Roman" w:eastAsia="Times New Roman" w:cs="Times New Roman"/>
           <w:b/>
           <w:i w:val="0"/>
-          <w:sz w:val="24"/>
+          <w:sz w:val="28"/>
         </w:rPr>
         <w:t>3. Реестр рисков</w:t>
       </w:r>
     </w:p>
     <w:p>
+      <w:pPr>
+        <w:spacing w:line="360" w:lineRule="auto" w:before="0" w:after="0"/>
+        <w:ind w:firstLine="709"/>
+        <w:jc w:val="both"/>
+      </w:pPr>
       <w:r>
         <w:rPr>
+          <w:rFonts w:ascii="Times New Roman" w:hAnsi="Times New Roman" w:eastAsia="Times New Roman" w:cs="Times New Roman"/>
           <w:b w:val="0"/>
           <w:i w:val="0"/>
-          <w:sz w:val="24"/>
+          <w:sz w:val="28"/>
         </w:rPr>
         <w:t>Вероятность и влияние оценивайте по шкале от 1 до 5. EMV считается как вероятность (0 до 1) умножить на денежное последствие.</w:t>
       </w:r>
@@ -991,6 +1509,7 @@
       <w:tblPr>
         <w:tblStyle w:val="TableGrid"/>
         <w:tblW w:type="auto" w:w="0"/>
+        <w:tblLayout w:type="autofit"/>
         <w:tblLook w:firstColumn="1" w:firstRow="1" w:lastColumn="0" w:lastRow="0" w:noHBand="0" w:noVBand="1" w:val="04A0"/>
       </w:tblPr>
       <w:tblGrid>
@@ -1010,10 +1529,16 @@
             <w:tcW w:type="dxa" w:w="960"/>
           </w:tcPr>
           <w:p>
+            <w:pPr>
+              <w:spacing w:line="360" w:lineRule="auto" w:before="0" w:after="0"/>
+              <w:ind w:firstLine="0"/>
+              <w:jc w:val="center"/>
+            </w:pPr>
             <w:r>
               <w:rPr>
+                <w:rFonts w:ascii="Times New Roman" w:hAnsi="Times New Roman" w:eastAsia="Times New Roman" w:cs="Times New Roman"/>
                 <w:b/>
-                <w:sz w:val="18"/>
+                <w:sz w:val="22"/>
               </w:rPr>
               <w:t>ID</w:t>
             </w:r>
@@ -1024,10 +1549,16 @@
             <w:tcW w:type="dxa" w:w="960"/>
           </w:tcPr>
           <w:p>
+            <w:pPr>
+              <w:spacing w:line="360" w:lineRule="auto" w:before="0" w:after="0"/>
+              <w:ind w:firstLine="0"/>
+              <w:jc w:val="center"/>
+            </w:pPr>
             <w:r>
               <w:rPr>
+                <w:rFonts w:ascii="Times New Roman" w:hAnsi="Times New Roman" w:eastAsia="Times New Roman" w:cs="Times New Roman"/>
                 <w:b/>
-                <w:sz w:val="18"/>
+                <w:sz w:val="22"/>
               </w:rPr>
               <w:t>Причина</w:t>
             </w:r>
@@ -1038,10 +1569,16 @@
             <w:tcW w:type="dxa" w:w="960"/>
           </w:tcPr>
           <w:p>
+            <w:pPr>
+              <w:spacing w:line="360" w:lineRule="auto" w:before="0" w:after="0"/>
+              <w:ind w:firstLine="0"/>
+              <w:jc w:val="center"/>
+            </w:pPr>
             <w:r>
               <w:rPr>
+                <w:rFonts w:ascii="Times New Roman" w:hAnsi="Times New Roman" w:eastAsia="Times New Roman" w:cs="Times New Roman"/>
                 <w:b/>
-                <w:sz w:val="18"/>
+                <w:sz w:val="22"/>
               </w:rPr>
               <w:t>Событие</w:t>
             </w:r>
@@ -1052,10 +1589,16 @@
             <w:tcW w:type="dxa" w:w="960"/>
           </w:tcPr>
           <w:p>
+            <w:pPr>
+              <w:spacing w:line="360" w:lineRule="auto" w:before="0" w:after="0"/>
+              <w:ind w:firstLine="0"/>
+              <w:jc w:val="center"/>
+            </w:pPr>
             <w:r>
               <w:rPr>
+                <w:rFonts w:ascii="Times New Roman" w:hAnsi="Times New Roman" w:eastAsia="Times New Roman" w:cs="Times New Roman"/>
                 <w:b/>
-                <w:sz w:val="18"/>
+                <w:sz w:val="22"/>
               </w:rPr>
               <w:t>Последствие</w:t>
             </w:r>
@@ -1066,10 +1609,16 @@
             <w:tcW w:type="dxa" w:w="960"/>
           </w:tcPr>
           <w:p>
+            <w:pPr>
+              <w:spacing w:line="360" w:lineRule="auto" w:before="0" w:after="0"/>
+              <w:ind w:firstLine="0"/>
+              <w:jc w:val="center"/>
+            </w:pPr>
             <w:r>
               <w:rPr>
+                <w:rFonts w:ascii="Times New Roman" w:hAnsi="Times New Roman" w:eastAsia="Times New Roman" w:cs="Times New Roman"/>
                 <w:b/>
-                <w:sz w:val="18"/>
+                <w:sz w:val="22"/>
               </w:rPr>
               <w:t>P</w:t>
             </w:r>
@@ -1080,10 +1629,16 @@
             <w:tcW w:type="dxa" w:w="960"/>
           </w:tcPr>
           <w:p>
+            <w:pPr>
+              <w:spacing w:line="360" w:lineRule="auto" w:before="0" w:after="0"/>
+              <w:ind w:firstLine="0"/>
+              <w:jc w:val="center"/>
+            </w:pPr>
             <w:r>
               <w:rPr>
+                <w:rFonts w:ascii="Times New Roman" w:hAnsi="Times New Roman" w:eastAsia="Times New Roman" w:cs="Times New Roman"/>
                 <w:b/>
-                <w:sz w:val="18"/>
+                <w:sz w:val="22"/>
               </w:rPr>
               <w:t>Влияние, руб.</w:t>
             </w:r>
@@ -1094,10 +1649,16 @@
             <w:tcW w:type="dxa" w:w="960"/>
           </w:tcPr>
           <w:p>
+            <w:pPr>
+              <w:spacing w:line="360" w:lineRule="auto" w:before="0" w:after="0"/>
+              <w:ind w:firstLine="0"/>
+              <w:jc w:val="center"/>
+            </w:pPr>
             <w:r>
               <w:rPr>
+                <w:rFonts w:ascii="Times New Roman" w:hAnsi="Times New Roman" w:eastAsia="Times New Roman" w:cs="Times New Roman"/>
                 <w:b/>
-                <w:sz w:val="18"/>
+                <w:sz w:val="22"/>
               </w:rPr>
               <w:t>EMV</w:t>
             </w:r>
@@ -1108,10 +1669,16 @@
             <w:tcW w:type="dxa" w:w="960"/>
           </w:tcPr>
           <w:p>
+            <w:pPr>
+              <w:spacing w:line="360" w:lineRule="auto" w:before="0" w:after="0"/>
+              <w:ind w:firstLine="0"/>
+              <w:jc w:val="center"/>
+            </w:pPr>
             <w:r>
               <w:rPr>
+                <w:rFonts w:ascii="Times New Roman" w:hAnsi="Times New Roman" w:eastAsia="Times New Roman" w:cs="Times New Roman"/>
                 <w:b/>
-                <w:sz w:val="18"/>
+                <w:sz w:val="22"/>
               </w:rPr>
               <w:t>Стратегия</w:t>
             </w:r>
@@ -1122,10 +1689,16 @@
             <w:tcW w:type="dxa" w:w="960"/>
           </w:tcPr>
           <w:p>
+            <w:pPr>
+              <w:spacing w:line="360" w:lineRule="auto" w:before="0" w:after="0"/>
+              <w:ind w:firstLine="0"/>
+              <w:jc w:val="center"/>
+            </w:pPr>
             <w:r>
               <w:rPr>
+                <w:rFonts w:ascii="Times New Roman" w:hAnsi="Times New Roman" w:eastAsia="Times New Roman" w:cs="Times New Roman"/>
                 <w:b/>
-                <w:sz w:val="18"/>
+                <w:sz w:val="22"/>
               </w:rPr>
               <w:t>Владелец</w:t>
             </w:r>
@@ -1138,9 +1711,16 @@
             <w:tcW w:type="dxa" w:w="960"/>
           </w:tcPr>
           <w:p>
+            <w:pPr>
+              <w:spacing w:line="360" w:lineRule="auto" w:before="0" w:after="0"/>
+              <w:ind w:firstLine="0"/>
+              <w:jc w:val="both"/>
+            </w:pPr>
             <w:r>
               <w:rPr>
-                <w:sz w:val="18"/>
+                <w:rFonts w:ascii="Times New Roman" w:hAnsi="Times New Roman" w:eastAsia="Times New Roman" w:cs="Times New Roman"/>
+                <w:b w:val="0"/>
+                <w:sz w:val="22"/>
               </w:rPr>
               <w:t>R1</w:t>
             </w:r>
@@ -1151,9 +1731,16 @@
             <w:tcW w:type="dxa" w:w="960"/>
           </w:tcPr>
           <w:p>
+            <w:pPr>
+              <w:spacing w:line="360" w:lineRule="auto" w:before="0" w:after="0"/>
+              <w:ind w:firstLine="0"/>
+              <w:jc w:val="both"/>
+            </w:pPr>
             <w:r>
               <w:rPr>
-                <w:sz w:val="18"/>
+                <w:rFonts w:ascii="Times New Roman" w:hAnsi="Times New Roman" w:eastAsia="Times New Roman" w:cs="Times New Roman"/>
+                <w:b w:val="0"/>
+                <w:sz w:val="22"/>
               </w:rPr>
             </w:r>
           </w:p>
@@ -1163,9 +1750,16 @@
             <w:tcW w:type="dxa" w:w="960"/>
           </w:tcPr>
           <w:p>
+            <w:pPr>
+              <w:spacing w:line="360" w:lineRule="auto" w:before="0" w:after="0"/>
+              <w:ind w:firstLine="0"/>
+              <w:jc w:val="both"/>
+            </w:pPr>
             <w:r>
               <w:rPr>
-                <w:sz w:val="18"/>
+                <w:rFonts w:ascii="Times New Roman" w:hAnsi="Times New Roman" w:eastAsia="Times New Roman" w:cs="Times New Roman"/>
+                <w:b w:val="0"/>
+                <w:sz w:val="22"/>
               </w:rPr>
             </w:r>
           </w:p>
@@ -1175,9 +1769,16 @@
             <w:tcW w:type="dxa" w:w="960"/>
           </w:tcPr>
           <w:p>
+            <w:pPr>
+              <w:spacing w:line="360" w:lineRule="auto" w:before="0" w:after="0"/>
+              <w:ind w:firstLine="0"/>
+              <w:jc w:val="both"/>
+            </w:pPr>
             <w:r>
               <w:rPr>
-                <w:sz w:val="18"/>
+                <w:rFonts w:ascii="Times New Roman" w:hAnsi="Times New Roman" w:eastAsia="Times New Roman" w:cs="Times New Roman"/>
+                <w:b w:val="0"/>
+                <w:sz w:val="22"/>
               </w:rPr>
             </w:r>
           </w:p>
@@ -1187,9 +1788,16 @@
             <w:tcW w:type="dxa" w:w="960"/>
           </w:tcPr>
           <w:p>
+            <w:pPr>
+              <w:spacing w:line="360" w:lineRule="auto" w:before="0" w:after="0"/>
+              <w:ind w:firstLine="0"/>
+              <w:jc w:val="both"/>
+            </w:pPr>
             <w:r>
               <w:rPr>
-                <w:sz w:val="18"/>
+                <w:rFonts w:ascii="Times New Roman" w:hAnsi="Times New Roman" w:eastAsia="Times New Roman" w:cs="Times New Roman"/>
+                <w:b w:val="0"/>
+                <w:sz w:val="22"/>
               </w:rPr>
             </w:r>
           </w:p>
@@ -1199,9 +1807,16 @@
             <w:tcW w:type="dxa" w:w="960"/>
           </w:tcPr>
           <w:p>
+            <w:pPr>
+              <w:spacing w:line="360" w:lineRule="auto" w:before="0" w:after="0"/>
+              <w:ind w:firstLine="0"/>
+              <w:jc w:val="both"/>
+            </w:pPr>
             <w:r>
               <w:rPr>
-                <w:sz w:val="18"/>
+                <w:rFonts w:ascii="Times New Roman" w:hAnsi="Times New Roman" w:eastAsia="Times New Roman" w:cs="Times New Roman"/>
+                <w:b w:val="0"/>
+                <w:sz w:val="22"/>
               </w:rPr>
             </w:r>
           </w:p>
@@ -1211,9 +1826,16 @@
             <w:tcW w:type="dxa" w:w="960"/>
           </w:tcPr>
           <w:p>
+            <w:pPr>
+              <w:spacing w:line="360" w:lineRule="auto" w:before="0" w:after="0"/>
+              <w:ind w:firstLine="0"/>
+              <w:jc w:val="both"/>
+            </w:pPr>
             <w:r>
               <w:rPr>
-                <w:sz w:val="18"/>
+                <w:rFonts w:ascii="Times New Roman" w:hAnsi="Times New Roman" w:eastAsia="Times New Roman" w:cs="Times New Roman"/>
+                <w:b w:val="0"/>
+                <w:sz w:val="22"/>
               </w:rPr>
             </w:r>
           </w:p>
@@ -1223,9 +1845,16 @@
             <w:tcW w:type="dxa" w:w="960"/>
           </w:tcPr>
           <w:p>
+            <w:pPr>
+              <w:spacing w:line="360" w:lineRule="auto" w:before="0" w:after="0"/>
+              <w:ind w:firstLine="0"/>
+              <w:jc w:val="both"/>
+            </w:pPr>
             <w:r>
               <w:rPr>
-                <w:sz w:val="18"/>
+                <w:rFonts w:ascii="Times New Roman" w:hAnsi="Times New Roman" w:eastAsia="Times New Roman" w:cs="Times New Roman"/>
+                <w:b w:val="0"/>
+                <w:sz w:val="22"/>
               </w:rPr>
             </w:r>
           </w:p>
@@ -1235,9 +1864,16 @@
             <w:tcW w:type="dxa" w:w="960"/>
           </w:tcPr>
           <w:p>
+            <w:pPr>
+              <w:spacing w:line="360" w:lineRule="auto" w:before="0" w:after="0"/>
+              <w:ind w:firstLine="0"/>
+              <w:jc w:val="both"/>
+            </w:pPr>
             <w:r>
               <w:rPr>
-                <w:sz w:val="18"/>
+                <w:rFonts w:ascii="Times New Roman" w:hAnsi="Times New Roman" w:eastAsia="Times New Roman" w:cs="Times New Roman"/>
+                <w:b w:val="0"/>
+                <w:sz w:val="22"/>
               </w:rPr>
             </w:r>
           </w:p>
@@ -1249,9 +1885,16 @@
             <w:tcW w:type="dxa" w:w="960"/>
           </w:tcPr>
           <w:p>
+            <w:pPr>
+              <w:spacing w:line="360" w:lineRule="auto" w:before="0" w:after="0"/>
+              <w:ind w:firstLine="0"/>
+              <w:jc w:val="both"/>
+            </w:pPr>
             <w:r>
               <w:rPr>
-                <w:sz w:val="18"/>
+                <w:rFonts w:ascii="Times New Roman" w:hAnsi="Times New Roman" w:eastAsia="Times New Roman" w:cs="Times New Roman"/>
+                <w:b w:val="0"/>
+                <w:sz w:val="22"/>
               </w:rPr>
               <w:t>R2</w:t>
             </w:r>
@@ -1262,9 +1905,16 @@
             <w:tcW w:type="dxa" w:w="960"/>
           </w:tcPr>
           <w:p>
+            <w:pPr>
+              <w:spacing w:line="360" w:lineRule="auto" w:before="0" w:after="0"/>
+              <w:ind w:firstLine="0"/>
+              <w:jc w:val="both"/>
+            </w:pPr>
             <w:r>
               <w:rPr>
-                <w:sz w:val="18"/>
+                <w:rFonts w:ascii="Times New Roman" w:hAnsi="Times New Roman" w:eastAsia="Times New Roman" w:cs="Times New Roman"/>
+                <w:b w:val="0"/>
+                <w:sz w:val="22"/>
               </w:rPr>
             </w:r>
           </w:p>
@@ -1274,9 +1924,16 @@
             <w:tcW w:type="dxa" w:w="960"/>
           </w:tcPr>
           <w:p>
+            <w:pPr>
+              <w:spacing w:line="360" w:lineRule="auto" w:before="0" w:after="0"/>
+              <w:ind w:firstLine="0"/>
+              <w:jc w:val="both"/>
+            </w:pPr>
             <w:r>
               <w:rPr>
-                <w:sz w:val="18"/>
+                <w:rFonts w:ascii="Times New Roman" w:hAnsi="Times New Roman" w:eastAsia="Times New Roman" w:cs="Times New Roman"/>
+                <w:b w:val="0"/>
+                <w:sz w:val="22"/>
               </w:rPr>
             </w:r>
           </w:p>
@@ -1286,9 +1943,16 @@
             <w:tcW w:type="dxa" w:w="960"/>
           </w:tcPr>
           <w:p>
+            <w:pPr>
+              <w:spacing w:line="360" w:lineRule="auto" w:before="0" w:after="0"/>
+              <w:ind w:firstLine="0"/>
+              <w:jc w:val="both"/>
+            </w:pPr>
             <w:r>
               <w:rPr>
-                <w:sz w:val="18"/>
+                <w:rFonts w:ascii="Times New Roman" w:hAnsi="Times New Roman" w:eastAsia="Times New Roman" w:cs="Times New Roman"/>
+                <w:b w:val="0"/>
+                <w:sz w:val="22"/>
               </w:rPr>
             </w:r>
           </w:p>
@@ -1298,9 +1962,16 @@
             <w:tcW w:type="dxa" w:w="960"/>
           </w:tcPr>
           <w:p>
+            <w:pPr>
+              <w:spacing w:line="360" w:lineRule="auto" w:before="0" w:after="0"/>
+              <w:ind w:firstLine="0"/>
+              <w:jc w:val="both"/>
+            </w:pPr>
             <w:r>
               <w:rPr>
-                <w:sz w:val="18"/>
+                <w:rFonts w:ascii="Times New Roman" w:hAnsi="Times New Roman" w:eastAsia="Times New Roman" w:cs="Times New Roman"/>
+                <w:b w:val="0"/>
+                <w:sz w:val="22"/>
               </w:rPr>
             </w:r>
           </w:p>
@@ -1310,9 +1981,16 @@
             <w:tcW w:type="dxa" w:w="960"/>
           </w:tcPr>
           <w:p>
+            <w:pPr>
+              <w:spacing w:line="360" w:lineRule="auto" w:before="0" w:after="0"/>
+              <w:ind w:firstLine="0"/>
+              <w:jc w:val="both"/>
+            </w:pPr>
             <w:r>
               <w:rPr>
-                <w:sz w:val="18"/>
+                <w:rFonts w:ascii="Times New Roman" w:hAnsi="Times New Roman" w:eastAsia="Times New Roman" w:cs="Times New Roman"/>
+                <w:b w:val="0"/>
+                <w:sz w:val="22"/>
               </w:rPr>
             </w:r>
           </w:p>
@@ -1322,9 +2000,16 @@
             <w:tcW w:type="dxa" w:w="960"/>
           </w:tcPr>
           <w:p>
+            <w:pPr>
+              <w:spacing w:line="360" w:lineRule="auto" w:before="0" w:after="0"/>
+              <w:ind w:firstLine="0"/>
+              <w:jc w:val="both"/>
+            </w:pPr>
             <w:r>
               <w:rPr>
-                <w:sz w:val="18"/>
+                <w:rFonts w:ascii="Times New Roman" w:hAnsi="Times New Roman" w:eastAsia="Times New Roman" w:cs="Times New Roman"/>
+                <w:b w:val="0"/>
+                <w:sz w:val="22"/>
               </w:rPr>
             </w:r>
           </w:p>
@@ -1334,9 +2019,16 @@
             <w:tcW w:type="dxa" w:w="960"/>
           </w:tcPr>
           <w:p>
+            <w:pPr>
+              <w:spacing w:line="360" w:lineRule="auto" w:before="0" w:after="0"/>
+              <w:ind w:firstLine="0"/>
+              <w:jc w:val="both"/>
+            </w:pPr>
             <w:r>
               <w:rPr>
-                <w:sz w:val="18"/>
+                <w:rFonts w:ascii="Times New Roman" w:hAnsi="Times New Roman" w:eastAsia="Times New Roman" w:cs="Times New Roman"/>
+                <w:b w:val="0"/>
+                <w:sz w:val="22"/>
               </w:rPr>
             </w:r>
           </w:p>
@@ -1346,9 +2038,16 @@
             <w:tcW w:type="dxa" w:w="960"/>
           </w:tcPr>
           <w:p>
+            <w:pPr>
+              <w:spacing w:line="360" w:lineRule="auto" w:before="0" w:after="0"/>
+              <w:ind w:firstLine="0"/>
+              <w:jc w:val="both"/>
+            </w:pPr>
             <w:r>
               <w:rPr>
-                <w:sz w:val="18"/>
+                <w:rFonts w:ascii="Times New Roman" w:hAnsi="Times New Roman" w:eastAsia="Times New Roman" w:cs="Times New Roman"/>
+                <w:b w:val="0"/>
+                <w:sz w:val="22"/>
               </w:rPr>
             </w:r>
           </w:p>
@@ -1360,9 +2059,16 @@
             <w:tcW w:type="dxa" w:w="960"/>
           </w:tcPr>
           <w:p>
+            <w:pPr>
+              <w:spacing w:line="360" w:lineRule="auto" w:before="0" w:after="0"/>
+              <w:ind w:firstLine="0"/>
+              <w:jc w:val="both"/>
+            </w:pPr>
             <w:r>
               <w:rPr>
-                <w:sz w:val="18"/>
+                <w:rFonts w:ascii="Times New Roman" w:hAnsi="Times New Roman" w:eastAsia="Times New Roman" w:cs="Times New Roman"/>
+                <w:b w:val="0"/>
+                <w:sz w:val="22"/>
               </w:rPr>
               <w:t>R3</w:t>
             </w:r>
@@ -1373,9 +2079,16 @@
             <w:tcW w:type="dxa" w:w="960"/>
           </w:tcPr>
           <w:p>
+            <w:pPr>
+              <w:spacing w:line="360" w:lineRule="auto" w:before="0" w:after="0"/>
+              <w:ind w:firstLine="0"/>
+              <w:jc w:val="both"/>
+            </w:pPr>
             <w:r>
               <w:rPr>
-                <w:sz w:val="18"/>
+                <w:rFonts w:ascii="Times New Roman" w:hAnsi="Times New Roman" w:eastAsia="Times New Roman" w:cs="Times New Roman"/>
+                <w:b w:val="0"/>
+                <w:sz w:val="22"/>
               </w:rPr>
             </w:r>
           </w:p>
@@ -1385,9 +2098,16 @@
             <w:tcW w:type="dxa" w:w="960"/>
           </w:tcPr>
           <w:p>
+            <w:pPr>
+              <w:spacing w:line="360" w:lineRule="auto" w:before="0" w:after="0"/>
+              <w:ind w:firstLine="0"/>
+              <w:jc w:val="both"/>
+            </w:pPr>
             <w:r>
               <w:rPr>
-                <w:sz w:val="18"/>
+                <w:rFonts w:ascii="Times New Roman" w:hAnsi="Times New Roman" w:eastAsia="Times New Roman" w:cs="Times New Roman"/>
+                <w:b w:val="0"/>
+                <w:sz w:val="22"/>
               </w:rPr>
             </w:r>
           </w:p>
@@ -1397,9 +2117,16 @@
             <w:tcW w:type="dxa" w:w="960"/>
           </w:tcPr>
           <w:p>
+            <w:pPr>
+              <w:spacing w:line="360" w:lineRule="auto" w:before="0" w:after="0"/>
+              <w:ind w:firstLine="0"/>
+              <w:jc w:val="both"/>
+            </w:pPr>
             <w:r>
               <w:rPr>
-                <w:sz w:val="18"/>
+                <w:rFonts w:ascii="Times New Roman" w:hAnsi="Times New Roman" w:eastAsia="Times New Roman" w:cs="Times New Roman"/>
+                <w:b w:val="0"/>
+                <w:sz w:val="22"/>
               </w:rPr>
             </w:r>
           </w:p>
@@ -1409,9 +2136,16 @@
             <w:tcW w:type="dxa" w:w="960"/>
           </w:tcPr>
           <w:p>
+            <w:pPr>
+              <w:spacing w:line="360" w:lineRule="auto" w:before="0" w:after="0"/>
+              <w:ind w:firstLine="0"/>
+              <w:jc w:val="both"/>
+            </w:pPr>
             <w:r>
               <w:rPr>
-                <w:sz w:val="18"/>
+                <w:rFonts w:ascii="Times New Roman" w:hAnsi="Times New Roman" w:eastAsia="Times New Roman" w:cs="Times New Roman"/>
+                <w:b w:val="0"/>
+                <w:sz w:val="22"/>
               </w:rPr>
             </w:r>
           </w:p>
@@ -1421,9 +2155,16 @@
             <w:tcW w:type="dxa" w:w="960"/>
           </w:tcPr>
           <w:p>
+            <w:pPr>
+              <w:spacing w:line="360" w:lineRule="auto" w:before="0" w:after="0"/>
+              <w:ind w:firstLine="0"/>
+              <w:jc w:val="both"/>
+            </w:pPr>
             <w:r>
               <w:rPr>
-                <w:sz w:val="18"/>
+                <w:rFonts w:ascii="Times New Roman" w:hAnsi="Times New Roman" w:eastAsia="Times New Roman" w:cs="Times New Roman"/>
+                <w:b w:val="0"/>
+                <w:sz w:val="22"/>
               </w:rPr>
             </w:r>
           </w:p>
@@ -1433,9 +2174,16 @@
             <w:tcW w:type="dxa" w:w="960"/>
           </w:tcPr>
           <w:p>
+            <w:pPr>
+              <w:spacing w:line="360" w:lineRule="auto" w:before="0" w:after="0"/>
+              <w:ind w:firstLine="0"/>
+              <w:jc w:val="both"/>
+            </w:pPr>
             <w:r>
               <w:rPr>
-                <w:sz w:val="18"/>
+                <w:rFonts w:ascii="Times New Roman" w:hAnsi="Times New Roman" w:eastAsia="Times New Roman" w:cs="Times New Roman"/>
+                <w:b w:val="0"/>
+                <w:sz w:val="22"/>
               </w:rPr>
             </w:r>
           </w:p>
@@ -1445,9 +2193,16 @@
             <w:tcW w:type="dxa" w:w="960"/>
           </w:tcPr>
           <w:p>
+            <w:pPr>
+              <w:spacing w:line="360" w:lineRule="auto" w:before="0" w:after="0"/>
+              <w:ind w:firstLine="0"/>
+              <w:jc w:val="both"/>
+            </w:pPr>
             <w:r>
               <w:rPr>
-                <w:sz w:val="18"/>
+                <w:rFonts w:ascii="Times New Roman" w:hAnsi="Times New Roman" w:eastAsia="Times New Roman" w:cs="Times New Roman"/>
+                <w:b w:val="0"/>
+                <w:sz w:val="22"/>
               </w:rPr>
             </w:r>
           </w:p>
@@ -1457,9 +2212,16 @@
             <w:tcW w:type="dxa" w:w="960"/>
           </w:tcPr>
           <w:p>
+            <w:pPr>
+              <w:spacing w:line="360" w:lineRule="auto" w:before="0" w:after="0"/>
+              <w:ind w:firstLine="0"/>
+              <w:jc w:val="both"/>
+            </w:pPr>
             <w:r>
               <w:rPr>
-                <w:sz w:val="18"/>
+                <w:rFonts w:ascii="Times New Roman" w:hAnsi="Times New Roman" w:eastAsia="Times New Roman" w:cs="Times New Roman"/>
+                <w:b w:val="0"/>
+                <w:sz w:val="22"/>
               </w:rPr>
             </w:r>
           </w:p>
@@ -1471,9 +2233,16 @@
             <w:tcW w:type="dxa" w:w="960"/>
           </w:tcPr>
           <w:p>
+            <w:pPr>
+              <w:spacing w:line="360" w:lineRule="auto" w:before="0" w:after="0"/>
+              <w:ind w:firstLine="0"/>
+              <w:jc w:val="both"/>
+            </w:pPr>
             <w:r>
               <w:rPr>
-                <w:sz w:val="18"/>
+                <w:rFonts w:ascii="Times New Roman" w:hAnsi="Times New Roman" w:eastAsia="Times New Roman" w:cs="Times New Roman"/>
+                <w:b w:val="0"/>
+                <w:sz w:val="22"/>
               </w:rPr>
               <w:t>R4</w:t>
             </w:r>
@@ -1484,9 +2253,16 @@
             <w:tcW w:type="dxa" w:w="960"/>
           </w:tcPr>
           <w:p>
+            <w:pPr>
+              <w:spacing w:line="360" w:lineRule="auto" w:before="0" w:after="0"/>
+              <w:ind w:firstLine="0"/>
+              <w:jc w:val="both"/>
+            </w:pPr>
             <w:r>
               <w:rPr>
-                <w:sz w:val="18"/>
+                <w:rFonts w:ascii="Times New Roman" w:hAnsi="Times New Roman" w:eastAsia="Times New Roman" w:cs="Times New Roman"/>
+                <w:b w:val="0"/>
+                <w:sz w:val="22"/>
               </w:rPr>
             </w:r>
           </w:p>
@@ -1496,9 +2272,16 @@
             <w:tcW w:type="dxa" w:w="960"/>
           </w:tcPr>
           <w:p>
+            <w:pPr>
+              <w:spacing w:line="360" w:lineRule="auto" w:before="0" w:after="0"/>
+              <w:ind w:firstLine="0"/>
+              <w:jc w:val="both"/>
+            </w:pPr>
             <w:r>
               <w:rPr>
-                <w:sz w:val="18"/>
+                <w:rFonts w:ascii="Times New Roman" w:hAnsi="Times New Roman" w:eastAsia="Times New Roman" w:cs="Times New Roman"/>
+                <w:b w:val="0"/>
+                <w:sz w:val="22"/>
               </w:rPr>
             </w:r>
           </w:p>
@@ -1508,9 +2291,16 @@
             <w:tcW w:type="dxa" w:w="960"/>
           </w:tcPr>
           <w:p>
+            <w:pPr>
+              <w:spacing w:line="360" w:lineRule="auto" w:before="0" w:after="0"/>
+              <w:ind w:firstLine="0"/>
+              <w:jc w:val="both"/>
+            </w:pPr>
             <w:r>
               <w:rPr>
-                <w:sz w:val="18"/>
+                <w:rFonts w:ascii="Times New Roman" w:hAnsi="Times New Roman" w:eastAsia="Times New Roman" w:cs="Times New Roman"/>
+                <w:b w:val="0"/>
+                <w:sz w:val="22"/>
               </w:rPr>
             </w:r>
           </w:p>
@@ -1520,9 +2310,16 @@
             <w:tcW w:type="dxa" w:w="960"/>
           </w:tcPr>
           <w:p>
+            <w:pPr>
+              <w:spacing w:line="360" w:lineRule="auto" w:before="0" w:after="0"/>
+              <w:ind w:firstLine="0"/>
+              <w:jc w:val="both"/>
+            </w:pPr>
             <w:r>
               <w:rPr>
-                <w:sz w:val="18"/>
+                <w:rFonts w:ascii="Times New Roman" w:hAnsi="Times New Roman" w:eastAsia="Times New Roman" w:cs="Times New Roman"/>
+                <w:b w:val="0"/>
+                <w:sz w:val="22"/>
               </w:rPr>
             </w:r>
           </w:p>
@@ -1532,9 +2329,16 @@
             <w:tcW w:type="dxa" w:w="960"/>
           </w:tcPr>
           <w:p>
+            <w:pPr>
+              <w:spacing w:line="360" w:lineRule="auto" w:before="0" w:after="0"/>
+              <w:ind w:firstLine="0"/>
+              <w:jc w:val="both"/>
+            </w:pPr>
             <w:r>
               <w:rPr>
-                <w:sz w:val="18"/>
+                <w:rFonts w:ascii="Times New Roman" w:hAnsi="Times New Roman" w:eastAsia="Times New Roman" w:cs="Times New Roman"/>
+                <w:b w:val="0"/>
+                <w:sz w:val="22"/>
               </w:rPr>
             </w:r>
           </w:p>
@@ -1544,9 +2348,16 @@
             <w:tcW w:type="dxa" w:w="960"/>
           </w:tcPr>
           <w:p>
+            <w:pPr>
+              <w:spacing w:line="360" w:lineRule="auto" w:before="0" w:after="0"/>
+              <w:ind w:firstLine="0"/>
+              <w:jc w:val="both"/>
+            </w:pPr>
             <w:r>
               <w:rPr>
-                <w:sz w:val="18"/>
+                <w:rFonts w:ascii="Times New Roman" w:hAnsi="Times New Roman" w:eastAsia="Times New Roman" w:cs="Times New Roman"/>
+                <w:b w:val="0"/>
+                <w:sz w:val="22"/>
               </w:rPr>
             </w:r>
           </w:p>
@@ -1556,9 +2367,16 @@
             <w:tcW w:type="dxa" w:w="960"/>
           </w:tcPr>
           <w:p>
+            <w:pPr>
+              <w:spacing w:line="360" w:lineRule="auto" w:before="0" w:after="0"/>
+              <w:ind w:firstLine="0"/>
+              <w:jc w:val="both"/>
+            </w:pPr>
             <w:r>
               <w:rPr>
-                <w:sz w:val="18"/>
+                <w:rFonts w:ascii="Times New Roman" w:hAnsi="Times New Roman" w:eastAsia="Times New Roman" w:cs="Times New Roman"/>
+                <w:b w:val="0"/>
+                <w:sz w:val="22"/>
               </w:rPr>
             </w:r>
           </w:p>
@@ -1568,9 +2386,16 @@
             <w:tcW w:type="dxa" w:w="960"/>
           </w:tcPr>
           <w:p>
+            <w:pPr>
+              <w:spacing w:line="360" w:lineRule="auto" w:before="0" w:after="0"/>
+              <w:ind w:firstLine="0"/>
+              <w:jc w:val="both"/>
+            </w:pPr>
             <w:r>
               <w:rPr>
-                <w:sz w:val="18"/>
+                <w:rFonts w:ascii="Times New Roman" w:hAnsi="Times New Roman" w:eastAsia="Times New Roman" w:cs="Times New Roman"/>
+                <w:b w:val="0"/>
+                <w:sz w:val="22"/>
               </w:rPr>
             </w:r>
           </w:p>
@@ -1582,9 +2407,16 @@
             <w:tcW w:type="dxa" w:w="960"/>
           </w:tcPr>
           <w:p>
+            <w:pPr>
+              <w:spacing w:line="360" w:lineRule="auto" w:before="0" w:after="0"/>
+              <w:ind w:firstLine="0"/>
+              <w:jc w:val="both"/>
+            </w:pPr>
             <w:r>
               <w:rPr>
-                <w:sz w:val="18"/>
+                <w:rFonts w:ascii="Times New Roman" w:hAnsi="Times New Roman" w:eastAsia="Times New Roman" w:cs="Times New Roman"/>
+                <w:b w:val="0"/>
+                <w:sz w:val="22"/>
               </w:rPr>
               <w:t>R5</w:t>
             </w:r>
@@ -1595,9 +2427,16 @@
             <w:tcW w:type="dxa" w:w="960"/>
           </w:tcPr>
           <w:p>
+            <w:pPr>
+              <w:spacing w:line="360" w:lineRule="auto" w:before="0" w:after="0"/>
+              <w:ind w:firstLine="0"/>
+              <w:jc w:val="both"/>
+            </w:pPr>
             <w:r>
               <w:rPr>
-                <w:sz w:val="18"/>
+                <w:rFonts w:ascii="Times New Roman" w:hAnsi="Times New Roman" w:eastAsia="Times New Roman" w:cs="Times New Roman"/>
+                <w:b w:val="0"/>
+                <w:sz w:val="22"/>
               </w:rPr>
             </w:r>
           </w:p>
@@ -1607,9 +2446,16 @@
             <w:tcW w:type="dxa" w:w="960"/>
           </w:tcPr>
           <w:p>
+            <w:pPr>
+              <w:spacing w:line="360" w:lineRule="auto" w:before="0" w:after="0"/>
+              <w:ind w:firstLine="0"/>
+              <w:jc w:val="both"/>
+            </w:pPr>
             <w:r>
               <w:rPr>
-                <w:sz w:val="18"/>
+                <w:rFonts w:ascii="Times New Roman" w:hAnsi="Times New Roman" w:eastAsia="Times New Roman" w:cs="Times New Roman"/>
+                <w:b w:val="0"/>
+                <w:sz w:val="22"/>
               </w:rPr>
             </w:r>
           </w:p>
@@ -1619,9 +2465,16 @@
             <w:tcW w:type="dxa" w:w="960"/>
           </w:tcPr>
           <w:p>
+            <w:pPr>
+              <w:spacing w:line="360" w:lineRule="auto" w:before="0" w:after="0"/>
+              <w:ind w:firstLine="0"/>
+              <w:jc w:val="both"/>
+            </w:pPr>
             <w:r>
               <w:rPr>
-                <w:sz w:val="18"/>
+                <w:rFonts w:ascii="Times New Roman" w:hAnsi="Times New Roman" w:eastAsia="Times New Roman" w:cs="Times New Roman"/>
+                <w:b w:val="0"/>
+                <w:sz w:val="22"/>
               </w:rPr>
             </w:r>
           </w:p>
@@ -1631,9 +2484,16 @@
             <w:tcW w:type="dxa" w:w="960"/>
           </w:tcPr>
           <w:p>
+            <w:pPr>
+              <w:spacing w:line="360" w:lineRule="auto" w:before="0" w:after="0"/>
+              <w:ind w:firstLine="0"/>
+              <w:jc w:val="both"/>
+            </w:pPr>
             <w:r>
               <w:rPr>
-                <w:sz w:val="18"/>
+                <w:rFonts w:ascii="Times New Roman" w:hAnsi="Times New Roman" w:eastAsia="Times New Roman" w:cs="Times New Roman"/>
+                <w:b w:val="0"/>
+                <w:sz w:val="22"/>
               </w:rPr>
             </w:r>
           </w:p>
@@ -1643,9 +2503,16 @@
             <w:tcW w:type="dxa" w:w="960"/>
           </w:tcPr>
           <w:p>
+            <w:pPr>
+              <w:spacing w:line="360" w:lineRule="auto" w:before="0" w:after="0"/>
+              <w:ind w:firstLine="0"/>
+              <w:jc w:val="both"/>
+            </w:pPr>
             <w:r>
               <w:rPr>
-                <w:sz w:val="18"/>
+                <w:rFonts w:ascii="Times New Roman" w:hAnsi="Times New Roman" w:eastAsia="Times New Roman" w:cs="Times New Roman"/>
+                <w:b w:val="0"/>
+                <w:sz w:val="22"/>
               </w:rPr>
             </w:r>
           </w:p>
@@ -1655,9 +2522,16 @@
             <w:tcW w:type="dxa" w:w="960"/>
           </w:tcPr>
           <w:p>
+            <w:pPr>
+              <w:spacing w:line="360" w:lineRule="auto" w:before="0" w:after="0"/>
+              <w:ind w:firstLine="0"/>
+              <w:jc w:val="both"/>
+            </w:pPr>
             <w:r>
               <w:rPr>
-                <w:sz w:val="18"/>
+                <w:rFonts w:ascii="Times New Roman" w:hAnsi="Times New Roman" w:eastAsia="Times New Roman" w:cs="Times New Roman"/>
+                <w:b w:val="0"/>
+                <w:sz w:val="22"/>
               </w:rPr>
             </w:r>
           </w:p>
@@ -1667,9 +2541,16 @@
             <w:tcW w:type="dxa" w:w="960"/>
           </w:tcPr>
           <w:p>
+            <w:pPr>
+              <w:spacing w:line="360" w:lineRule="auto" w:before="0" w:after="0"/>
+              <w:ind w:firstLine="0"/>
+              <w:jc w:val="both"/>
+            </w:pPr>
             <w:r>
               <w:rPr>
-                <w:sz w:val="18"/>
+                <w:rFonts w:ascii="Times New Roman" w:hAnsi="Times New Roman" w:eastAsia="Times New Roman" w:cs="Times New Roman"/>
+                <w:b w:val="0"/>
+                <w:sz w:val="22"/>
               </w:rPr>
             </w:r>
           </w:p>
@@ -1679,9 +2560,16 @@
             <w:tcW w:type="dxa" w:w="960"/>
           </w:tcPr>
           <w:p>
+            <w:pPr>
+              <w:spacing w:line="360" w:lineRule="auto" w:before="0" w:after="0"/>
+              <w:ind w:firstLine="0"/>
+              <w:jc w:val="both"/>
+            </w:pPr>
             <w:r>
               <w:rPr>
-                <w:sz w:val="18"/>
+                <w:rFonts w:ascii="Times New Roman" w:hAnsi="Times New Roman" w:eastAsia="Times New Roman" w:cs="Times New Roman"/>
+                <w:b w:val="0"/>
+                <w:sz w:val="22"/>
               </w:rPr>
             </w:r>
           </w:p>
@@ -1693,9 +2581,16 @@
             <w:tcW w:type="dxa" w:w="960"/>
           </w:tcPr>
           <w:p>
+            <w:pPr>
+              <w:spacing w:line="360" w:lineRule="auto" w:before="0" w:after="0"/>
+              <w:ind w:firstLine="0"/>
+              <w:jc w:val="both"/>
+            </w:pPr>
             <w:r>
               <w:rPr>
-                <w:sz w:val="18"/>
+                <w:rFonts w:ascii="Times New Roman" w:hAnsi="Times New Roman" w:eastAsia="Times New Roman" w:cs="Times New Roman"/>
+                <w:b w:val="0"/>
+                <w:sz w:val="22"/>
               </w:rPr>
               <w:t>R6</w:t>
             </w:r>
@@ -1706,9 +2601,16 @@
             <w:tcW w:type="dxa" w:w="960"/>
           </w:tcPr>
           <w:p>
+            <w:pPr>
+              <w:spacing w:line="360" w:lineRule="auto" w:before="0" w:after="0"/>
+              <w:ind w:firstLine="0"/>
+              <w:jc w:val="both"/>
+            </w:pPr>
             <w:r>
               <w:rPr>
-                <w:sz w:val="18"/>
+                <w:rFonts w:ascii="Times New Roman" w:hAnsi="Times New Roman" w:eastAsia="Times New Roman" w:cs="Times New Roman"/>
+                <w:b w:val="0"/>
+                <w:sz w:val="22"/>
               </w:rPr>
             </w:r>
           </w:p>
@@ -1718,9 +2620,16 @@
             <w:tcW w:type="dxa" w:w="960"/>
           </w:tcPr>
           <w:p>
+            <w:pPr>
+              <w:spacing w:line="360" w:lineRule="auto" w:before="0" w:after="0"/>
+              <w:ind w:firstLine="0"/>
+              <w:jc w:val="both"/>
+            </w:pPr>
             <w:r>
               <w:rPr>
-                <w:sz w:val="18"/>
+                <w:rFonts w:ascii="Times New Roman" w:hAnsi="Times New Roman" w:eastAsia="Times New Roman" w:cs="Times New Roman"/>
+                <w:b w:val="0"/>
+                <w:sz w:val="22"/>
               </w:rPr>
             </w:r>
           </w:p>
@@ -1730,9 +2639,16 @@
             <w:tcW w:type="dxa" w:w="960"/>
           </w:tcPr>
           <w:p>
+            <w:pPr>
+              <w:spacing w:line="360" w:lineRule="auto" w:before="0" w:after="0"/>
+              <w:ind w:firstLine="0"/>
+              <w:jc w:val="both"/>
+            </w:pPr>
             <w:r>
               <w:rPr>
-                <w:sz w:val="18"/>
+                <w:rFonts w:ascii="Times New Roman" w:hAnsi="Times New Roman" w:eastAsia="Times New Roman" w:cs="Times New Roman"/>
+                <w:b w:val="0"/>
+                <w:sz w:val="22"/>
               </w:rPr>
             </w:r>
           </w:p>
@@ -1742,9 +2658,16 @@
             <w:tcW w:type="dxa" w:w="960"/>
           </w:tcPr>
           <w:p>
+            <w:pPr>
+              <w:spacing w:line="360" w:lineRule="auto" w:before="0" w:after="0"/>
+              <w:ind w:firstLine="0"/>
+              <w:jc w:val="both"/>
+            </w:pPr>
             <w:r>
               <w:rPr>
-                <w:sz w:val="18"/>
+                <w:rFonts w:ascii="Times New Roman" w:hAnsi="Times New Roman" w:eastAsia="Times New Roman" w:cs="Times New Roman"/>
+                <w:b w:val="0"/>
+                <w:sz w:val="22"/>
               </w:rPr>
             </w:r>
           </w:p>
@@ -1754,9 +2677,16 @@
             <w:tcW w:type="dxa" w:w="960"/>
           </w:tcPr>
           <w:p>
+            <w:pPr>
+              <w:spacing w:line="360" w:lineRule="auto" w:before="0" w:after="0"/>
+              <w:ind w:firstLine="0"/>
+              <w:jc w:val="both"/>
+            </w:pPr>
             <w:r>
               <w:rPr>
-                <w:sz w:val="18"/>
+                <w:rFonts w:ascii="Times New Roman" w:hAnsi="Times New Roman" w:eastAsia="Times New Roman" w:cs="Times New Roman"/>
+                <w:b w:val="0"/>
+                <w:sz w:val="22"/>
               </w:rPr>
             </w:r>
           </w:p>
@@ -1766,9 +2696,16 @@
             <w:tcW w:type="dxa" w:w="960"/>
           </w:tcPr>
           <w:p>
+            <w:pPr>
+              <w:spacing w:line="360" w:lineRule="auto" w:before="0" w:after="0"/>
+              <w:ind w:firstLine="0"/>
+              <w:jc w:val="both"/>
+            </w:pPr>
             <w:r>
               <w:rPr>
-                <w:sz w:val="18"/>
+                <w:rFonts w:ascii="Times New Roman" w:hAnsi="Times New Roman" w:eastAsia="Times New Roman" w:cs="Times New Roman"/>
+                <w:b w:val="0"/>
+                <w:sz w:val="22"/>
               </w:rPr>
             </w:r>
           </w:p>
@@ -1778,9 +2715,16 @@
             <w:tcW w:type="dxa" w:w="960"/>
           </w:tcPr>
           <w:p>
+            <w:pPr>
+              <w:spacing w:line="360" w:lineRule="auto" w:before="0" w:after="0"/>
+              <w:ind w:firstLine="0"/>
+              <w:jc w:val="both"/>
+            </w:pPr>
             <w:r>
               <w:rPr>
-                <w:sz w:val="18"/>
+                <w:rFonts w:ascii="Times New Roman" w:hAnsi="Times New Roman" w:eastAsia="Times New Roman" w:cs="Times New Roman"/>
+                <w:b w:val="0"/>
+                <w:sz w:val="22"/>
               </w:rPr>
             </w:r>
           </w:p>
@@ -1790,9 +2734,16 @@
             <w:tcW w:type="dxa" w:w="960"/>
           </w:tcPr>
           <w:p>
+            <w:pPr>
+              <w:spacing w:line="360" w:lineRule="auto" w:before="0" w:after="0"/>
+              <w:ind w:firstLine="0"/>
+              <w:jc w:val="both"/>
+            </w:pPr>
             <w:r>
               <w:rPr>
-                <w:sz w:val="18"/>
+                <w:rFonts w:ascii="Times New Roman" w:hAnsi="Times New Roman" w:eastAsia="Times New Roman" w:cs="Times New Roman"/>
+                <w:b w:val="0"/>
+                <w:sz w:val="22"/>
               </w:rPr>
             </w:r>
           </w:p>
@@ -1801,11 +2752,20 @@
     </w:tbl>
     <w:p/>
     <w:p>
+      <w:pPr>
+        <w:pStyle w:val="Heading2"/>
+        <w:keepNext/>
+        <w:keepLines/>
+        <w:spacing w:line="240" w:lineRule="auto" w:before="40" w:after="0"/>
+        <w:ind w:left="0" w:firstLine="0"/>
+        <w:jc w:val="left"/>
+      </w:pPr>
       <w:r>
         <w:rPr>
+          <w:rFonts w:ascii="Times New Roman" w:hAnsi="Times New Roman" w:eastAsia="Times New Roman" w:cs="Times New Roman"/>
           <w:b/>
           <w:i w:val="0"/>
-          <w:sz w:val="24"/>
+          <w:sz w:val="28"/>
         </w:rPr>
         <w:t>4. План реагирования</w:t>
       </w:r>
@@ -1814,6 +2774,7 @@
       <w:tblPr>
         <w:tblStyle w:val="TableGrid"/>
         <w:tblW w:type="auto" w:w="0"/>
+        <w:tblLayout w:type="autofit"/>
         <w:tblLook w:firstColumn="1" w:firstRow="1" w:lastColumn="0" w:lastRow="0" w:noHBand="0" w:noVBand="1" w:val="04A0"/>
       </w:tblPr>
       <w:tblGrid>
@@ -1829,10 +2790,16 @@
             <w:tcW w:type="dxa" w:w="1728"/>
           </w:tcPr>
           <w:p>
+            <w:pPr>
+              <w:spacing w:line="360" w:lineRule="auto" w:before="0" w:after="0"/>
+              <w:ind w:firstLine="0"/>
+              <w:jc w:val="center"/>
+            </w:pPr>
             <w:r>
               <w:rPr>
+                <w:rFonts w:ascii="Times New Roman" w:hAnsi="Times New Roman" w:eastAsia="Times New Roman" w:cs="Times New Roman"/>
                 <w:b/>
-                <w:sz w:val="18"/>
+                <w:sz w:val="22"/>
               </w:rPr>
               <w:t>ID</w:t>
             </w:r>
@@ -1843,10 +2810,16 @@
             <w:tcW w:type="dxa" w:w="1728"/>
           </w:tcPr>
           <w:p>
+            <w:pPr>
+              <w:spacing w:line="360" w:lineRule="auto" w:before="0" w:after="0"/>
+              <w:ind w:firstLine="0"/>
+              <w:jc w:val="center"/>
+            </w:pPr>
             <w:r>
               <w:rPr>
+                <w:rFonts w:ascii="Times New Roman" w:hAnsi="Times New Roman" w:eastAsia="Times New Roman" w:cs="Times New Roman"/>
                 <w:b/>
-                <w:sz w:val="18"/>
+                <w:sz w:val="22"/>
               </w:rPr>
               <w:t>Триггер</w:t>
             </w:r>
@@ -1857,10 +2830,16 @@
             <w:tcW w:type="dxa" w:w="1728"/>
           </w:tcPr>
           <w:p>
+            <w:pPr>
+              <w:spacing w:line="360" w:lineRule="auto" w:before="0" w:after="0"/>
+              <w:ind w:firstLine="0"/>
+              <w:jc w:val="center"/>
+            </w:pPr>
             <w:r>
               <w:rPr>
+                <w:rFonts w:ascii="Times New Roman" w:hAnsi="Times New Roman" w:eastAsia="Times New Roman" w:cs="Times New Roman"/>
                 <w:b/>
-                <w:sz w:val="18"/>
+                <w:sz w:val="22"/>
               </w:rPr>
               <w:t>Действие</w:t>
             </w:r>
@@ -1871,10 +2850,16 @@
             <w:tcW w:type="dxa" w:w="1728"/>
           </w:tcPr>
           <w:p>
+            <w:pPr>
+              <w:spacing w:line="360" w:lineRule="auto" w:before="0" w:after="0"/>
+              <w:ind w:firstLine="0"/>
+              <w:jc w:val="center"/>
+            </w:pPr>
             <w:r>
               <w:rPr>
+                <w:rFonts w:ascii="Times New Roman" w:hAnsi="Times New Roman" w:eastAsia="Times New Roman" w:cs="Times New Roman"/>
                 <w:b/>
-                <w:sz w:val="18"/>
+                <w:sz w:val="22"/>
               </w:rPr>
               <w:t>Срок</w:t>
             </w:r>
@@ -1885,10 +2870,16 @@
             <w:tcW w:type="dxa" w:w="1728"/>
           </w:tcPr>
           <w:p>
+            <w:pPr>
+              <w:spacing w:line="360" w:lineRule="auto" w:before="0" w:after="0"/>
+              <w:ind w:firstLine="0"/>
+              <w:jc w:val="center"/>
+            </w:pPr>
             <w:r>
               <w:rPr>
+                <w:rFonts w:ascii="Times New Roman" w:hAnsi="Times New Roman" w:eastAsia="Times New Roman" w:cs="Times New Roman"/>
                 <w:b/>
-                <w:sz w:val="18"/>
+                <w:sz w:val="22"/>
               </w:rPr>
               <w:t>Ответственный</w:t>
             </w:r>
@@ -1901,9 +2892,16 @@
             <w:tcW w:type="dxa" w:w="1728"/>
           </w:tcPr>
           <w:p>
+            <w:pPr>
+              <w:spacing w:line="360" w:lineRule="auto" w:before="0" w:after="0"/>
+              <w:ind w:firstLine="0"/>
+              <w:jc w:val="both"/>
+            </w:pPr>
             <w:r>
               <w:rPr>
-                <w:sz w:val="18"/>
+                <w:rFonts w:ascii="Times New Roman" w:hAnsi="Times New Roman" w:eastAsia="Times New Roman" w:cs="Times New Roman"/>
+                <w:b w:val="0"/>
+                <w:sz w:val="22"/>
               </w:rPr>
               <w:t>R1</w:t>
             </w:r>
@@ -1914,9 +2912,16 @@
             <w:tcW w:type="dxa" w:w="1728"/>
           </w:tcPr>
           <w:p>
+            <w:pPr>
+              <w:spacing w:line="360" w:lineRule="auto" w:before="0" w:after="0"/>
+              <w:ind w:firstLine="0"/>
+              <w:jc w:val="both"/>
+            </w:pPr>
             <w:r>
               <w:rPr>
-                <w:sz w:val="18"/>
+                <w:rFonts w:ascii="Times New Roman" w:hAnsi="Times New Roman" w:eastAsia="Times New Roman" w:cs="Times New Roman"/>
+                <w:b w:val="0"/>
+                <w:sz w:val="22"/>
               </w:rPr>
             </w:r>
           </w:p>
@@ -1926,9 +2931,16 @@
             <w:tcW w:type="dxa" w:w="1728"/>
           </w:tcPr>
           <w:p>
+            <w:pPr>
+              <w:spacing w:line="360" w:lineRule="auto" w:before="0" w:after="0"/>
+              <w:ind w:firstLine="0"/>
+              <w:jc w:val="both"/>
+            </w:pPr>
             <w:r>
               <w:rPr>
-                <w:sz w:val="18"/>
+                <w:rFonts w:ascii="Times New Roman" w:hAnsi="Times New Roman" w:eastAsia="Times New Roman" w:cs="Times New Roman"/>
+                <w:b w:val="0"/>
+                <w:sz w:val="22"/>
               </w:rPr>
             </w:r>
           </w:p>
@@ -1938,9 +2950,16 @@
             <w:tcW w:type="dxa" w:w="1728"/>
           </w:tcPr>
           <w:p>
+            <w:pPr>
+              <w:spacing w:line="360" w:lineRule="auto" w:before="0" w:after="0"/>
+              <w:ind w:firstLine="0"/>
+              <w:jc w:val="both"/>
+            </w:pPr>
             <w:r>
               <w:rPr>
-                <w:sz w:val="18"/>
+                <w:rFonts w:ascii="Times New Roman" w:hAnsi="Times New Roman" w:eastAsia="Times New Roman" w:cs="Times New Roman"/>
+                <w:b w:val="0"/>
+                <w:sz w:val="22"/>
               </w:rPr>
             </w:r>
           </w:p>
@@ -1950,9 +2969,16 @@
             <w:tcW w:type="dxa" w:w="1728"/>
           </w:tcPr>
           <w:p>
+            <w:pPr>
+              <w:spacing w:line="360" w:lineRule="auto" w:before="0" w:after="0"/>
+              <w:ind w:firstLine="0"/>
+              <w:jc w:val="both"/>
+            </w:pPr>
             <w:r>
               <w:rPr>
-                <w:sz w:val="18"/>
+                <w:rFonts w:ascii="Times New Roman" w:hAnsi="Times New Roman" w:eastAsia="Times New Roman" w:cs="Times New Roman"/>
+                <w:b w:val="0"/>
+                <w:sz w:val="22"/>
               </w:rPr>
             </w:r>
           </w:p>
@@ -1964,9 +2990,16 @@
             <w:tcW w:type="dxa" w:w="1728"/>
           </w:tcPr>
           <w:p>
+            <w:pPr>
+              <w:spacing w:line="360" w:lineRule="auto" w:before="0" w:after="0"/>
+              <w:ind w:firstLine="0"/>
+              <w:jc w:val="both"/>
+            </w:pPr>
             <w:r>
               <w:rPr>
-                <w:sz w:val="18"/>
+                <w:rFonts w:ascii="Times New Roman" w:hAnsi="Times New Roman" w:eastAsia="Times New Roman" w:cs="Times New Roman"/>
+                <w:b w:val="0"/>
+                <w:sz w:val="22"/>
               </w:rPr>
               <w:t>R2</w:t>
             </w:r>
@@ -1977,9 +3010,16 @@
             <w:tcW w:type="dxa" w:w="1728"/>
           </w:tcPr>
           <w:p>
+            <w:pPr>
+              <w:spacing w:line="360" w:lineRule="auto" w:before="0" w:after="0"/>
+              <w:ind w:firstLine="0"/>
+              <w:jc w:val="both"/>
+            </w:pPr>
             <w:r>
               <w:rPr>
-                <w:sz w:val="18"/>
+                <w:rFonts w:ascii="Times New Roman" w:hAnsi="Times New Roman" w:eastAsia="Times New Roman" w:cs="Times New Roman"/>
+                <w:b w:val="0"/>
+                <w:sz w:val="22"/>
               </w:rPr>
             </w:r>
           </w:p>
@@ -1989,9 +3029,16 @@
             <w:tcW w:type="dxa" w:w="1728"/>
           </w:tcPr>
           <w:p>
+            <w:pPr>
+              <w:spacing w:line="360" w:lineRule="auto" w:before="0" w:after="0"/>
+              <w:ind w:firstLine="0"/>
+              <w:jc w:val="both"/>
+            </w:pPr>
             <w:r>
               <w:rPr>
-                <w:sz w:val="18"/>
+                <w:rFonts w:ascii="Times New Roman" w:hAnsi="Times New Roman" w:eastAsia="Times New Roman" w:cs="Times New Roman"/>
+                <w:b w:val="0"/>
+                <w:sz w:val="22"/>
               </w:rPr>
             </w:r>
           </w:p>
@@ -2001,9 +3048,16 @@
             <w:tcW w:type="dxa" w:w="1728"/>
           </w:tcPr>
           <w:p>
+            <w:pPr>
+              <w:spacing w:line="360" w:lineRule="auto" w:before="0" w:after="0"/>
+              <w:ind w:firstLine="0"/>
+              <w:jc w:val="both"/>
+            </w:pPr>
             <w:r>
               <w:rPr>
-                <w:sz w:val="18"/>
+                <w:rFonts w:ascii="Times New Roman" w:hAnsi="Times New Roman" w:eastAsia="Times New Roman" w:cs="Times New Roman"/>
+                <w:b w:val="0"/>
+                <w:sz w:val="22"/>
               </w:rPr>
             </w:r>
           </w:p>
@@ -2013,9 +3067,16 @@
             <w:tcW w:type="dxa" w:w="1728"/>
           </w:tcPr>
           <w:p>
+            <w:pPr>
+              <w:spacing w:line="360" w:lineRule="auto" w:before="0" w:after="0"/>
+              <w:ind w:firstLine="0"/>
+              <w:jc w:val="both"/>
+            </w:pPr>
             <w:r>
               <w:rPr>
-                <w:sz w:val="18"/>
+                <w:rFonts w:ascii="Times New Roman" w:hAnsi="Times New Roman" w:eastAsia="Times New Roman" w:cs="Times New Roman"/>
+                <w:b w:val="0"/>
+                <w:sz w:val="22"/>
               </w:rPr>
             </w:r>
           </w:p>
@@ -2027,9 +3088,16 @@
             <w:tcW w:type="dxa" w:w="1728"/>
           </w:tcPr>
           <w:p>
+            <w:pPr>
+              <w:spacing w:line="360" w:lineRule="auto" w:before="0" w:after="0"/>
+              <w:ind w:firstLine="0"/>
+              <w:jc w:val="both"/>
+            </w:pPr>
             <w:r>
               <w:rPr>
-                <w:sz w:val="18"/>
+                <w:rFonts w:ascii="Times New Roman" w:hAnsi="Times New Roman" w:eastAsia="Times New Roman" w:cs="Times New Roman"/>
+                <w:b w:val="0"/>
+                <w:sz w:val="22"/>
               </w:rPr>
               <w:t>R3</w:t>
             </w:r>
@@ -2040,9 +3108,16 @@
             <w:tcW w:type="dxa" w:w="1728"/>
           </w:tcPr>
           <w:p>
+            <w:pPr>
+              <w:spacing w:line="360" w:lineRule="auto" w:before="0" w:after="0"/>
+              <w:ind w:firstLine="0"/>
+              <w:jc w:val="both"/>
+            </w:pPr>
             <w:r>
               <w:rPr>
-                <w:sz w:val="18"/>
+                <w:rFonts w:ascii="Times New Roman" w:hAnsi="Times New Roman" w:eastAsia="Times New Roman" w:cs="Times New Roman"/>
+                <w:b w:val="0"/>
+                <w:sz w:val="22"/>
               </w:rPr>
             </w:r>
           </w:p>
@@ -2052,9 +3127,16 @@
             <w:tcW w:type="dxa" w:w="1728"/>
           </w:tcPr>
           <w:p>
+            <w:pPr>
+              <w:spacing w:line="360" w:lineRule="auto" w:before="0" w:after="0"/>
+              <w:ind w:firstLine="0"/>
+              <w:jc w:val="both"/>
+            </w:pPr>
             <w:r>
               <w:rPr>
-                <w:sz w:val="18"/>
+                <w:rFonts w:ascii="Times New Roman" w:hAnsi="Times New Roman" w:eastAsia="Times New Roman" w:cs="Times New Roman"/>
+                <w:b w:val="0"/>
+                <w:sz w:val="22"/>
               </w:rPr>
             </w:r>
           </w:p>
@@ -2064,9 +3146,16 @@
             <w:tcW w:type="dxa" w:w="1728"/>
           </w:tcPr>
           <w:p>
+            <w:pPr>
+              <w:spacing w:line="360" w:lineRule="auto" w:before="0" w:after="0"/>
+              <w:ind w:firstLine="0"/>
+              <w:jc w:val="both"/>
+            </w:pPr>
             <w:r>
               <w:rPr>
-                <w:sz w:val="18"/>
+                <w:rFonts w:ascii="Times New Roman" w:hAnsi="Times New Roman" w:eastAsia="Times New Roman" w:cs="Times New Roman"/>
+                <w:b w:val="0"/>
+                <w:sz w:val="22"/>
               </w:rPr>
             </w:r>
           </w:p>
@@ -2076,9 +3165,16 @@
             <w:tcW w:type="dxa" w:w="1728"/>
           </w:tcPr>
           <w:p>
+            <w:pPr>
+              <w:spacing w:line="360" w:lineRule="auto" w:before="0" w:after="0"/>
+              <w:ind w:firstLine="0"/>
+              <w:jc w:val="both"/>
+            </w:pPr>
             <w:r>
               <w:rPr>
-                <w:sz w:val="18"/>
+                <w:rFonts w:ascii="Times New Roman" w:hAnsi="Times New Roman" w:eastAsia="Times New Roman" w:cs="Times New Roman"/>
+                <w:b w:val="0"/>
+                <w:sz w:val="22"/>
               </w:rPr>
             </w:r>
           </w:p>
@@ -2087,11 +3183,20 @@
     </w:tbl>
     <w:p/>
     <w:p>
+      <w:pPr>
+        <w:pStyle w:val="Heading2"/>
+        <w:keepNext/>
+        <w:keepLines/>
+        <w:spacing w:line="240" w:lineRule="auto" w:before="40" w:after="0"/>
+        <w:ind w:left="0" w:firstLine="0"/>
+        <w:jc w:val="left"/>
+      </w:pPr>
       <w:r>
         <w:rPr>
+          <w:rFonts w:ascii="Times New Roman" w:hAnsi="Times New Roman" w:eastAsia="Times New Roman" w:cs="Times New Roman"/>
           <w:b/>
           <w:i w:val="0"/>
-          <w:sz w:val="24"/>
+          <w:sz w:val="28"/>
         </w:rPr>
         <w:t>5. Проверка бюджета</w:t>
       </w:r>
@@ -2100,6 +3205,7 @@
       <w:tblPr>
         <w:tblStyle w:val="TableGrid"/>
         <w:tblW w:type="auto" w:w="0"/>
+        <w:tblLayout w:type="autofit"/>
         <w:tblLook w:firstColumn="1" w:firstRow="1" w:lastColumn="0" w:lastRow="0" w:noHBand="0" w:noVBand="1" w:val="04A0"/>
       </w:tblPr>
       <w:tblGrid>
@@ -2113,10 +3219,16 @@
             <w:tcW w:type="dxa" w:w="2880"/>
           </w:tcPr>
           <w:p>
+            <w:pPr>
+              <w:spacing w:line="360" w:lineRule="auto" w:before="0" w:after="0"/>
+              <w:ind w:firstLine="0"/>
+              <w:jc w:val="center"/>
+            </w:pPr>
             <w:r>
               <w:rPr>
+                <w:rFonts w:ascii="Times New Roman" w:hAnsi="Times New Roman" w:eastAsia="Times New Roman" w:cs="Times New Roman"/>
                 <w:b/>
-                <w:sz w:val="18"/>
+                <w:sz w:val="22"/>
               </w:rPr>
               <w:t>Проверка</w:t>
             </w:r>
@@ -2127,10 +3239,16 @@
             <w:tcW w:type="dxa" w:w="2880"/>
           </w:tcPr>
           <w:p>
+            <w:pPr>
+              <w:spacing w:line="360" w:lineRule="auto" w:before="0" w:after="0"/>
+              <w:ind w:firstLine="0"/>
+              <w:jc w:val="center"/>
+            </w:pPr>
             <w:r>
               <w:rPr>
+                <w:rFonts w:ascii="Times New Roman" w:hAnsi="Times New Roman" w:eastAsia="Times New Roman" w:cs="Times New Roman"/>
                 <w:b/>
-                <w:sz w:val="18"/>
+                <w:sz w:val="22"/>
               </w:rPr>
               <w:t>Ожидание</w:t>
             </w:r>
@@ -2141,10 +3259,16 @@
             <w:tcW w:type="dxa" w:w="2880"/>
           </w:tcPr>
           <w:p>
+            <w:pPr>
+              <w:spacing w:line="360" w:lineRule="auto" w:before="0" w:after="0"/>
+              <w:ind w:firstLine="0"/>
+              <w:jc w:val="center"/>
+            </w:pPr>
             <w:r>
               <w:rPr>
+                <w:rFonts w:ascii="Times New Roman" w:hAnsi="Times New Roman" w:eastAsia="Times New Roman" w:cs="Times New Roman"/>
                 <w:b/>
-                <w:sz w:val="18"/>
+                <w:sz w:val="22"/>
               </w:rPr>
               <w:t>Факт</w:t>
             </w:r>
@@ -2157,9 +3281,16 @@
             <w:tcW w:type="dxa" w:w="2880"/>
           </w:tcPr>
           <w:p>
+            <w:pPr>
+              <w:spacing w:line="360" w:lineRule="auto" w:before="0" w:after="0"/>
+              <w:ind w:firstLine="0"/>
+              <w:jc w:val="both"/>
+            </w:pPr>
             <w:r>
               <w:rPr>
-                <w:sz w:val="18"/>
+                <w:rFonts w:ascii="Times New Roman" w:hAnsi="Times New Roman" w:eastAsia="Times New Roman" w:cs="Times New Roman"/>
+                <w:b w:val="0"/>
+                <w:sz w:val="22"/>
               </w:rPr>
               <w:t>Сумма сметы равна базовому бюджету</w:t>
             </w:r>
@@ -2170,9 +3301,16 @@
             <w:tcW w:type="dxa" w:w="2880"/>
           </w:tcPr>
           <w:p>
+            <w:pPr>
+              <w:spacing w:line="360" w:lineRule="auto" w:before="0" w:after="0"/>
+              <w:ind w:firstLine="0"/>
+              <w:jc w:val="both"/>
+            </w:pPr>
             <w:r>
               <w:rPr>
-                <w:sz w:val="18"/>
+                <w:rFonts w:ascii="Times New Roman" w:hAnsi="Times New Roman" w:eastAsia="Times New Roman" w:cs="Times New Roman"/>
+                <w:b w:val="0"/>
+                <w:sz w:val="22"/>
               </w:rPr>
               <w:t>да</w:t>
             </w:r>
@@ -2183,9 +3321,16 @@
             <w:tcW w:type="dxa" w:w="2880"/>
           </w:tcPr>
           <w:p>
+            <w:pPr>
+              <w:spacing w:line="360" w:lineRule="auto" w:before="0" w:after="0"/>
+              <w:ind w:firstLine="0"/>
+              <w:jc w:val="both"/>
+            </w:pPr>
             <w:r>
               <w:rPr>
-                <w:sz w:val="18"/>
+                <w:rFonts w:ascii="Times New Roman" w:hAnsi="Times New Roman" w:eastAsia="Times New Roman" w:cs="Times New Roman"/>
+                <w:b w:val="0"/>
+                <w:sz w:val="22"/>
               </w:rPr>
             </w:r>
           </w:p>
@@ -2197,9 +3342,16 @@
             <w:tcW w:type="dxa" w:w="2880"/>
           </w:tcPr>
           <w:p>
+            <w:pPr>
+              <w:spacing w:line="360" w:lineRule="auto" w:before="0" w:after="0"/>
+              <w:ind w:firstLine="0"/>
+              <w:jc w:val="both"/>
+            </w:pPr>
             <w:r>
               <w:rPr>
-                <w:sz w:val="18"/>
+                <w:rFonts w:ascii="Times New Roman" w:hAnsi="Times New Roman" w:eastAsia="Times New Roman" w:cs="Times New Roman"/>
+                <w:b w:val="0"/>
+                <w:sz w:val="22"/>
               </w:rPr>
               <w:t>Резерв на риски не меньше суммы EMV</w:t>
             </w:r>
@@ -2210,9 +3362,16 @@
             <w:tcW w:type="dxa" w:w="2880"/>
           </w:tcPr>
           <w:p>
+            <w:pPr>
+              <w:spacing w:line="360" w:lineRule="auto" w:before="0" w:after="0"/>
+              <w:ind w:firstLine="0"/>
+              <w:jc w:val="both"/>
+            </w:pPr>
             <w:r>
               <w:rPr>
-                <w:sz w:val="18"/>
+                <w:rFonts w:ascii="Times New Roman" w:hAnsi="Times New Roman" w:eastAsia="Times New Roman" w:cs="Times New Roman"/>
+                <w:b w:val="0"/>
+                <w:sz w:val="22"/>
               </w:rPr>
               <w:t>да</w:t>
             </w:r>
@@ -2223,9 +3382,16 @@
             <w:tcW w:type="dxa" w:w="2880"/>
           </w:tcPr>
           <w:p>
+            <w:pPr>
+              <w:spacing w:line="360" w:lineRule="auto" w:before="0" w:after="0"/>
+              <w:ind w:firstLine="0"/>
+              <w:jc w:val="both"/>
+            </w:pPr>
             <w:r>
               <w:rPr>
-                <w:sz w:val="18"/>
+                <w:rFonts w:ascii="Times New Roman" w:hAnsi="Times New Roman" w:eastAsia="Times New Roman" w:cs="Times New Roman"/>
+                <w:b w:val="0"/>
+                <w:sz w:val="22"/>
               </w:rPr>
             </w:r>
           </w:p>
@@ -2237,9 +3403,16 @@
             <w:tcW w:type="dxa" w:w="2880"/>
           </w:tcPr>
           <w:p>
+            <w:pPr>
+              <w:spacing w:line="360" w:lineRule="auto" w:before="0" w:after="0"/>
+              <w:ind w:firstLine="0"/>
+              <w:jc w:val="both"/>
+            </w:pPr>
             <w:r>
               <w:rPr>
-                <w:sz w:val="18"/>
+                <w:rFonts w:ascii="Times New Roman" w:hAnsi="Times New Roman" w:eastAsia="Times New Roman" w:cs="Times New Roman"/>
+                <w:b w:val="0"/>
+                <w:sz w:val="22"/>
               </w:rPr>
               <w:t>У каждого риска есть владелец</w:t>
             </w:r>
@@ -2250,9 +3423,16 @@
             <w:tcW w:type="dxa" w:w="2880"/>
           </w:tcPr>
           <w:p>
+            <w:pPr>
+              <w:spacing w:line="360" w:lineRule="auto" w:before="0" w:after="0"/>
+              <w:ind w:firstLine="0"/>
+              <w:jc w:val="both"/>
+            </w:pPr>
             <w:r>
               <w:rPr>
-                <w:sz w:val="18"/>
+                <w:rFonts w:ascii="Times New Roman" w:hAnsi="Times New Roman" w:eastAsia="Times New Roman" w:cs="Times New Roman"/>
+                <w:b w:val="0"/>
+                <w:sz w:val="22"/>
               </w:rPr>
               <w:t>да</w:t>
             </w:r>
@@ -2263,9 +3443,16 @@
             <w:tcW w:type="dxa" w:w="2880"/>
           </w:tcPr>
           <w:p>
+            <w:pPr>
+              <w:spacing w:line="360" w:lineRule="auto" w:before="0" w:after="0"/>
+              <w:ind w:firstLine="0"/>
+              <w:jc w:val="both"/>
+            </w:pPr>
             <w:r>
               <w:rPr>
-                <w:sz w:val="18"/>
+                <w:rFonts w:ascii="Times New Roman" w:hAnsi="Times New Roman" w:eastAsia="Times New Roman" w:cs="Times New Roman"/>
+                <w:b w:val="0"/>
+                <w:sz w:val="22"/>
               </w:rPr>
             </w:r>
           </w:p>
@@ -2277,9 +3464,16 @@
             <w:tcW w:type="dxa" w:w="2880"/>
           </w:tcPr>
           <w:p>
+            <w:pPr>
+              <w:spacing w:line="360" w:lineRule="auto" w:before="0" w:after="0"/>
+              <w:ind w:firstLine="0"/>
+              <w:jc w:val="both"/>
+            </w:pPr>
             <w:r>
               <w:rPr>
-                <w:sz w:val="18"/>
+                <w:rFonts w:ascii="Times New Roman" w:hAnsi="Times New Roman" w:eastAsia="Times New Roman" w:cs="Times New Roman"/>
+                <w:b w:val="0"/>
+                <w:sz w:val="22"/>
               </w:rPr>
               <w:t>Доля резерва управления не больше 10 процентов</w:t>
             </w:r>
@@ -2290,9 +3484,16 @@
             <w:tcW w:type="dxa" w:w="2880"/>
           </w:tcPr>
           <w:p>
+            <w:pPr>
+              <w:spacing w:line="360" w:lineRule="auto" w:before="0" w:after="0"/>
+              <w:ind w:firstLine="0"/>
+              <w:jc w:val="both"/>
+            </w:pPr>
             <w:r>
               <w:rPr>
-                <w:sz w:val="18"/>
+                <w:rFonts w:ascii="Times New Roman" w:hAnsi="Times New Roman" w:eastAsia="Times New Roman" w:cs="Times New Roman"/>
+                <w:b w:val="0"/>
+                <w:sz w:val="22"/>
               </w:rPr>
               <w:t>да</w:t>
             </w:r>
@@ -2303,9 +3504,16 @@
             <w:tcW w:type="dxa" w:w="2880"/>
           </w:tcPr>
           <w:p>
+            <w:pPr>
+              <w:spacing w:line="360" w:lineRule="auto" w:before="0" w:after="0"/>
+              <w:ind w:firstLine="0"/>
+              <w:jc w:val="both"/>
+            </w:pPr>
             <w:r>
               <w:rPr>
-                <w:sz w:val="18"/>
+                <w:rFonts w:ascii="Times New Roman" w:hAnsi="Times New Roman" w:eastAsia="Times New Roman" w:cs="Times New Roman"/>
+                <w:b w:val="0"/>
+                <w:sz w:val="22"/>
               </w:rPr>
             </w:r>
           </w:p>
@@ -2314,72 +3522,120 @@
     </w:tbl>
     <w:p/>
     <w:p>
+      <w:pPr>
+        <w:pStyle w:val="Heading1"/>
+        <w:keepNext/>
+        <w:keepLines/>
+        <w:spacing w:line="240" w:lineRule="auto" w:before="240" w:after="0"/>
+        <w:ind w:left="0" w:firstLine="0"/>
+        <w:jc w:val="both"/>
+      </w:pPr>
       <w:r>
         <w:rPr>
-          <w:b/>
+          <w:rFonts w:ascii="Times New Roman" w:hAnsi="Times New Roman" w:eastAsia="Times New Roman" w:cs="Times New Roman"/>
+          <w:b w:val="0"/>
           <w:i w:val="0"/>
-          <w:sz w:val="24"/>
+          <w:sz w:val="28"/>
         </w:rPr>
         <w:t>Контрольные вопросы</w:t>
       </w:r>
     </w:p>
     <w:p>
+      <w:pPr>
+        <w:spacing w:line="360" w:lineRule="auto" w:before="0" w:after="0"/>
+        <w:ind w:firstLine="709"/>
+        <w:jc w:val="both"/>
+      </w:pPr>
       <w:r>
         <w:rPr>
+          <w:rFonts w:ascii="Times New Roman" w:hAnsi="Times New Roman" w:eastAsia="Times New Roman" w:cs="Times New Roman"/>
           <w:b w:val="0"/>
           <w:i w:val="0"/>
-          <w:sz w:val="24"/>
+          <w:sz w:val="28"/>
         </w:rPr>
         <w:t>1. Чем резерв на известные риски отличается от резерва управления?</w:t>
       </w:r>
     </w:p>
     <w:p>
+      <w:pPr>
+        <w:spacing w:line="360" w:lineRule="auto" w:before="0" w:after="0"/>
+        <w:ind w:firstLine="709"/>
+        <w:jc w:val="both"/>
+      </w:pPr>
       <w:r>
         <w:rPr>
+          <w:rFonts w:ascii="Times New Roman" w:hAnsi="Times New Roman" w:eastAsia="Times New Roman" w:cs="Times New Roman"/>
           <w:b w:val="0"/>
           <w:i w:val="0"/>
-          <w:sz w:val="24"/>
+          <w:sz w:val="28"/>
         </w:rPr>
         <w:t>2. Почему EMV не равен реальному убытку?</w:t>
       </w:r>
     </w:p>
     <w:p>
+      <w:pPr>
+        <w:spacing w:line="360" w:lineRule="auto" w:before="0" w:after="0"/>
+        <w:ind w:firstLine="709"/>
+        <w:jc w:val="both"/>
+      </w:pPr>
       <w:r>
         <w:rPr>
+          <w:rFonts w:ascii="Times New Roman" w:hAnsi="Times New Roman" w:eastAsia="Times New Roman" w:cs="Times New Roman"/>
           <w:b w:val="0"/>
           <w:i w:val="0"/>
-          <w:sz w:val="24"/>
+          <w:sz w:val="28"/>
         </w:rPr>
         <w:t>3. Какую стратегию выбрать, если риск вне зоны влияния команды?</w:t>
       </w:r>
     </w:p>
     <w:p>
+      <w:pPr>
+        <w:spacing w:line="360" w:lineRule="auto" w:before="0" w:after="0"/>
+        <w:ind w:firstLine="709"/>
+        <w:jc w:val="both"/>
+      </w:pPr>
       <w:r>
         <w:rPr>
+          <w:rFonts w:ascii="Times New Roman" w:hAnsi="Times New Roman" w:eastAsia="Times New Roman" w:cs="Times New Roman"/>
           <w:b w:val="0"/>
           <w:i w:val="0"/>
-          <w:sz w:val="24"/>
+          <w:sz w:val="28"/>
         </w:rPr>
         <w:t>4. Что происходит с бюджетом, когда риск реализовался?</w:t>
       </w:r>
     </w:p>
     <w:p>
+      <w:pPr>
+        <w:spacing w:line="360" w:lineRule="auto" w:before="0" w:after="0"/>
+        <w:ind w:firstLine="709"/>
+        <w:jc w:val="both"/>
+      </w:pPr>
       <w:r>
         <w:rPr>
+          <w:rFonts w:ascii="Times New Roman" w:hAnsi="Times New Roman" w:eastAsia="Times New Roman" w:cs="Times New Roman"/>
           <w:b w:val="0"/>
           <w:i w:val="0"/>
-          <w:sz w:val="24"/>
+          <w:sz w:val="28"/>
         </w:rPr>
         <w:t>5. Почему смета снизу вверх точнее процента от прошлого проекта?</w:t>
       </w:r>
     </w:p>
     <w:p/>
     <w:p>
+      <w:pPr>
+        <w:pStyle w:val="Heading1"/>
+        <w:keepNext/>
+        <w:keepLines/>
+        <w:spacing w:line="240" w:lineRule="auto" w:before="240" w:after="0"/>
+        <w:ind w:left="0" w:firstLine="0"/>
+        <w:jc w:val="both"/>
+      </w:pPr>
       <w:r>
         <w:rPr>
-          <w:b/>
+          <w:rFonts w:ascii="Times New Roman" w:hAnsi="Times New Roman" w:eastAsia="Times New Roman" w:cs="Times New Roman"/>
+          <w:b w:val="0"/>
           <w:i w:val="0"/>
-          <w:sz w:val="24"/>
+          <w:sz w:val="28"/>
         </w:rPr>
         <w:t>Критерии оценки</w:t>
       </w:r>
@@ -2388,6 +3644,7 @@
       <w:tblPr>
         <w:tblStyle w:val="TableGrid"/>
         <w:tblW w:type="auto" w:w="0"/>
+        <w:tblLayout w:type="autofit"/>
         <w:tblLook w:firstColumn="1" w:firstRow="1" w:lastColumn="0" w:lastRow="0" w:noHBand="0" w:noVBand="1" w:val="04A0"/>
       </w:tblPr>
       <w:tblGrid>
@@ -2400,10 +3657,16 @@
             <w:tcW w:type="dxa" w:w="4320"/>
           </w:tcPr>
           <w:p>
+            <w:pPr>
+              <w:spacing w:line="360" w:lineRule="auto" w:before="0" w:after="0"/>
+              <w:ind w:firstLine="0"/>
+              <w:jc w:val="center"/>
+            </w:pPr>
             <w:r>
               <w:rPr>
+                <w:rFonts w:ascii="Times New Roman" w:hAnsi="Times New Roman" w:eastAsia="Times New Roman" w:cs="Times New Roman"/>
                 <w:b/>
-                <w:sz w:val="18"/>
+                <w:sz w:val="22"/>
               </w:rPr>
               <w:t>Балл</w:t>
             </w:r>
@@ -2414,10 +3677,16 @@
             <w:tcW w:type="dxa" w:w="4320"/>
           </w:tcPr>
           <w:p>
+            <w:pPr>
+              <w:spacing w:line="360" w:lineRule="auto" w:before="0" w:after="0"/>
+              <w:ind w:firstLine="0"/>
+              <w:jc w:val="center"/>
+            </w:pPr>
             <w:r>
               <w:rPr>
+                <w:rFonts w:ascii="Times New Roman" w:hAnsi="Times New Roman" w:eastAsia="Times New Roman" w:cs="Times New Roman"/>
                 <w:b/>
-                <w:sz w:val="18"/>
+                <w:sz w:val="22"/>
               </w:rPr>
               <w:t>Что должно быть сделано</w:t>
             </w:r>
@@ -2430,9 +3699,16 @@
             <w:tcW w:type="dxa" w:w="4320"/>
           </w:tcPr>
           <w:p>
+            <w:pPr>
+              <w:spacing w:line="360" w:lineRule="auto" w:before="0" w:after="0"/>
+              <w:ind w:firstLine="0"/>
+              <w:jc w:val="both"/>
+            </w:pPr>
             <w:r>
               <w:rPr>
-                <w:sz w:val="18"/>
+                <w:rFonts w:ascii="Times New Roman" w:hAnsi="Times New Roman" w:eastAsia="Times New Roman" w:cs="Times New Roman"/>
+                <w:b w:val="0"/>
+                <w:sz w:val="22"/>
               </w:rPr>
               <w:t>5</w:t>
             </w:r>
@@ -2443,9 +3719,16 @@
             <w:tcW w:type="dxa" w:w="4320"/>
           </w:tcPr>
           <w:p>
+            <w:pPr>
+              <w:spacing w:line="360" w:lineRule="auto" w:before="0" w:after="0"/>
+              <w:ind w:firstLine="0"/>
+              <w:jc w:val="both"/>
+            </w:pPr>
             <w:r>
               <w:rPr>
-                <w:sz w:val="18"/>
+                <w:rFonts w:ascii="Times New Roman" w:hAnsi="Times New Roman" w:eastAsia="Times New Roman" w:cs="Times New Roman"/>
+                <w:b w:val="0"/>
+                <w:sz w:val="22"/>
               </w:rPr>
               <w:t>Смета по пакетам, бюджет сходится, шесть рисков с EMV и владельцами, у трёх есть триггеры, проверки заполнены.</w:t>
             </w:r>
@@ -2458,9 +3741,16 @@
             <w:tcW w:type="dxa" w:w="4320"/>
           </w:tcPr>
           <w:p>
+            <w:pPr>
+              <w:spacing w:line="360" w:lineRule="auto" w:before="0" w:after="0"/>
+              <w:ind w:firstLine="0"/>
+              <w:jc w:val="both"/>
+            </w:pPr>
             <w:r>
               <w:rPr>
-                <w:sz w:val="18"/>
+                <w:rFonts w:ascii="Times New Roman" w:hAnsi="Times New Roman" w:eastAsia="Times New Roman" w:cs="Times New Roman"/>
+                <w:b w:val="0"/>
+                <w:sz w:val="22"/>
               </w:rPr>
               <w:t>4</w:t>
             </w:r>
@@ -2471,9 +3761,16 @@
             <w:tcW w:type="dxa" w:w="4320"/>
           </w:tcPr>
           <w:p>
+            <w:pPr>
+              <w:spacing w:line="360" w:lineRule="auto" w:before="0" w:after="0"/>
+              <w:ind w:firstLine="0"/>
+              <w:jc w:val="both"/>
+            </w:pPr>
             <w:r>
               <w:rPr>
-                <w:sz w:val="18"/>
+                <w:rFonts w:ascii="Times New Roman" w:hAnsi="Times New Roman" w:eastAsia="Times New Roman" w:cs="Times New Roman"/>
+                <w:b w:val="0"/>
+                <w:sz w:val="22"/>
               </w:rPr>
               <w:t>Смета и бюджет верны, реестр рисков неполный или EMV посчитан с ошибкой.</w:t>
             </w:r>
@@ -2486,9 +3783,16 @@
             <w:tcW w:type="dxa" w:w="4320"/>
           </w:tcPr>
           <w:p>
+            <w:pPr>
+              <w:spacing w:line="360" w:lineRule="auto" w:before="0" w:after="0"/>
+              <w:ind w:firstLine="0"/>
+              <w:jc w:val="both"/>
+            </w:pPr>
             <w:r>
               <w:rPr>
-                <w:sz w:val="18"/>
+                <w:rFonts w:ascii="Times New Roman" w:hAnsi="Times New Roman" w:eastAsia="Times New Roman" w:cs="Times New Roman"/>
+                <w:b w:val="0"/>
+                <w:sz w:val="22"/>
               </w:rPr>
               <w:t>3</w:t>
             </w:r>
@@ -2499,9 +3803,16 @@
             <w:tcW w:type="dxa" w:w="4320"/>
           </w:tcPr>
           <w:p>
+            <w:pPr>
+              <w:spacing w:line="360" w:lineRule="auto" w:before="0" w:after="0"/>
+              <w:ind w:firstLine="0"/>
+              <w:jc w:val="both"/>
+            </w:pPr>
             <w:r>
               <w:rPr>
-                <w:sz w:val="18"/>
+                <w:rFonts w:ascii="Times New Roman" w:hAnsi="Times New Roman" w:eastAsia="Times New Roman" w:cs="Times New Roman"/>
+                <w:b w:val="0"/>
+                <w:sz w:val="22"/>
               </w:rPr>
               <w:t>Бюджет собран, риски описаны без количественной оценки.</w:t>
             </w:r>
@@ -2511,48 +3822,75 @@
     </w:tbl>
     <w:p/>
     <w:p>
+      <w:pPr>
+        <w:pStyle w:val="Heading1"/>
+        <w:keepNext/>
+        <w:keepLines/>
+        <w:spacing w:line="240" w:lineRule="auto" w:before="240" w:after="0"/>
+        <w:ind w:left="0" w:firstLine="0"/>
+        <w:jc w:val="both"/>
+      </w:pPr>
       <w:r>
         <w:rPr>
-          <w:b/>
+          <w:rFonts w:ascii="Times New Roman" w:hAnsi="Times New Roman" w:eastAsia="Times New Roman" w:cs="Times New Roman"/>
+          <w:b w:val="0"/>
           <w:i w:val="0"/>
-          <w:sz w:val="24"/>
+          <w:sz w:val="28"/>
         </w:rPr>
         <w:t>Вывод</w:t>
       </w:r>
     </w:p>
     <w:p>
+      <w:pPr>
+        <w:spacing w:line="360" w:lineRule="auto" w:before="0" w:after="0"/>
+        <w:ind w:firstLine="709"/>
+        <w:jc w:val="both"/>
+      </w:pPr>
       <w:r>
         <w:rPr>
+          <w:rFonts w:ascii="Times New Roman" w:hAnsi="Times New Roman" w:eastAsia="Times New Roman" w:cs="Times New Roman"/>
           <w:b w:val="0"/>
           <w:i w:val="0"/>
-          <w:sz w:val="24"/>
+          <w:sz w:val="28"/>
         </w:rPr>
         <w:t>________________________________________________________________________</w:t>
       </w:r>
     </w:p>
     <w:p>
+      <w:pPr>
+        <w:spacing w:line="360" w:lineRule="auto" w:before="0" w:after="0"/>
+        <w:ind w:firstLine="709"/>
+        <w:jc w:val="both"/>
+      </w:pPr>
       <w:r>
         <w:rPr>
+          <w:rFonts w:ascii="Times New Roman" w:hAnsi="Times New Roman" w:eastAsia="Times New Roman" w:cs="Times New Roman"/>
           <w:b w:val="0"/>
           <w:i w:val="0"/>
-          <w:sz w:val="24"/>
+          <w:sz w:val="28"/>
         </w:rPr>
         <w:t>________________________________________________________________________</w:t>
       </w:r>
     </w:p>
     <w:p>
+      <w:pPr>
+        <w:spacing w:line="360" w:lineRule="auto" w:before="0" w:after="0"/>
+        <w:ind w:firstLine="709"/>
+        <w:jc w:val="both"/>
+      </w:pPr>
       <w:r>
         <w:rPr>
+          <w:rFonts w:ascii="Times New Roman" w:hAnsi="Times New Roman" w:eastAsia="Times New Roman" w:cs="Times New Roman"/>
           <w:b w:val="0"/>
           <w:i w:val="0"/>
-          <w:sz w:val="24"/>
+          <w:sz w:val="28"/>
         </w:rPr>
         <w:t>________________________________________________________________________</w:t>
       </w:r>
     </w:p>
     <w:sectPr>
-      <w:pgSz w:w="12240" w:h="15840"/>
-      <w:pgMar w:top="1440" w:right="1800" w:bottom="1440" w:left="1800" w:header="720" w:footer="720" w:gutter="0"/>
+      <w:pgSz w:w="11906" w:h="16838"/>
+      <w:pgMar w:top="1134" w:right="850" w:bottom="1134" w:left="1701" w:header="720" w:footer="720" w:gutter="0"/>
       <w:cols w:space="720"/>
       <w:docGrid w:linePitch="360"/>
     </w:sectPr>
@@ -2923,9 +4261,14 @@
     <w:name w:val="Normal"/>
     <w:qFormat/>
     <w:rsid w:val="00FC693F"/>
+    <w:pPr>
+      <w:spacing w:line="360" w:lineRule="auto" w:before="0" w:after="0"/>
+      <w:ind w:firstLine="709"/>
+      <w:jc w:val="both"/>
+    </w:pPr>
     <w:rPr>
-      <w:rFonts w:ascii="Times New Roman" w:hAnsi="Times New Roman"/>
-      <w:sz w:val="24"/>
+      <w:rFonts w:ascii="Times New Roman" w:hAnsi="Times New Roman" w:eastAsia="Times New Roman" w:cs="Times New Roman"/>
+      <w:sz w:val="28"/>
     </w:rPr>
   </w:style>
   <w:style w:type="paragraph" w:styleId="Header">
@@ -2983,12 +4326,14 @@
     <w:pPr>
       <w:keepNext/>
       <w:keepLines/>
-      <w:spacing w:before="480" w:after="0"/>
+      <w:spacing w:before="240" w:after="0" w:line="240" w:lineRule="auto"/>
+      <w:ind w:left="0" w:firstLine="0"/>
+      <w:jc w:val="both"/>
       <w:outlineLvl w:val="0"/>
     </w:pPr>
     <w:rPr>
-      <w:rFonts w:asciiTheme="majorHAnsi" w:eastAsiaTheme="majorEastAsia" w:hAnsiTheme="majorHAnsi" w:cstheme="majorBidi"/>
-      <w:b/>
+      <w:rFonts w:asciiTheme="majorHAnsi" w:eastAsiaTheme="majorEastAsia" w:hAnsiTheme="majorHAnsi" w:cstheme="majorBidi" w:ascii="Times New Roman" w:hAnsi="Times New Roman" w:eastAsia="Times New Roman" w:cs="Times New Roman"/>
+      <w:b w:val="0"/>
       <w:bCs/>
       <w:color w:val="365F91" w:themeColor="accent1" w:themeShade="BF"/>
       <w:sz w:val="28"/>
@@ -3007,15 +4352,17 @@
     <w:pPr>
       <w:keepNext/>
       <w:keepLines/>
-      <w:spacing w:before="200" w:after="0"/>
+      <w:spacing w:before="40" w:after="0" w:line="240" w:lineRule="auto"/>
+      <w:ind w:left="0" w:firstLine="0"/>
+      <w:jc w:val="left"/>
       <w:outlineLvl w:val="1"/>
     </w:pPr>
     <w:rPr>
-      <w:rFonts w:asciiTheme="majorHAnsi" w:eastAsiaTheme="majorEastAsia" w:hAnsiTheme="majorHAnsi" w:cstheme="majorBidi"/>
+      <w:rFonts w:asciiTheme="majorHAnsi" w:eastAsiaTheme="majorEastAsia" w:hAnsiTheme="majorHAnsi" w:cstheme="majorBidi" w:ascii="Times New Roman" w:hAnsi="Times New Roman" w:eastAsia="Times New Roman" w:cs="Times New Roman"/>
       <w:b/>
       <w:bCs/>
       <w:color w:val="4F81BD" w:themeColor="accent1"/>
-      <w:sz w:val="26"/>
+      <w:sz w:val="28"/>
       <w:szCs w:val="26"/>
     </w:rPr>
   </w:style>
@@ -3345,9 +4692,14 @@
     <w:qFormat/>
     <w:rsid w:val="00FC693F"/>
     <w:pPr>
-      <w:ind w:left="720"/>
+      <w:spacing w:line="360" w:lineRule="auto" w:before="0" w:after="0"/>
+      <w:ind w:left="709" w:firstLine="0"/>
       <w:contextualSpacing/>
     </w:pPr>
+    <w:rPr>
+      <w:rFonts w:ascii="Times New Roman" w:hAnsi="Times New Roman" w:eastAsia="Times New Roman" w:cs="Times New Roman"/>
+      <w:sz w:val="28"/>
+    </w:rPr>
   </w:style>
   <w:style w:type="paragraph" w:styleId="BodyText">
     <w:name w:val="Body Text"/>

--- a/courses/3/project-management/dist/reports/PM_practice-04_report-template.docx
+++ b/courses/3/project-management/dist/reports/PM_practice-04_report-template.docx
@@ -13,6 +13,7 @@
           <w:rFonts w:ascii="Times New Roman" w:hAnsi="Times New Roman" w:eastAsia="Times New Roman" w:cs="Times New Roman"/>
           <w:b/>
           <w:i w:val="0"/>
+          <w:color w:val="000000"/>
           <w:sz w:val="28"/>
         </w:rPr>
         <w:t>Управление проектами (МДК.03.02)</w:t>
@@ -29,6 +30,7 @@
           <w:rFonts w:ascii="Times New Roman" w:hAnsi="Times New Roman" w:eastAsia="Times New Roman" w:cs="Times New Roman"/>
           <w:b/>
           <w:i w:val="0"/>
+          <w:color w:val="000000"/>
           <w:sz w:val="28"/>
         </w:rPr>
         <w:t>Практическая работа 4</w:t>
@@ -45,6 +47,7 @@
           <w:rFonts w:ascii="Times New Roman" w:hAnsi="Times New Roman" w:eastAsia="Times New Roman" w:cs="Times New Roman"/>
           <w:b w:val="0"/>
           <w:i w:val="0"/>
+          <w:color w:val="000000"/>
           <w:sz w:val="28"/>
         </w:rPr>
         <w:t>Бюджет и риски</w:t>
@@ -62,6 +65,7 @@
           <w:rFonts w:ascii="Times New Roman" w:hAnsi="Times New Roman" w:eastAsia="Times New Roman" w:cs="Times New Roman"/>
           <w:b w:val="0"/>
           <w:i w:val="0"/>
+          <w:color w:val="000000"/>
           <w:sz w:val="28"/>
         </w:rPr>
         <w:t>ФИО студента: ______________________________________</w:t>
@@ -78,6 +82,7 @@
           <w:rFonts w:ascii="Times New Roman" w:hAnsi="Times New Roman" w:eastAsia="Times New Roman" w:cs="Times New Roman"/>
           <w:b w:val="0"/>
           <w:i w:val="0"/>
+          <w:color w:val="000000"/>
           <w:sz w:val="28"/>
         </w:rPr>
         <w:t>Группа: ______________________  Дата: _______________</w:t>
@@ -94,6 +99,7 @@
           <w:rFonts w:ascii="Times New Roman" w:hAnsi="Times New Roman" w:eastAsia="Times New Roman" w:cs="Times New Roman"/>
           <w:b w:val="0"/>
           <w:i w:val="0"/>
+          <w:color w:val="000000"/>
           <w:sz w:val="28"/>
         </w:rPr>
         <w:t>Проект: ____________________________________________</w:t>
@@ -105,6 +111,7 @@
         <w:pStyle w:val="Heading1"/>
         <w:keepNext/>
         <w:keepLines/>
+        <w:pageBreakBefore/>
         <w:spacing w:line="240" w:lineRule="auto" w:before="240" w:after="0"/>
         <w:ind w:left="0" w:firstLine="0"/>
         <w:jc w:val="both"/>
@@ -114,6 +121,7 @@
           <w:rFonts w:ascii="Times New Roman" w:hAnsi="Times New Roman" w:eastAsia="Times New Roman" w:cs="Times New Roman"/>
           <w:b w:val="0"/>
           <w:i w:val="0"/>
+          <w:color w:val="000000"/>
           <w:sz w:val="28"/>
         </w:rPr>
         <w:t>Цель работы</w:t>
@@ -130,6 +138,7 @@
           <w:rFonts w:ascii="Times New Roman" w:hAnsi="Times New Roman" w:eastAsia="Times New Roman" w:cs="Times New Roman"/>
           <w:b w:val="0"/>
           <w:i w:val="0"/>
+          <w:color w:val="000000"/>
           <w:sz w:val="28"/>
         </w:rPr>
         <w:t>Собрать и проверить проектный документ так, чтобы его мог понять новый участник команды и комиссия. Все решения должны опираться на числа и проверяемые факты.</w:t>
@@ -149,6 +158,7 @@
         <w:rPr>
           <w:rFonts w:ascii="Times New Roman" w:hAnsi="Times New Roman" w:eastAsia="Times New Roman" w:cs="Times New Roman"/>
           <w:b w:val="0"/>
+          <w:color w:val="000000"/>
           <w:sz w:val="28"/>
         </w:rPr>
         <w:t>Ход работы</w:t>
@@ -168,6 +178,7 @@
           <w:rFonts w:ascii="Times New Roman" w:hAnsi="Times New Roman" w:eastAsia="Times New Roman" w:cs="Times New Roman"/>
           <w:b/>
           <w:i w:val="0"/>
+          <w:color w:val="000000"/>
           <w:sz w:val="28"/>
         </w:rPr>
         <w:t>1. Смета проекта</w:t>
@@ -203,6 +214,7 @@
               <w:rPr>
                 <w:rFonts w:ascii="Times New Roman" w:hAnsi="Times New Roman" w:eastAsia="Times New Roman" w:cs="Times New Roman"/>
                 <w:b/>
+                <w:color w:val="000000"/>
                 <w:sz w:val="22"/>
               </w:rPr>
               <w:t>Пакет работ</w:t>
@@ -223,6 +235,7 @@
               <w:rPr>
                 <w:rFonts w:ascii="Times New Roman" w:hAnsi="Times New Roman" w:eastAsia="Times New Roman" w:cs="Times New Roman"/>
                 <w:b/>
+                <w:color w:val="000000"/>
                 <w:sz w:val="22"/>
               </w:rPr>
               <w:t>Ресурс</w:t>
@@ -243,6 +256,7 @@
               <w:rPr>
                 <w:rFonts w:ascii="Times New Roman" w:hAnsi="Times New Roman" w:eastAsia="Times New Roman" w:cs="Times New Roman"/>
                 <w:b/>
+                <w:color w:val="000000"/>
                 <w:sz w:val="22"/>
               </w:rPr>
               <w:t>Единица</w:t>
@@ -263,6 +277,7 @@
               <w:rPr>
                 <w:rFonts w:ascii="Times New Roman" w:hAnsi="Times New Roman" w:eastAsia="Times New Roman" w:cs="Times New Roman"/>
                 <w:b/>
+                <w:color w:val="000000"/>
                 <w:sz w:val="22"/>
               </w:rPr>
               <w:t>Количество</w:t>
@@ -283,6 +298,7 @@
               <w:rPr>
                 <w:rFonts w:ascii="Times New Roman" w:hAnsi="Times New Roman" w:eastAsia="Times New Roman" w:cs="Times New Roman"/>
                 <w:b/>
+                <w:color w:val="000000"/>
                 <w:sz w:val="22"/>
               </w:rPr>
               <w:t>Ставка, руб.</w:t>
@@ -303,6 +319,7 @@
               <w:rPr>
                 <w:rFonts w:ascii="Times New Roman" w:hAnsi="Times New Roman" w:eastAsia="Times New Roman" w:cs="Times New Roman"/>
                 <w:b/>
+                <w:color w:val="000000"/>
                 <w:sz w:val="22"/>
               </w:rPr>
               <w:t>Сумма, руб.</w:t>
@@ -325,6 +342,7 @@
               <w:rPr>
                 <w:rFonts w:ascii="Times New Roman" w:hAnsi="Times New Roman" w:eastAsia="Times New Roman" w:cs="Times New Roman"/>
                 <w:b w:val="0"/>
+                <w:color w:val="000000"/>
                 <w:sz w:val="22"/>
               </w:rPr>
             </w:r>
@@ -344,6 +362,7 @@
               <w:rPr>
                 <w:rFonts w:ascii="Times New Roman" w:hAnsi="Times New Roman" w:eastAsia="Times New Roman" w:cs="Times New Roman"/>
                 <w:b w:val="0"/>
+                <w:color w:val="000000"/>
                 <w:sz w:val="22"/>
               </w:rPr>
             </w:r>
@@ -363,6 +382,7 @@
               <w:rPr>
                 <w:rFonts w:ascii="Times New Roman" w:hAnsi="Times New Roman" w:eastAsia="Times New Roman" w:cs="Times New Roman"/>
                 <w:b w:val="0"/>
+                <w:color w:val="000000"/>
                 <w:sz w:val="22"/>
               </w:rPr>
               <w:t>чел.-час</w:t>
@@ -383,6 +403,7 @@
               <w:rPr>
                 <w:rFonts w:ascii="Times New Roman" w:hAnsi="Times New Roman" w:eastAsia="Times New Roman" w:cs="Times New Roman"/>
                 <w:b w:val="0"/>
+                <w:color w:val="000000"/>
                 <w:sz w:val="22"/>
               </w:rPr>
             </w:r>
@@ -402,6 +423,7 @@
               <w:rPr>
                 <w:rFonts w:ascii="Times New Roman" w:hAnsi="Times New Roman" w:eastAsia="Times New Roman" w:cs="Times New Roman"/>
                 <w:b w:val="0"/>
+                <w:color w:val="000000"/>
                 <w:sz w:val="22"/>
               </w:rPr>
             </w:r>
@@ -421,6 +443,7 @@
               <w:rPr>
                 <w:rFonts w:ascii="Times New Roman" w:hAnsi="Times New Roman" w:eastAsia="Times New Roman" w:cs="Times New Roman"/>
                 <w:b w:val="0"/>
+                <w:color w:val="000000"/>
                 <w:sz w:val="22"/>
               </w:rPr>
             </w:r>
@@ -442,6 +465,7 @@
               <w:rPr>
                 <w:rFonts w:ascii="Times New Roman" w:hAnsi="Times New Roman" w:eastAsia="Times New Roman" w:cs="Times New Roman"/>
                 <w:b w:val="0"/>
+                <w:color w:val="000000"/>
                 <w:sz w:val="22"/>
               </w:rPr>
             </w:r>
@@ -461,6 +485,7 @@
               <w:rPr>
                 <w:rFonts w:ascii="Times New Roman" w:hAnsi="Times New Roman" w:eastAsia="Times New Roman" w:cs="Times New Roman"/>
                 <w:b w:val="0"/>
+                <w:color w:val="000000"/>
                 <w:sz w:val="22"/>
               </w:rPr>
             </w:r>
@@ -480,6 +505,7 @@
               <w:rPr>
                 <w:rFonts w:ascii="Times New Roman" w:hAnsi="Times New Roman" w:eastAsia="Times New Roman" w:cs="Times New Roman"/>
                 <w:b w:val="0"/>
+                <w:color w:val="000000"/>
                 <w:sz w:val="22"/>
               </w:rPr>
               <w:t>чел.-час</w:t>
@@ -500,6 +526,7 @@
               <w:rPr>
                 <w:rFonts w:ascii="Times New Roman" w:hAnsi="Times New Roman" w:eastAsia="Times New Roman" w:cs="Times New Roman"/>
                 <w:b w:val="0"/>
+                <w:color w:val="000000"/>
                 <w:sz w:val="22"/>
               </w:rPr>
             </w:r>
@@ -519,6 +546,7 @@
               <w:rPr>
                 <w:rFonts w:ascii="Times New Roman" w:hAnsi="Times New Roman" w:eastAsia="Times New Roman" w:cs="Times New Roman"/>
                 <w:b w:val="0"/>
+                <w:color w:val="000000"/>
                 <w:sz w:val="22"/>
               </w:rPr>
             </w:r>
@@ -538,6 +566,7 @@
               <w:rPr>
                 <w:rFonts w:ascii="Times New Roman" w:hAnsi="Times New Roman" w:eastAsia="Times New Roman" w:cs="Times New Roman"/>
                 <w:b w:val="0"/>
+                <w:color w:val="000000"/>
                 <w:sz w:val="22"/>
               </w:rPr>
             </w:r>
@@ -559,6 +588,7 @@
               <w:rPr>
                 <w:rFonts w:ascii="Times New Roman" w:hAnsi="Times New Roman" w:eastAsia="Times New Roman" w:cs="Times New Roman"/>
                 <w:b w:val="0"/>
+                <w:color w:val="000000"/>
                 <w:sz w:val="22"/>
               </w:rPr>
             </w:r>
@@ -578,6 +608,7 @@
               <w:rPr>
                 <w:rFonts w:ascii="Times New Roman" w:hAnsi="Times New Roman" w:eastAsia="Times New Roman" w:cs="Times New Roman"/>
                 <w:b w:val="0"/>
+                <w:color w:val="000000"/>
                 <w:sz w:val="22"/>
               </w:rPr>
             </w:r>
@@ -597,6 +628,7 @@
               <w:rPr>
                 <w:rFonts w:ascii="Times New Roman" w:hAnsi="Times New Roman" w:eastAsia="Times New Roman" w:cs="Times New Roman"/>
                 <w:b w:val="0"/>
+                <w:color w:val="000000"/>
                 <w:sz w:val="22"/>
               </w:rPr>
               <w:t>месяц</w:t>
@@ -617,6 +649,7 @@
               <w:rPr>
                 <w:rFonts w:ascii="Times New Roman" w:hAnsi="Times New Roman" w:eastAsia="Times New Roman" w:cs="Times New Roman"/>
                 <w:b w:val="0"/>
+                <w:color w:val="000000"/>
                 <w:sz w:val="22"/>
               </w:rPr>
             </w:r>
@@ -636,6 +669,7 @@
               <w:rPr>
                 <w:rFonts w:ascii="Times New Roman" w:hAnsi="Times New Roman" w:eastAsia="Times New Roman" w:cs="Times New Roman"/>
                 <w:b w:val="0"/>
+                <w:color w:val="000000"/>
                 <w:sz w:val="22"/>
               </w:rPr>
             </w:r>
@@ -655,6 +689,7 @@
               <w:rPr>
                 <w:rFonts w:ascii="Times New Roman" w:hAnsi="Times New Roman" w:eastAsia="Times New Roman" w:cs="Times New Roman"/>
                 <w:b w:val="0"/>
+                <w:color w:val="000000"/>
                 <w:sz w:val="22"/>
               </w:rPr>
             </w:r>
@@ -676,6 +711,7 @@
               <w:rPr>
                 <w:rFonts w:ascii="Times New Roman" w:hAnsi="Times New Roman" w:eastAsia="Times New Roman" w:cs="Times New Roman"/>
                 <w:b w:val="0"/>
+                <w:color w:val="000000"/>
                 <w:sz w:val="22"/>
               </w:rPr>
             </w:r>
@@ -695,6 +731,7 @@
               <w:rPr>
                 <w:rFonts w:ascii="Times New Roman" w:hAnsi="Times New Roman" w:eastAsia="Times New Roman" w:cs="Times New Roman"/>
                 <w:b w:val="0"/>
+                <w:color w:val="000000"/>
                 <w:sz w:val="22"/>
               </w:rPr>
             </w:r>
@@ -714,6 +751,7 @@
               <w:rPr>
                 <w:rFonts w:ascii="Times New Roman" w:hAnsi="Times New Roman" w:eastAsia="Times New Roman" w:cs="Times New Roman"/>
                 <w:b w:val="0"/>
+                <w:color w:val="000000"/>
                 <w:sz w:val="22"/>
               </w:rPr>
               <w:t>шт.</w:t>
@@ -734,6 +772,7 @@
               <w:rPr>
                 <w:rFonts w:ascii="Times New Roman" w:hAnsi="Times New Roman" w:eastAsia="Times New Roman" w:cs="Times New Roman"/>
                 <w:b w:val="0"/>
+                <w:color w:val="000000"/>
                 <w:sz w:val="22"/>
               </w:rPr>
             </w:r>
@@ -753,6 +792,7 @@
               <w:rPr>
                 <w:rFonts w:ascii="Times New Roman" w:hAnsi="Times New Roman" w:eastAsia="Times New Roman" w:cs="Times New Roman"/>
                 <w:b w:val="0"/>
+                <w:color w:val="000000"/>
                 <w:sz w:val="22"/>
               </w:rPr>
             </w:r>
@@ -772,6 +812,7 @@
               <w:rPr>
                 <w:rFonts w:ascii="Times New Roman" w:hAnsi="Times New Roman" w:eastAsia="Times New Roman" w:cs="Times New Roman"/>
                 <w:b w:val="0"/>
+                <w:color w:val="000000"/>
                 <w:sz w:val="22"/>
               </w:rPr>
             </w:r>
@@ -793,6 +834,7 @@
               <w:rPr>
                 <w:rFonts w:ascii="Times New Roman" w:hAnsi="Times New Roman" w:eastAsia="Times New Roman" w:cs="Times New Roman"/>
                 <w:b w:val="0"/>
+                <w:color w:val="000000"/>
                 <w:sz w:val="22"/>
               </w:rPr>
             </w:r>
@@ -812,6 +854,7 @@
               <w:rPr>
                 <w:rFonts w:ascii="Times New Roman" w:hAnsi="Times New Roman" w:eastAsia="Times New Roman" w:cs="Times New Roman"/>
                 <w:b w:val="0"/>
+                <w:color w:val="000000"/>
                 <w:sz w:val="22"/>
               </w:rPr>
             </w:r>
@@ -831,6 +874,7 @@
               <w:rPr>
                 <w:rFonts w:ascii="Times New Roman" w:hAnsi="Times New Roman" w:eastAsia="Times New Roman" w:cs="Times New Roman"/>
                 <w:b w:val="0"/>
+                <w:color w:val="000000"/>
                 <w:sz w:val="22"/>
               </w:rPr>
               <w:t>шт.</w:t>
@@ -851,6 +895,7 @@
               <w:rPr>
                 <w:rFonts w:ascii="Times New Roman" w:hAnsi="Times New Roman" w:eastAsia="Times New Roman" w:cs="Times New Roman"/>
                 <w:b w:val="0"/>
+                <w:color w:val="000000"/>
                 <w:sz w:val="22"/>
               </w:rPr>
             </w:r>
@@ -870,6 +915,7 @@
               <w:rPr>
                 <w:rFonts w:ascii="Times New Roman" w:hAnsi="Times New Roman" w:eastAsia="Times New Roman" w:cs="Times New Roman"/>
                 <w:b w:val="0"/>
+                <w:color w:val="000000"/>
                 <w:sz w:val="22"/>
               </w:rPr>
             </w:r>
@@ -889,6 +935,7 @@
               <w:rPr>
                 <w:rFonts w:ascii="Times New Roman" w:hAnsi="Times New Roman" w:eastAsia="Times New Roman" w:cs="Times New Roman"/>
                 <w:b w:val="0"/>
+                <w:color w:val="000000"/>
                 <w:sz w:val="22"/>
               </w:rPr>
             </w:r>
@@ -910,6 +957,7 @@
               <w:rPr>
                 <w:rFonts w:ascii="Times New Roman" w:hAnsi="Times New Roman" w:eastAsia="Times New Roman" w:cs="Times New Roman"/>
                 <w:b w:val="0"/>
+                <w:color w:val="000000"/>
                 <w:sz w:val="22"/>
               </w:rPr>
               <w:t>Итого</w:t>
@@ -930,6 +978,7 @@
               <w:rPr>
                 <w:rFonts w:ascii="Times New Roman" w:hAnsi="Times New Roman" w:eastAsia="Times New Roman" w:cs="Times New Roman"/>
                 <w:b w:val="0"/>
+                <w:color w:val="000000"/>
                 <w:sz w:val="22"/>
               </w:rPr>
             </w:r>
@@ -949,6 +998,7 @@
               <w:rPr>
                 <w:rFonts w:ascii="Times New Roman" w:hAnsi="Times New Roman" w:eastAsia="Times New Roman" w:cs="Times New Roman"/>
                 <w:b w:val="0"/>
+                <w:color w:val="000000"/>
                 <w:sz w:val="22"/>
               </w:rPr>
             </w:r>
@@ -968,6 +1018,7 @@
               <w:rPr>
                 <w:rFonts w:ascii="Times New Roman" w:hAnsi="Times New Roman" w:eastAsia="Times New Roman" w:cs="Times New Roman"/>
                 <w:b w:val="0"/>
+                <w:color w:val="000000"/>
                 <w:sz w:val="22"/>
               </w:rPr>
             </w:r>
@@ -987,6 +1038,7 @@
               <w:rPr>
                 <w:rFonts w:ascii="Times New Roman" w:hAnsi="Times New Roman" w:eastAsia="Times New Roman" w:cs="Times New Roman"/>
                 <w:b w:val="0"/>
+                <w:color w:val="000000"/>
                 <w:sz w:val="22"/>
               </w:rPr>
             </w:r>
@@ -1006,6 +1058,7 @@
               <w:rPr>
                 <w:rFonts w:ascii="Times New Roman" w:hAnsi="Times New Roman" w:eastAsia="Times New Roman" w:cs="Times New Roman"/>
                 <w:b w:val="0"/>
+                <w:color w:val="000000"/>
                 <w:sz w:val="22"/>
               </w:rPr>
             </w:r>
@@ -1028,6 +1081,7 @@
           <w:rFonts w:ascii="Times New Roman" w:hAnsi="Times New Roman" w:eastAsia="Times New Roman" w:cs="Times New Roman"/>
           <w:b/>
           <w:i w:val="0"/>
+          <w:color w:val="000000"/>
           <w:sz w:val="28"/>
         </w:rPr>
         <w:t>2. Базовый бюджет и резервы</w:t>
@@ -1060,6 +1114,7 @@
               <w:rPr>
                 <w:rFonts w:ascii="Times New Roman" w:hAnsi="Times New Roman" w:eastAsia="Times New Roman" w:cs="Times New Roman"/>
                 <w:b/>
+                <w:color w:val="000000"/>
                 <w:sz w:val="22"/>
               </w:rPr>
               <w:t>Статья</w:t>
@@ -1080,6 +1135,7 @@
               <w:rPr>
                 <w:rFonts w:ascii="Times New Roman" w:hAnsi="Times New Roman" w:eastAsia="Times New Roman" w:cs="Times New Roman"/>
                 <w:b/>
+                <w:color w:val="000000"/>
                 <w:sz w:val="22"/>
               </w:rPr>
               <w:t>Сумма, руб.</w:t>
@@ -1100,6 +1156,7 @@
               <w:rPr>
                 <w:rFonts w:ascii="Times New Roman" w:hAnsi="Times New Roman" w:eastAsia="Times New Roman" w:cs="Times New Roman"/>
                 <w:b/>
+                <w:color w:val="000000"/>
                 <w:sz w:val="22"/>
               </w:rPr>
               <w:t>Доля, %</w:t>
@@ -1122,6 +1179,7 @@
               <w:rPr>
                 <w:rFonts w:ascii="Times New Roman" w:hAnsi="Times New Roman" w:eastAsia="Times New Roman" w:cs="Times New Roman"/>
                 <w:b w:val="0"/>
+                <w:color w:val="000000"/>
                 <w:sz w:val="22"/>
               </w:rPr>
               <w:t>Оплата труда</w:t>
@@ -1142,6 +1200,7 @@
               <w:rPr>
                 <w:rFonts w:ascii="Times New Roman" w:hAnsi="Times New Roman" w:eastAsia="Times New Roman" w:cs="Times New Roman"/>
                 <w:b w:val="0"/>
+                <w:color w:val="000000"/>
                 <w:sz w:val="22"/>
               </w:rPr>
             </w:r>
@@ -1161,6 +1220,7 @@
               <w:rPr>
                 <w:rFonts w:ascii="Times New Roman" w:hAnsi="Times New Roman" w:eastAsia="Times New Roman" w:cs="Times New Roman"/>
                 <w:b w:val="0"/>
+                <w:color w:val="000000"/>
                 <w:sz w:val="22"/>
               </w:rPr>
             </w:r>
@@ -1182,6 +1242,7 @@
               <w:rPr>
                 <w:rFonts w:ascii="Times New Roman" w:hAnsi="Times New Roman" w:eastAsia="Times New Roman" w:cs="Times New Roman"/>
                 <w:b w:val="0"/>
+                <w:color w:val="000000"/>
                 <w:sz w:val="22"/>
               </w:rPr>
               <w:t>Оборудование и лицензии</w:t>
@@ -1202,6 +1263,7 @@
               <w:rPr>
                 <w:rFonts w:ascii="Times New Roman" w:hAnsi="Times New Roman" w:eastAsia="Times New Roman" w:cs="Times New Roman"/>
                 <w:b w:val="0"/>
+                <w:color w:val="000000"/>
                 <w:sz w:val="22"/>
               </w:rPr>
             </w:r>
@@ -1221,6 +1283,7 @@
               <w:rPr>
                 <w:rFonts w:ascii="Times New Roman" w:hAnsi="Times New Roman" w:eastAsia="Times New Roman" w:cs="Times New Roman"/>
                 <w:b w:val="0"/>
+                <w:color w:val="000000"/>
                 <w:sz w:val="22"/>
               </w:rPr>
             </w:r>
@@ -1242,6 +1305,7 @@
               <w:rPr>
                 <w:rFonts w:ascii="Times New Roman" w:hAnsi="Times New Roman" w:eastAsia="Times New Roman" w:cs="Times New Roman"/>
                 <w:b w:val="0"/>
+                <w:color w:val="000000"/>
                 <w:sz w:val="22"/>
               </w:rPr>
               <w:t>Накладные расходы</w:t>
@@ -1262,6 +1326,7 @@
               <w:rPr>
                 <w:rFonts w:ascii="Times New Roman" w:hAnsi="Times New Roman" w:eastAsia="Times New Roman" w:cs="Times New Roman"/>
                 <w:b w:val="0"/>
+                <w:color w:val="000000"/>
                 <w:sz w:val="22"/>
               </w:rPr>
             </w:r>
@@ -1281,6 +1346,7 @@
               <w:rPr>
                 <w:rFonts w:ascii="Times New Roman" w:hAnsi="Times New Roman" w:eastAsia="Times New Roman" w:cs="Times New Roman"/>
                 <w:b w:val="0"/>
+                <w:color w:val="000000"/>
                 <w:sz w:val="22"/>
               </w:rPr>
             </w:r>
@@ -1302,6 +1368,7 @@
               <w:rPr>
                 <w:rFonts w:ascii="Times New Roman" w:hAnsi="Times New Roman" w:eastAsia="Times New Roman" w:cs="Times New Roman"/>
                 <w:b w:val="0"/>
+                <w:color w:val="000000"/>
                 <w:sz w:val="22"/>
               </w:rPr>
               <w:t>Резерв на известные риски</w:t>
@@ -1322,6 +1389,7 @@
               <w:rPr>
                 <w:rFonts w:ascii="Times New Roman" w:hAnsi="Times New Roman" w:eastAsia="Times New Roman" w:cs="Times New Roman"/>
                 <w:b w:val="0"/>
+                <w:color w:val="000000"/>
                 <w:sz w:val="22"/>
               </w:rPr>
             </w:r>
@@ -1341,6 +1409,7 @@
               <w:rPr>
                 <w:rFonts w:ascii="Times New Roman" w:hAnsi="Times New Roman" w:eastAsia="Times New Roman" w:cs="Times New Roman"/>
                 <w:b w:val="0"/>
+                <w:color w:val="000000"/>
                 <w:sz w:val="22"/>
               </w:rPr>
             </w:r>
@@ -1362,6 +1431,7 @@
               <w:rPr>
                 <w:rFonts w:ascii="Times New Roman" w:hAnsi="Times New Roman" w:eastAsia="Times New Roman" w:cs="Times New Roman"/>
                 <w:b w:val="0"/>
+                <w:color w:val="000000"/>
                 <w:sz w:val="22"/>
               </w:rPr>
               <w:t>Резерв управления</w:t>
@@ -1382,6 +1452,7 @@
               <w:rPr>
                 <w:rFonts w:ascii="Times New Roman" w:hAnsi="Times New Roman" w:eastAsia="Times New Roman" w:cs="Times New Roman"/>
                 <w:b w:val="0"/>
+                <w:color w:val="000000"/>
                 <w:sz w:val="22"/>
               </w:rPr>
             </w:r>
@@ -1401,6 +1472,7 @@
               <w:rPr>
                 <w:rFonts w:ascii="Times New Roman" w:hAnsi="Times New Roman" w:eastAsia="Times New Roman" w:cs="Times New Roman"/>
                 <w:b w:val="0"/>
+                <w:color w:val="000000"/>
                 <w:sz w:val="22"/>
               </w:rPr>
             </w:r>
@@ -1422,6 +1494,7 @@
               <w:rPr>
                 <w:rFonts w:ascii="Times New Roman" w:hAnsi="Times New Roman" w:eastAsia="Times New Roman" w:cs="Times New Roman"/>
                 <w:b w:val="0"/>
+                <w:color w:val="000000"/>
                 <w:sz w:val="22"/>
               </w:rPr>
               <w:t>Базовый бюджет</w:t>
@@ -1442,6 +1515,7 @@
               <w:rPr>
                 <w:rFonts w:ascii="Times New Roman" w:hAnsi="Times New Roman" w:eastAsia="Times New Roman" w:cs="Times New Roman"/>
                 <w:b w:val="0"/>
+                <w:color w:val="000000"/>
                 <w:sz w:val="22"/>
               </w:rPr>
             </w:r>
@@ -1461,6 +1535,7 @@
               <w:rPr>
                 <w:rFonts w:ascii="Times New Roman" w:hAnsi="Times New Roman" w:eastAsia="Times New Roman" w:cs="Times New Roman"/>
                 <w:b w:val="0"/>
+                <w:color w:val="000000"/>
                 <w:sz w:val="22"/>
               </w:rPr>
               <w:t>100</w:t>
@@ -1484,6 +1559,7 @@
           <w:rFonts w:ascii="Times New Roman" w:hAnsi="Times New Roman" w:eastAsia="Times New Roman" w:cs="Times New Roman"/>
           <w:b/>
           <w:i w:val="0"/>
+          <w:color w:val="000000"/>
           <w:sz w:val="28"/>
         </w:rPr>
         <w:t>3. Реестр рисков</w:t>
@@ -1500,6 +1576,7 @@
           <w:rFonts w:ascii="Times New Roman" w:hAnsi="Times New Roman" w:eastAsia="Times New Roman" w:cs="Times New Roman"/>
           <w:b w:val="0"/>
           <w:i w:val="0"/>
+          <w:color w:val="000000"/>
           <w:sz w:val="28"/>
         </w:rPr>
         <w:t>Вероятность и влияние оценивайте по шкале от 1 до 5. EMV считается как вероятность (0 до 1) умножить на денежное последствие.</w:t>
@@ -1538,6 +1615,7 @@
               <w:rPr>
                 <w:rFonts w:ascii="Times New Roman" w:hAnsi="Times New Roman" w:eastAsia="Times New Roman" w:cs="Times New Roman"/>
                 <w:b/>
+                <w:color w:val="000000"/>
                 <w:sz w:val="22"/>
               </w:rPr>
               <w:t>ID</w:t>
@@ -1558,6 +1636,7 @@
               <w:rPr>
                 <w:rFonts w:ascii="Times New Roman" w:hAnsi="Times New Roman" w:eastAsia="Times New Roman" w:cs="Times New Roman"/>
                 <w:b/>
+                <w:color w:val="000000"/>
                 <w:sz w:val="22"/>
               </w:rPr>
               <w:t>Причина</w:t>
@@ -1578,6 +1657,7 @@
               <w:rPr>
                 <w:rFonts w:ascii="Times New Roman" w:hAnsi="Times New Roman" w:eastAsia="Times New Roman" w:cs="Times New Roman"/>
                 <w:b/>
+                <w:color w:val="000000"/>
                 <w:sz w:val="22"/>
               </w:rPr>
               <w:t>Событие</w:t>
@@ -1598,6 +1678,7 @@
               <w:rPr>
                 <w:rFonts w:ascii="Times New Roman" w:hAnsi="Times New Roman" w:eastAsia="Times New Roman" w:cs="Times New Roman"/>
                 <w:b/>
+                <w:color w:val="000000"/>
                 <w:sz w:val="22"/>
               </w:rPr>
               <w:t>Последствие</w:t>
@@ -1618,6 +1699,7 @@
               <w:rPr>
                 <w:rFonts w:ascii="Times New Roman" w:hAnsi="Times New Roman" w:eastAsia="Times New Roman" w:cs="Times New Roman"/>
                 <w:b/>
+                <w:color w:val="000000"/>
                 <w:sz w:val="22"/>
               </w:rPr>
               <w:t>P</w:t>
@@ -1638,6 +1720,7 @@
               <w:rPr>
                 <w:rFonts w:ascii="Times New Roman" w:hAnsi="Times New Roman" w:eastAsia="Times New Roman" w:cs="Times New Roman"/>
                 <w:b/>
+                <w:color w:val="000000"/>
                 <w:sz w:val="22"/>
               </w:rPr>
               <w:t>Влияние, руб.</w:t>
@@ -1658,6 +1741,7 @@
               <w:rPr>
                 <w:rFonts w:ascii="Times New Roman" w:hAnsi="Times New Roman" w:eastAsia="Times New Roman" w:cs="Times New Roman"/>
                 <w:b/>
+                <w:color w:val="000000"/>
                 <w:sz w:val="22"/>
               </w:rPr>
               <w:t>EMV</w:t>
@@ -1678,6 +1762,7 @@
               <w:rPr>
                 <w:rFonts w:ascii="Times New Roman" w:hAnsi="Times New Roman" w:eastAsia="Times New Roman" w:cs="Times New Roman"/>
                 <w:b/>
+                <w:color w:val="000000"/>
                 <w:sz w:val="22"/>
               </w:rPr>
               <w:t>Стратегия</w:t>
@@ -1698,6 +1783,7 @@
               <w:rPr>
                 <w:rFonts w:ascii="Times New Roman" w:hAnsi="Times New Roman" w:eastAsia="Times New Roman" w:cs="Times New Roman"/>
                 <w:b/>
+                <w:color w:val="000000"/>
                 <w:sz w:val="22"/>
               </w:rPr>
               <w:t>Владелец</w:t>
@@ -1720,6 +1806,7 @@
               <w:rPr>
                 <w:rFonts w:ascii="Times New Roman" w:hAnsi="Times New Roman" w:eastAsia="Times New Roman" w:cs="Times New Roman"/>
                 <w:b w:val="0"/>
+                <w:color w:val="000000"/>
                 <w:sz w:val="22"/>
               </w:rPr>
               <w:t>R1</w:t>
@@ -1740,6 +1827,7 @@
               <w:rPr>
                 <w:rFonts w:ascii="Times New Roman" w:hAnsi="Times New Roman" w:eastAsia="Times New Roman" w:cs="Times New Roman"/>
                 <w:b w:val="0"/>
+                <w:color w:val="000000"/>
                 <w:sz w:val="22"/>
               </w:rPr>
             </w:r>
@@ -1759,6 +1847,7 @@
               <w:rPr>
                 <w:rFonts w:ascii="Times New Roman" w:hAnsi="Times New Roman" w:eastAsia="Times New Roman" w:cs="Times New Roman"/>
                 <w:b w:val="0"/>
+                <w:color w:val="000000"/>
                 <w:sz w:val="22"/>
               </w:rPr>
             </w:r>
@@ -1778,6 +1867,7 @@
               <w:rPr>
                 <w:rFonts w:ascii="Times New Roman" w:hAnsi="Times New Roman" w:eastAsia="Times New Roman" w:cs="Times New Roman"/>
                 <w:b w:val="0"/>
+                <w:color w:val="000000"/>
                 <w:sz w:val="22"/>
               </w:rPr>
             </w:r>
@@ -1797,6 +1887,7 @@
               <w:rPr>
                 <w:rFonts w:ascii="Times New Roman" w:hAnsi="Times New Roman" w:eastAsia="Times New Roman" w:cs="Times New Roman"/>
                 <w:b w:val="0"/>
+                <w:color w:val="000000"/>
                 <w:sz w:val="22"/>
               </w:rPr>
             </w:r>
@@ -1816,6 +1907,7 @@
               <w:rPr>
                 <w:rFonts w:ascii="Times New Roman" w:hAnsi="Times New Roman" w:eastAsia="Times New Roman" w:cs="Times New Roman"/>
                 <w:b w:val="0"/>
+                <w:color w:val="000000"/>
                 <w:sz w:val="22"/>
               </w:rPr>
             </w:r>
@@ -1835,6 +1927,7 @@
               <w:rPr>
                 <w:rFonts w:ascii="Times New Roman" w:hAnsi="Times New Roman" w:eastAsia="Times New Roman" w:cs="Times New Roman"/>
                 <w:b w:val="0"/>
+                <w:color w:val="000000"/>
                 <w:sz w:val="22"/>
               </w:rPr>
             </w:r>
@@ -1854,6 +1947,7 @@
               <w:rPr>
                 <w:rFonts w:ascii="Times New Roman" w:hAnsi="Times New Roman" w:eastAsia="Times New Roman" w:cs="Times New Roman"/>
                 <w:b w:val="0"/>
+                <w:color w:val="000000"/>
                 <w:sz w:val="22"/>
               </w:rPr>
             </w:r>
@@ -1873,6 +1967,7 @@
               <w:rPr>
                 <w:rFonts w:ascii="Times New Roman" w:hAnsi="Times New Roman" w:eastAsia="Times New Roman" w:cs="Times New Roman"/>
                 <w:b w:val="0"/>
+                <w:color w:val="000000"/>
                 <w:sz w:val="22"/>
               </w:rPr>
             </w:r>
@@ -1894,6 +1989,7 @@
               <w:rPr>
                 <w:rFonts w:ascii="Times New Roman" w:hAnsi="Times New Roman" w:eastAsia="Times New Roman" w:cs="Times New Roman"/>
                 <w:b w:val="0"/>
+                <w:color w:val="000000"/>
                 <w:sz w:val="22"/>
               </w:rPr>
               <w:t>R2</w:t>
@@ -1914,6 +2010,7 @@
               <w:rPr>
                 <w:rFonts w:ascii="Times New Roman" w:hAnsi="Times New Roman" w:eastAsia="Times New Roman" w:cs="Times New Roman"/>
                 <w:b w:val="0"/>
+                <w:color w:val="000000"/>
                 <w:sz w:val="22"/>
               </w:rPr>
             </w:r>
@@ -1933,6 +2030,7 @@
               <w:rPr>
                 <w:rFonts w:ascii="Times New Roman" w:hAnsi="Times New Roman" w:eastAsia="Times New Roman" w:cs="Times New Roman"/>
                 <w:b w:val="0"/>
+                <w:color w:val="000000"/>
                 <w:sz w:val="22"/>
               </w:rPr>
             </w:r>
@@ -1952,6 +2050,7 @@
               <w:rPr>
                 <w:rFonts w:ascii="Times New Roman" w:hAnsi="Times New Roman" w:eastAsia="Times New Roman" w:cs="Times New Roman"/>
                 <w:b w:val="0"/>
+                <w:color w:val="000000"/>
                 <w:sz w:val="22"/>
               </w:rPr>
             </w:r>
@@ -1971,6 +2070,7 @@
               <w:rPr>
                 <w:rFonts w:ascii="Times New Roman" w:hAnsi="Times New Roman" w:eastAsia="Times New Roman" w:cs="Times New Roman"/>
                 <w:b w:val="0"/>
+                <w:color w:val="000000"/>
                 <w:sz w:val="22"/>
               </w:rPr>
             </w:r>
@@ -1990,6 +2090,7 @@
               <w:rPr>
                 <w:rFonts w:ascii="Times New Roman" w:hAnsi="Times New Roman" w:eastAsia="Times New Roman" w:cs="Times New Roman"/>
                 <w:b w:val="0"/>
+                <w:color w:val="000000"/>
                 <w:sz w:val="22"/>
               </w:rPr>
             </w:r>
@@ -2009,6 +2110,7 @@
               <w:rPr>
                 <w:rFonts w:ascii="Times New Roman" w:hAnsi="Times New Roman" w:eastAsia="Times New Roman" w:cs="Times New Roman"/>
                 <w:b w:val="0"/>
+                <w:color w:val="000000"/>
                 <w:sz w:val="22"/>
               </w:rPr>
             </w:r>
@@ -2028,6 +2130,7 @@
               <w:rPr>
                 <w:rFonts w:ascii="Times New Roman" w:hAnsi="Times New Roman" w:eastAsia="Times New Roman" w:cs="Times New Roman"/>
                 <w:b w:val="0"/>
+                <w:color w:val="000000"/>
                 <w:sz w:val="22"/>
               </w:rPr>
             </w:r>
@@ -2047,6 +2150,7 @@
               <w:rPr>
                 <w:rFonts w:ascii="Times New Roman" w:hAnsi="Times New Roman" w:eastAsia="Times New Roman" w:cs="Times New Roman"/>
                 <w:b w:val="0"/>
+                <w:color w:val="000000"/>
                 <w:sz w:val="22"/>
               </w:rPr>
             </w:r>
@@ -2068,6 +2172,7 @@
               <w:rPr>
                 <w:rFonts w:ascii="Times New Roman" w:hAnsi="Times New Roman" w:eastAsia="Times New Roman" w:cs="Times New Roman"/>
                 <w:b w:val="0"/>
+                <w:color w:val="000000"/>
                 <w:sz w:val="22"/>
               </w:rPr>
               <w:t>R3</w:t>
@@ -2088,6 +2193,7 @@
               <w:rPr>
                 <w:rFonts w:ascii="Times New Roman" w:hAnsi="Times New Roman" w:eastAsia="Times New Roman" w:cs="Times New Roman"/>
                 <w:b w:val="0"/>
+                <w:color w:val="000000"/>
                 <w:sz w:val="22"/>
               </w:rPr>
             </w:r>
@@ -2107,6 +2213,7 @@
               <w:rPr>
                 <w:rFonts w:ascii="Times New Roman" w:hAnsi="Times New Roman" w:eastAsia="Times New Roman" w:cs="Times New Roman"/>
                 <w:b w:val="0"/>
+                <w:color w:val="000000"/>
                 <w:sz w:val="22"/>
               </w:rPr>
             </w:r>
@@ -2126,6 +2233,7 @@
               <w:rPr>
                 <w:rFonts w:ascii="Times New Roman" w:hAnsi="Times New Roman" w:eastAsia="Times New Roman" w:cs="Times New Roman"/>
                 <w:b w:val="0"/>
+                <w:color w:val="000000"/>
                 <w:sz w:val="22"/>
               </w:rPr>
             </w:r>
@@ -2145,6 +2253,7 @@
               <w:rPr>
                 <w:rFonts w:ascii="Times New Roman" w:hAnsi="Times New Roman" w:eastAsia="Times New Roman" w:cs="Times New Roman"/>
                 <w:b w:val="0"/>
+                <w:color w:val="000000"/>
                 <w:sz w:val="22"/>
               </w:rPr>
             </w:r>
@@ -2164,6 +2273,7 @@
               <w:rPr>
                 <w:rFonts w:ascii="Times New Roman" w:hAnsi="Times New Roman" w:eastAsia="Times New Roman" w:cs="Times New Roman"/>
                 <w:b w:val="0"/>
+                <w:color w:val="000000"/>
                 <w:sz w:val="22"/>
               </w:rPr>
             </w:r>
@@ -2183,6 +2293,7 @@
               <w:rPr>
                 <w:rFonts w:ascii="Times New Roman" w:hAnsi="Times New Roman" w:eastAsia="Times New Roman" w:cs="Times New Roman"/>
                 <w:b w:val="0"/>
+                <w:color w:val="000000"/>
                 <w:sz w:val="22"/>
               </w:rPr>
             </w:r>
@@ -2202,6 +2313,7 @@
               <w:rPr>
                 <w:rFonts w:ascii="Times New Roman" w:hAnsi="Times New Roman" w:eastAsia="Times New Roman" w:cs="Times New Roman"/>
                 <w:b w:val="0"/>
+                <w:color w:val="000000"/>
                 <w:sz w:val="22"/>
               </w:rPr>
             </w:r>
@@ -2221,6 +2333,7 @@
               <w:rPr>
                 <w:rFonts w:ascii="Times New Roman" w:hAnsi="Times New Roman" w:eastAsia="Times New Roman" w:cs="Times New Roman"/>
                 <w:b w:val="0"/>
+                <w:color w:val="000000"/>
                 <w:sz w:val="22"/>
               </w:rPr>
             </w:r>
@@ -2242,6 +2355,7 @@
               <w:rPr>
                 <w:rFonts w:ascii="Times New Roman" w:hAnsi="Times New Roman" w:eastAsia="Times New Roman" w:cs="Times New Roman"/>
                 <w:b w:val="0"/>
+                <w:color w:val="000000"/>
                 <w:sz w:val="22"/>
               </w:rPr>
               <w:t>R4</w:t>
@@ -2262,6 +2376,7 @@
               <w:rPr>
                 <w:rFonts w:ascii="Times New Roman" w:hAnsi="Times New Roman" w:eastAsia="Times New Roman" w:cs="Times New Roman"/>
                 <w:b w:val="0"/>
+                <w:color w:val="000000"/>
                 <w:sz w:val="22"/>
               </w:rPr>
             </w:r>
@@ -2281,6 +2396,7 @@
               <w:rPr>
                 <w:rFonts w:ascii="Times New Roman" w:hAnsi="Times New Roman" w:eastAsia="Times New Roman" w:cs="Times New Roman"/>
                 <w:b w:val="0"/>
+                <w:color w:val="000000"/>
                 <w:sz w:val="22"/>
               </w:rPr>
             </w:r>
@@ -2300,6 +2416,7 @@
               <w:rPr>
                 <w:rFonts w:ascii="Times New Roman" w:hAnsi="Times New Roman" w:eastAsia="Times New Roman" w:cs="Times New Roman"/>
                 <w:b w:val="0"/>
+                <w:color w:val="000000"/>
                 <w:sz w:val="22"/>
               </w:rPr>
             </w:r>
@@ -2319,6 +2436,7 @@
               <w:rPr>
                 <w:rFonts w:ascii="Times New Roman" w:hAnsi="Times New Roman" w:eastAsia="Times New Roman" w:cs="Times New Roman"/>
                 <w:b w:val="0"/>
+                <w:color w:val="000000"/>
                 <w:sz w:val="22"/>
               </w:rPr>
             </w:r>
@@ -2338,6 +2456,7 @@
               <w:rPr>
                 <w:rFonts w:ascii="Times New Roman" w:hAnsi="Times New Roman" w:eastAsia="Times New Roman" w:cs="Times New Roman"/>
                 <w:b w:val="0"/>
+                <w:color w:val="000000"/>
                 <w:sz w:val="22"/>
               </w:rPr>
             </w:r>
@@ -2357,6 +2476,7 @@
               <w:rPr>
                 <w:rFonts w:ascii="Times New Roman" w:hAnsi="Times New Roman" w:eastAsia="Times New Roman" w:cs="Times New Roman"/>
                 <w:b w:val="0"/>
+                <w:color w:val="000000"/>
                 <w:sz w:val="22"/>
               </w:rPr>
             </w:r>
@@ -2376,6 +2496,7 @@
               <w:rPr>
                 <w:rFonts w:ascii="Times New Roman" w:hAnsi="Times New Roman" w:eastAsia="Times New Roman" w:cs="Times New Roman"/>
                 <w:b w:val="0"/>
+                <w:color w:val="000000"/>
                 <w:sz w:val="22"/>
               </w:rPr>
             </w:r>
@@ -2395,6 +2516,7 @@
               <w:rPr>
                 <w:rFonts w:ascii="Times New Roman" w:hAnsi="Times New Roman" w:eastAsia="Times New Roman" w:cs="Times New Roman"/>
                 <w:b w:val="0"/>
+                <w:color w:val="000000"/>
                 <w:sz w:val="22"/>
               </w:rPr>
             </w:r>
@@ -2416,6 +2538,7 @@
               <w:rPr>
                 <w:rFonts w:ascii="Times New Roman" w:hAnsi="Times New Roman" w:eastAsia="Times New Roman" w:cs="Times New Roman"/>
                 <w:b w:val="0"/>
+                <w:color w:val="000000"/>
                 <w:sz w:val="22"/>
               </w:rPr>
               <w:t>R5</w:t>
@@ -2436,6 +2559,7 @@
               <w:rPr>
                 <w:rFonts w:ascii="Times New Roman" w:hAnsi="Times New Roman" w:eastAsia="Times New Roman" w:cs="Times New Roman"/>
                 <w:b w:val="0"/>
+                <w:color w:val="000000"/>
                 <w:sz w:val="22"/>
               </w:rPr>
             </w:r>
@@ -2455,6 +2579,7 @@
               <w:rPr>
                 <w:rFonts w:ascii="Times New Roman" w:hAnsi="Times New Roman" w:eastAsia="Times New Roman" w:cs="Times New Roman"/>
                 <w:b w:val="0"/>
+                <w:color w:val="000000"/>
                 <w:sz w:val="22"/>
               </w:rPr>
             </w:r>
@@ -2474,6 +2599,7 @@
               <w:rPr>
                 <w:rFonts w:ascii="Times New Roman" w:hAnsi="Times New Roman" w:eastAsia="Times New Roman" w:cs="Times New Roman"/>
                 <w:b w:val="0"/>
+                <w:color w:val="000000"/>
                 <w:sz w:val="22"/>
               </w:rPr>
             </w:r>
@@ -2493,6 +2619,7 @@
               <w:rPr>
                 <w:rFonts w:ascii="Times New Roman" w:hAnsi="Times New Roman" w:eastAsia="Times New Roman" w:cs="Times New Roman"/>
                 <w:b w:val="0"/>
+                <w:color w:val="000000"/>
                 <w:sz w:val="22"/>
               </w:rPr>
             </w:r>
@@ -2512,6 +2639,7 @@
               <w:rPr>
                 <w:rFonts w:ascii="Times New Roman" w:hAnsi="Times New Roman" w:eastAsia="Times New Roman" w:cs="Times New Roman"/>
                 <w:b w:val="0"/>
+                <w:color w:val="000000"/>
                 <w:sz w:val="22"/>
               </w:rPr>
             </w:r>
@@ -2531,6 +2659,7 @@
               <w:rPr>
                 <w:rFonts w:ascii="Times New Roman" w:hAnsi="Times New Roman" w:eastAsia="Times New Roman" w:cs="Times New Roman"/>
                 <w:b w:val="0"/>
+                <w:color w:val="000000"/>
                 <w:sz w:val="22"/>
               </w:rPr>
             </w:r>
@@ -2550,6 +2679,7 @@
               <w:rPr>
                 <w:rFonts w:ascii="Times New Roman" w:hAnsi="Times New Roman" w:eastAsia="Times New Roman" w:cs="Times New Roman"/>
                 <w:b w:val="0"/>
+                <w:color w:val="000000"/>
                 <w:sz w:val="22"/>
               </w:rPr>
             </w:r>
@@ -2569,6 +2699,7 @@
               <w:rPr>
                 <w:rFonts w:ascii="Times New Roman" w:hAnsi="Times New Roman" w:eastAsia="Times New Roman" w:cs="Times New Roman"/>
                 <w:b w:val="0"/>
+                <w:color w:val="000000"/>
                 <w:sz w:val="22"/>
               </w:rPr>
             </w:r>
@@ -2590,6 +2721,7 @@
               <w:rPr>
                 <w:rFonts w:ascii="Times New Roman" w:hAnsi="Times New Roman" w:eastAsia="Times New Roman" w:cs="Times New Roman"/>
                 <w:b w:val="0"/>
+                <w:color w:val="000000"/>
                 <w:sz w:val="22"/>
               </w:rPr>
               <w:t>R6</w:t>
@@ -2610,6 +2742,7 @@
               <w:rPr>
                 <w:rFonts w:ascii="Times New Roman" w:hAnsi="Times New Roman" w:eastAsia="Times New Roman" w:cs="Times New Roman"/>
                 <w:b w:val="0"/>
+                <w:color w:val="000000"/>
                 <w:sz w:val="22"/>
               </w:rPr>
             </w:r>
@@ -2629,6 +2762,7 @@
               <w:rPr>
                 <w:rFonts w:ascii="Times New Roman" w:hAnsi="Times New Roman" w:eastAsia="Times New Roman" w:cs="Times New Roman"/>
                 <w:b w:val="0"/>
+                <w:color w:val="000000"/>
                 <w:sz w:val="22"/>
               </w:rPr>
             </w:r>
@@ -2648,6 +2782,7 @@
               <w:rPr>
                 <w:rFonts w:ascii="Times New Roman" w:hAnsi="Times New Roman" w:eastAsia="Times New Roman" w:cs="Times New Roman"/>
                 <w:b w:val="0"/>
+                <w:color w:val="000000"/>
                 <w:sz w:val="22"/>
               </w:rPr>
             </w:r>
@@ -2667,6 +2802,7 @@
               <w:rPr>
                 <w:rFonts w:ascii="Times New Roman" w:hAnsi="Times New Roman" w:eastAsia="Times New Roman" w:cs="Times New Roman"/>
                 <w:b w:val="0"/>
+                <w:color w:val="000000"/>
                 <w:sz w:val="22"/>
               </w:rPr>
             </w:r>
@@ -2686,6 +2822,7 @@
               <w:rPr>
                 <w:rFonts w:ascii="Times New Roman" w:hAnsi="Times New Roman" w:eastAsia="Times New Roman" w:cs="Times New Roman"/>
                 <w:b w:val="0"/>
+                <w:color w:val="000000"/>
                 <w:sz w:val="22"/>
               </w:rPr>
             </w:r>
@@ -2705,6 +2842,7 @@
               <w:rPr>
                 <w:rFonts w:ascii="Times New Roman" w:hAnsi="Times New Roman" w:eastAsia="Times New Roman" w:cs="Times New Roman"/>
                 <w:b w:val="0"/>
+                <w:color w:val="000000"/>
                 <w:sz w:val="22"/>
               </w:rPr>
             </w:r>
@@ -2724,6 +2862,7 @@
               <w:rPr>
                 <w:rFonts w:ascii="Times New Roman" w:hAnsi="Times New Roman" w:eastAsia="Times New Roman" w:cs="Times New Roman"/>
                 <w:b w:val="0"/>
+                <w:color w:val="000000"/>
                 <w:sz w:val="22"/>
               </w:rPr>
             </w:r>
@@ -2743,6 +2882,7 @@
               <w:rPr>
                 <w:rFonts w:ascii="Times New Roman" w:hAnsi="Times New Roman" w:eastAsia="Times New Roman" w:cs="Times New Roman"/>
                 <w:b w:val="0"/>
+                <w:color w:val="000000"/>
                 <w:sz w:val="22"/>
               </w:rPr>
             </w:r>
@@ -2765,6 +2905,7 @@
           <w:rFonts w:ascii="Times New Roman" w:hAnsi="Times New Roman" w:eastAsia="Times New Roman" w:cs="Times New Roman"/>
           <w:b/>
           <w:i w:val="0"/>
+          <w:color w:val="000000"/>
           <w:sz w:val="28"/>
         </w:rPr>
         <w:t>4. План реагирования</w:t>
@@ -2799,6 +2940,7 @@
               <w:rPr>
                 <w:rFonts w:ascii="Times New Roman" w:hAnsi="Times New Roman" w:eastAsia="Times New Roman" w:cs="Times New Roman"/>
                 <w:b/>
+                <w:color w:val="000000"/>
                 <w:sz w:val="22"/>
               </w:rPr>
               <w:t>ID</w:t>
@@ -2819,6 +2961,7 @@
               <w:rPr>
                 <w:rFonts w:ascii="Times New Roman" w:hAnsi="Times New Roman" w:eastAsia="Times New Roman" w:cs="Times New Roman"/>
                 <w:b/>
+                <w:color w:val="000000"/>
                 <w:sz w:val="22"/>
               </w:rPr>
               <w:t>Триггер</w:t>
@@ -2839,6 +2982,7 @@
               <w:rPr>
                 <w:rFonts w:ascii="Times New Roman" w:hAnsi="Times New Roman" w:eastAsia="Times New Roman" w:cs="Times New Roman"/>
                 <w:b/>
+                <w:color w:val="000000"/>
                 <w:sz w:val="22"/>
               </w:rPr>
               <w:t>Действие</w:t>
@@ -2859,6 +3003,7 @@
               <w:rPr>
                 <w:rFonts w:ascii="Times New Roman" w:hAnsi="Times New Roman" w:eastAsia="Times New Roman" w:cs="Times New Roman"/>
                 <w:b/>
+                <w:color w:val="000000"/>
                 <w:sz w:val="22"/>
               </w:rPr>
               <w:t>Срок</w:t>
@@ -2879,6 +3024,7 @@
               <w:rPr>
                 <w:rFonts w:ascii="Times New Roman" w:hAnsi="Times New Roman" w:eastAsia="Times New Roman" w:cs="Times New Roman"/>
                 <w:b/>
+                <w:color w:val="000000"/>
                 <w:sz w:val="22"/>
               </w:rPr>
               <w:t>Ответственный</w:t>
@@ -2901,6 +3047,7 @@
               <w:rPr>
                 <w:rFonts w:ascii="Times New Roman" w:hAnsi="Times New Roman" w:eastAsia="Times New Roman" w:cs="Times New Roman"/>
                 <w:b w:val="0"/>
+                <w:color w:val="000000"/>
                 <w:sz w:val="22"/>
               </w:rPr>
               <w:t>R1</w:t>
@@ -2921,6 +3068,7 @@
               <w:rPr>
                 <w:rFonts w:ascii="Times New Roman" w:hAnsi="Times New Roman" w:eastAsia="Times New Roman" w:cs="Times New Roman"/>
                 <w:b w:val="0"/>
+                <w:color w:val="000000"/>
                 <w:sz w:val="22"/>
               </w:rPr>
             </w:r>
@@ -2940,6 +3088,7 @@
               <w:rPr>
                 <w:rFonts w:ascii="Times New Roman" w:hAnsi="Times New Roman" w:eastAsia="Times New Roman" w:cs="Times New Roman"/>
                 <w:b w:val="0"/>
+                <w:color w:val="000000"/>
                 <w:sz w:val="22"/>
               </w:rPr>
             </w:r>
@@ -2959,6 +3108,7 @@
               <w:rPr>
                 <w:rFonts w:ascii="Times New Roman" w:hAnsi="Times New Roman" w:eastAsia="Times New Roman" w:cs="Times New Roman"/>
                 <w:b w:val="0"/>
+                <w:color w:val="000000"/>
                 <w:sz w:val="22"/>
               </w:rPr>
             </w:r>
@@ -2978,6 +3128,7 @@
               <w:rPr>
                 <w:rFonts w:ascii="Times New Roman" w:hAnsi="Times New Roman" w:eastAsia="Times New Roman" w:cs="Times New Roman"/>
                 <w:b w:val="0"/>
+                <w:color w:val="000000"/>
                 <w:sz w:val="22"/>
               </w:rPr>
             </w:r>
@@ -2999,6 +3150,7 @@
               <w:rPr>
                 <w:rFonts w:ascii="Times New Roman" w:hAnsi="Times New Roman" w:eastAsia="Times New Roman" w:cs="Times New Roman"/>
                 <w:b w:val="0"/>
+                <w:color w:val="000000"/>
                 <w:sz w:val="22"/>
               </w:rPr>
               <w:t>R2</w:t>
@@ -3019,6 +3171,7 @@
               <w:rPr>
                 <w:rFonts w:ascii="Times New Roman" w:hAnsi="Times New Roman" w:eastAsia="Times New Roman" w:cs="Times New Roman"/>
                 <w:b w:val="0"/>
+                <w:color w:val="000000"/>
                 <w:sz w:val="22"/>
               </w:rPr>
             </w:r>
@@ -3038,6 +3191,7 @@
               <w:rPr>
                 <w:rFonts w:ascii="Times New Roman" w:hAnsi="Times New Roman" w:eastAsia="Times New Roman" w:cs="Times New Roman"/>
                 <w:b w:val="0"/>
+                <w:color w:val="000000"/>
                 <w:sz w:val="22"/>
               </w:rPr>
             </w:r>
@@ -3057,6 +3211,7 @@
               <w:rPr>
                 <w:rFonts w:ascii="Times New Roman" w:hAnsi="Times New Roman" w:eastAsia="Times New Roman" w:cs="Times New Roman"/>
                 <w:b w:val="0"/>
+                <w:color w:val="000000"/>
                 <w:sz w:val="22"/>
               </w:rPr>
             </w:r>
@@ -3076,6 +3231,7 @@
               <w:rPr>
                 <w:rFonts w:ascii="Times New Roman" w:hAnsi="Times New Roman" w:eastAsia="Times New Roman" w:cs="Times New Roman"/>
                 <w:b w:val="0"/>
+                <w:color w:val="000000"/>
                 <w:sz w:val="22"/>
               </w:rPr>
             </w:r>
@@ -3097,6 +3253,7 @@
               <w:rPr>
                 <w:rFonts w:ascii="Times New Roman" w:hAnsi="Times New Roman" w:eastAsia="Times New Roman" w:cs="Times New Roman"/>
                 <w:b w:val="0"/>
+                <w:color w:val="000000"/>
                 <w:sz w:val="22"/>
               </w:rPr>
               <w:t>R3</w:t>
@@ -3117,6 +3274,7 @@
               <w:rPr>
                 <w:rFonts w:ascii="Times New Roman" w:hAnsi="Times New Roman" w:eastAsia="Times New Roman" w:cs="Times New Roman"/>
                 <w:b w:val="0"/>
+                <w:color w:val="000000"/>
                 <w:sz w:val="22"/>
               </w:rPr>
             </w:r>
@@ -3136,6 +3294,7 @@
               <w:rPr>
                 <w:rFonts w:ascii="Times New Roman" w:hAnsi="Times New Roman" w:eastAsia="Times New Roman" w:cs="Times New Roman"/>
                 <w:b w:val="0"/>
+                <w:color w:val="000000"/>
                 <w:sz w:val="22"/>
               </w:rPr>
             </w:r>
@@ -3155,6 +3314,7 @@
               <w:rPr>
                 <w:rFonts w:ascii="Times New Roman" w:hAnsi="Times New Roman" w:eastAsia="Times New Roman" w:cs="Times New Roman"/>
                 <w:b w:val="0"/>
+                <w:color w:val="000000"/>
                 <w:sz w:val="22"/>
               </w:rPr>
             </w:r>
@@ -3174,6 +3334,7 @@
               <w:rPr>
                 <w:rFonts w:ascii="Times New Roman" w:hAnsi="Times New Roman" w:eastAsia="Times New Roman" w:cs="Times New Roman"/>
                 <w:b w:val="0"/>
+                <w:color w:val="000000"/>
                 <w:sz w:val="22"/>
               </w:rPr>
             </w:r>
@@ -3196,6 +3357,7 @@
           <w:rFonts w:ascii="Times New Roman" w:hAnsi="Times New Roman" w:eastAsia="Times New Roman" w:cs="Times New Roman"/>
           <w:b/>
           <w:i w:val="0"/>
+          <w:color w:val="000000"/>
           <w:sz w:val="28"/>
         </w:rPr>
         <w:t>5. Проверка бюджета</w:t>
@@ -3228,6 +3390,7 @@
               <w:rPr>
                 <w:rFonts w:ascii="Times New Roman" w:hAnsi="Times New Roman" w:eastAsia="Times New Roman" w:cs="Times New Roman"/>
                 <w:b/>
+                <w:color w:val="000000"/>
                 <w:sz w:val="22"/>
               </w:rPr>
               <w:t>Проверка</w:t>
@@ -3248,6 +3411,7 @@
               <w:rPr>
                 <w:rFonts w:ascii="Times New Roman" w:hAnsi="Times New Roman" w:eastAsia="Times New Roman" w:cs="Times New Roman"/>
                 <w:b/>
+                <w:color w:val="000000"/>
                 <w:sz w:val="22"/>
               </w:rPr>
               <w:t>Ожидание</w:t>
@@ -3268,6 +3432,7 @@
               <w:rPr>
                 <w:rFonts w:ascii="Times New Roman" w:hAnsi="Times New Roman" w:eastAsia="Times New Roman" w:cs="Times New Roman"/>
                 <w:b/>
+                <w:color w:val="000000"/>
                 <w:sz w:val="22"/>
               </w:rPr>
               <w:t>Факт</w:t>
@@ -3290,6 +3455,7 @@
               <w:rPr>
                 <w:rFonts w:ascii="Times New Roman" w:hAnsi="Times New Roman" w:eastAsia="Times New Roman" w:cs="Times New Roman"/>
                 <w:b w:val="0"/>
+                <w:color w:val="000000"/>
                 <w:sz w:val="22"/>
               </w:rPr>
               <w:t>Сумма сметы равна базовому бюджету</w:t>
@@ -3310,6 +3476,7 @@
               <w:rPr>
                 <w:rFonts w:ascii="Times New Roman" w:hAnsi="Times New Roman" w:eastAsia="Times New Roman" w:cs="Times New Roman"/>
                 <w:b w:val="0"/>
+                <w:color w:val="000000"/>
                 <w:sz w:val="22"/>
               </w:rPr>
               <w:t>да</w:t>
@@ -3330,6 +3497,7 @@
               <w:rPr>
                 <w:rFonts w:ascii="Times New Roman" w:hAnsi="Times New Roman" w:eastAsia="Times New Roman" w:cs="Times New Roman"/>
                 <w:b w:val="0"/>
+                <w:color w:val="000000"/>
                 <w:sz w:val="22"/>
               </w:rPr>
             </w:r>
@@ -3351,6 +3519,7 @@
               <w:rPr>
                 <w:rFonts w:ascii="Times New Roman" w:hAnsi="Times New Roman" w:eastAsia="Times New Roman" w:cs="Times New Roman"/>
                 <w:b w:val="0"/>
+                <w:color w:val="000000"/>
                 <w:sz w:val="22"/>
               </w:rPr>
               <w:t>Резерв на риски не меньше суммы EMV</w:t>
@@ -3371,6 +3540,7 @@
               <w:rPr>
                 <w:rFonts w:ascii="Times New Roman" w:hAnsi="Times New Roman" w:eastAsia="Times New Roman" w:cs="Times New Roman"/>
                 <w:b w:val="0"/>
+                <w:color w:val="000000"/>
                 <w:sz w:val="22"/>
               </w:rPr>
               <w:t>да</w:t>
@@ -3391,6 +3561,7 @@
               <w:rPr>
                 <w:rFonts w:ascii="Times New Roman" w:hAnsi="Times New Roman" w:eastAsia="Times New Roman" w:cs="Times New Roman"/>
                 <w:b w:val="0"/>
+                <w:color w:val="000000"/>
                 <w:sz w:val="22"/>
               </w:rPr>
             </w:r>
@@ -3412,6 +3583,7 @@
               <w:rPr>
                 <w:rFonts w:ascii="Times New Roman" w:hAnsi="Times New Roman" w:eastAsia="Times New Roman" w:cs="Times New Roman"/>
                 <w:b w:val="0"/>
+                <w:color w:val="000000"/>
                 <w:sz w:val="22"/>
               </w:rPr>
               <w:t>У каждого риска есть владелец</w:t>
@@ -3432,6 +3604,7 @@
               <w:rPr>
                 <w:rFonts w:ascii="Times New Roman" w:hAnsi="Times New Roman" w:eastAsia="Times New Roman" w:cs="Times New Roman"/>
                 <w:b w:val="0"/>
+                <w:color w:val="000000"/>
                 <w:sz w:val="22"/>
               </w:rPr>
               <w:t>да</w:t>
@@ -3452,6 +3625,7 @@
               <w:rPr>
                 <w:rFonts w:ascii="Times New Roman" w:hAnsi="Times New Roman" w:eastAsia="Times New Roman" w:cs="Times New Roman"/>
                 <w:b w:val="0"/>
+                <w:color w:val="000000"/>
                 <w:sz w:val="22"/>
               </w:rPr>
             </w:r>
@@ -3473,6 +3647,7 @@
               <w:rPr>
                 <w:rFonts w:ascii="Times New Roman" w:hAnsi="Times New Roman" w:eastAsia="Times New Roman" w:cs="Times New Roman"/>
                 <w:b w:val="0"/>
+                <w:color w:val="000000"/>
                 <w:sz w:val="22"/>
               </w:rPr>
               <w:t>Доля резерва управления не больше 10 процентов</w:t>
@@ -3493,6 +3668,7 @@
               <w:rPr>
                 <w:rFonts w:ascii="Times New Roman" w:hAnsi="Times New Roman" w:eastAsia="Times New Roman" w:cs="Times New Roman"/>
                 <w:b w:val="0"/>
+                <w:color w:val="000000"/>
                 <w:sz w:val="22"/>
               </w:rPr>
               <w:t>да</w:t>
@@ -3513,6 +3689,7 @@
               <w:rPr>
                 <w:rFonts w:ascii="Times New Roman" w:hAnsi="Times New Roman" w:eastAsia="Times New Roman" w:cs="Times New Roman"/>
                 <w:b w:val="0"/>
+                <w:color w:val="000000"/>
                 <w:sz w:val="22"/>
               </w:rPr>
             </w:r>
@@ -3535,6 +3712,7 @@
           <w:rFonts w:ascii="Times New Roman" w:hAnsi="Times New Roman" w:eastAsia="Times New Roman" w:cs="Times New Roman"/>
           <w:b w:val="0"/>
           <w:i w:val="0"/>
+          <w:color w:val="000000"/>
           <w:sz w:val="28"/>
         </w:rPr>
         <w:t>Контрольные вопросы</w:t>
@@ -3551,6 +3729,7 @@
           <w:rFonts w:ascii="Times New Roman" w:hAnsi="Times New Roman" w:eastAsia="Times New Roman" w:cs="Times New Roman"/>
           <w:b w:val="0"/>
           <w:i w:val="0"/>
+          <w:color w:val="000000"/>
           <w:sz w:val="28"/>
         </w:rPr>
         <w:t>1. Чем резерв на известные риски отличается от резерва управления?</w:t>
@@ -3567,6 +3746,7 @@
           <w:rFonts w:ascii="Times New Roman" w:hAnsi="Times New Roman" w:eastAsia="Times New Roman" w:cs="Times New Roman"/>
           <w:b w:val="0"/>
           <w:i w:val="0"/>
+          <w:color w:val="000000"/>
           <w:sz w:val="28"/>
         </w:rPr>
         <w:t>2. Почему EMV не равен реальному убытку?</w:t>
@@ -3583,6 +3763,7 @@
           <w:rFonts w:ascii="Times New Roman" w:hAnsi="Times New Roman" w:eastAsia="Times New Roman" w:cs="Times New Roman"/>
           <w:b w:val="0"/>
           <w:i w:val="0"/>
+          <w:color w:val="000000"/>
           <w:sz w:val="28"/>
         </w:rPr>
         <w:t>3. Какую стратегию выбрать, если риск вне зоны влияния команды?</w:t>
@@ -3599,6 +3780,7 @@
           <w:rFonts w:ascii="Times New Roman" w:hAnsi="Times New Roman" w:eastAsia="Times New Roman" w:cs="Times New Roman"/>
           <w:b w:val="0"/>
           <w:i w:val="0"/>
+          <w:color w:val="000000"/>
           <w:sz w:val="28"/>
         </w:rPr>
         <w:t>4. Что происходит с бюджетом, когда риск реализовался?</w:t>
@@ -3615,6 +3797,7 @@
           <w:rFonts w:ascii="Times New Roman" w:hAnsi="Times New Roman" w:eastAsia="Times New Roman" w:cs="Times New Roman"/>
           <w:b w:val="0"/>
           <w:i w:val="0"/>
+          <w:color w:val="000000"/>
           <w:sz w:val="28"/>
         </w:rPr>
         <w:t>5. Почему смета снизу вверх точнее процента от прошлого проекта?</w:t>
@@ -3635,6 +3818,7 @@
           <w:rFonts w:ascii="Times New Roman" w:hAnsi="Times New Roman" w:eastAsia="Times New Roman" w:cs="Times New Roman"/>
           <w:b w:val="0"/>
           <w:i w:val="0"/>
+          <w:color w:val="000000"/>
           <w:sz w:val="28"/>
         </w:rPr>
         <w:t>Критерии оценки</w:t>
@@ -3666,6 +3850,7 @@
               <w:rPr>
                 <w:rFonts w:ascii="Times New Roman" w:hAnsi="Times New Roman" w:eastAsia="Times New Roman" w:cs="Times New Roman"/>
                 <w:b/>
+                <w:color w:val="000000"/>
                 <w:sz w:val="22"/>
               </w:rPr>
               <w:t>Балл</w:t>
@@ -3686,6 +3871,7 @@
               <w:rPr>
                 <w:rFonts w:ascii="Times New Roman" w:hAnsi="Times New Roman" w:eastAsia="Times New Roman" w:cs="Times New Roman"/>
                 <w:b/>
+                <w:color w:val="000000"/>
                 <w:sz w:val="22"/>
               </w:rPr>
               <w:t>Что должно быть сделано</w:t>
@@ -3708,6 +3894,7 @@
               <w:rPr>
                 <w:rFonts w:ascii="Times New Roman" w:hAnsi="Times New Roman" w:eastAsia="Times New Roman" w:cs="Times New Roman"/>
                 <w:b w:val="0"/>
+                <w:color w:val="000000"/>
                 <w:sz w:val="22"/>
               </w:rPr>
               <w:t>5</w:t>
@@ -3728,6 +3915,7 @@
               <w:rPr>
                 <w:rFonts w:ascii="Times New Roman" w:hAnsi="Times New Roman" w:eastAsia="Times New Roman" w:cs="Times New Roman"/>
                 <w:b w:val="0"/>
+                <w:color w:val="000000"/>
                 <w:sz w:val="22"/>
               </w:rPr>
               <w:t>Смета по пакетам, бюджет сходится, шесть рисков с EMV и владельцами, у трёх есть триггеры, проверки заполнены.</w:t>
@@ -3750,6 +3938,7 @@
               <w:rPr>
                 <w:rFonts w:ascii="Times New Roman" w:hAnsi="Times New Roman" w:eastAsia="Times New Roman" w:cs="Times New Roman"/>
                 <w:b w:val="0"/>
+                <w:color w:val="000000"/>
                 <w:sz w:val="22"/>
               </w:rPr>
               <w:t>4</w:t>
@@ -3770,6 +3959,7 @@
               <w:rPr>
                 <w:rFonts w:ascii="Times New Roman" w:hAnsi="Times New Roman" w:eastAsia="Times New Roman" w:cs="Times New Roman"/>
                 <w:b w:val="0"/>
+                <w:color w:val="000000"/>
                 <w:sz w:val="22"/>
               </w:rPr>
               <w:t>Смета и бюджет верны, реестр рисков неполный или EMV посчитан с ошибкой.</w:t>
@@ -3792,6 +3982,7 @@
               <w:rPr>
                 <w:rFonts w:ascii="Times New Roman" w:hAnsi="Times New Roman" w:eastAsia="Times New Roman" w:cs="Times New Roman"/>
                 <w:b w:val="0"/>
+                <w:color w:val="000000"/>
                 <w:sz w:val="22"/>
               </w:rPr>
               <w:t>3</w:t>
@@ -3812,6 +4003,7 @@
               <w:rPr>
                 <w:rFonts w:ascii="Times New Roman" w:hAnsi="Times New Roman" w:eastAsia="Times New Roman" w:cs="Times New Roman"/>
                 <w:b w:val="0"/>
+                <w:color w:val="000000"/>
                 <w:sz w:val="22"/>
               </w:rPr>
               <w:t>Бюджет собран, риски описаны без количественной оценки.</w:t>
@@ -3835,6 +4027,7 @@
           <w:rFonts w:ascii="Times New Roman" w:hAnsi="Times New Roman" w:eastAsia="Times New Roman" w:cs="Times New Roman"/>
           <w:b w:val="0"/>
           <w:i w:val="0"/>
+          <w:color w:val="000000"/>
           <w:sz w:val="28"/>
         </w:rPr>
         <w:t>Вывод</w:t>
@@ -3851,9 +4044,9 @@
           <w:rFonts w:ascii="Times New Roman" w:hAnsi="Times New Roman" w:eastAsia="Times New Roman" w:cs="Times New Roman"/>
           <w:b w:val="0"/>
           <w:i w:val="0"/>
+          <w:color w:val="000000"/>
           <w:sz w:val="28"/>
         </w:rPr>
-        <w:t>________________________________________________________________________</w:t>
       </w:r>
     </w:p>
     <w:p>
@@ -3867,9 +4060,9 @@
           <w:rFonts w:ascii="Times New Roman" w:hAnsi="Times New Roman" w:eastAsia="Times New Roman" w:cs="Times New Roman"/>
           <w:b w:val="0"/>
           <w:i w:val="0"/>
+          <w:color w:val="000000"/>
           <w:sz w:val="28"/>
         </w:rPr>
-        <w:t>________________________________________________________________________</w:t>
       </w:r>
     </w:p>
     <w:p>
@@ -3883,9 +4076,9 @@
           <w:rFonts w:ascii="Times New Roman" w:hAnsi="Times New Roman" w:eastAsia="Times New Roman" w:cs="Times New Roman"/>
           <w:b w:val="0"/>
           <w:i w:val="0"/>
+          <w:color w:val="000000"/>
           <w:sz w:val="28"/>
         </w:rPr>
-        <w:t>________________________________________________________________________</w:t>
       </w:r>
     </w:p>
     <w:sectPr>
@@ -4268,6 +4461,7 @@
     </w:pPr>
     <w:rPr>
       <w:rFonts w:ascii="Times New Roman" w:hAnsi="Times New Roman" w:eastAsia="Times New Roman" w:cs="Times New Roman"/>
+      <w:color w:val="000000"/>
       <w:sz w:val="28"/>
     </w:rPr>
   </w:style>
@@ -4335,7 +4529,7 @@
       <w:rFonts w:asciiTheme="majorHAnsi" w:eastAsiaTheme="majorEastAsia" w:hAnsiTheme="majorHAnsi" w:cstheme="majorBidi" w:ascii="Times New Roman" w:hAnsi="Times New Roman" w:eastAsia="Times New Roman" w:cs="Times New Roman"/>
       <w:b w:val="0"/>
       <w:bCs/>
-      <w:color w:val="365F91" w:themeColor="accent1" w:themeShade="BF"/>
+      <w:color w:val="000000"/>
       <w:sz w:val="28"/>
       <w:szCs w:val="28"/>
     </w:rPr>
@@ -4361,7 +4555,7 @@
       <w:rFonts w:asciiTheme="majorHAnsi" w:eastAsiaTheme="majorEastAsia" w:hAnsiTheme="majorHAnsi" w:cstheme="majorBidi" w:ascii="Times New Roman" w:hAnsi="Times New Roman" w:eastAsia="Times New Roman" w:cs="Times New Roman"/>
       <w:b/>
       <w:bCs/>
-      <w:color w:val="4F81BD" w:themeColor="accent1"/>
+      <w:color w:val="000000"/>
       <w:sz w:val="28"/>
       <w:szCs w:val="26"/>
     </w:rPr>
@@ -4698,6 +4892,7 @@
     </w:pPr>
     <w:rPr>
       <w:rFonts w:ascii="Times New Roman" w:hAnsi="Times New Roman" w:eastAsia="Times New Roman" w:cs="Times New Roman"/>
+      <w:color w:val="000000"/>
       <w:sz w:val="28"/>
     </w:rPr>
   </w:style>
